--- a/NCKU/碩一下/Categorical data analysis/Summary Notes/Chapter 5.docx
+++ b/NCKU/碩一下/Categorical data analysis/Summary Notes/Chapter 5.docx
@@ -1692,7 +1692,7 @@
       <w:pPr>
         <w:ind w:firstLine="480"/>
         <w:rPr>
-          <w:rFonts w:eastAsiaTheme="minorEastAsia" w:hint="eastAsia"/>
+          <w:rFonts w:eastAsiaTheme="minorEastAsia"/>
         </w:rPr>
       </w:pPr>
     </w:p>
@@ -1741,9 +1741,6 @@
     <w:p>
       <w:pPr>
         <w:ind w:firstLine="480"/>
-        <w:rPr>
-          <w:rFonts w:hint="eastAsia"/>
-        </w:rPr>
       </w:pPr>
       <w:r>
         <w:rPr>
@@ -2180,10 +2177,7 @@
         <w:t xml:space="preserve">Some </w:t>
       </w:r>
       <w:r>
-        <w:t>criteria</w:t>
-      </w:r>
-      <w:r>
-        <w:t xml:space="preserve"> besides significance tests can help select a good model.</w:t>
+        <w:t>criteria besides significance tests can help select a good model.</w:t>
       </w:r>
       <w:r>
         <w:rPr>
@@ -2278,25 +2272,7 @@
                 <w:rPr>
                   <w:rFonts w:ascii="Cambria Math" w:hAnsi="Cambria Math"/>
                 </w:rPr>
-                <m:t xml:space="preserve">number </m:t>
-              </m:r>
-              <m:r>
-                <m:rPr>
-                  <m:sty m:val="p"/>
-                </m:rPr>
-                <w:rPr>
-                  <w:rFonts w:ascii="Cambria Math" w:hAnsi="Cambria Math"/>
-                </w:rPr>
-                <m:t>o</m:t>
-              </m:r>
-              <m:r>
-                <m:rPr>
-                  <m:sty m:val="p"/>
-                </m:rPr>
-                <w:rPr>
-                  <w:rFonts w:ascii="Cambria Math" w:hAnsi="Cambria Math"/>
-                </w:rPr>
-                <m:t>f parameters in model</m:t>
+                <m:t>number of parameters in model</m:t>
               </m:r>
             </m:e>
           </m:d>
@@ -2343,6 +2319,9 @@
     </w:p>
     <w:p>
       <w:r>
+        <w:rPr>
+          <w:noProof/>
+        </w:rPr>
         <w:drawing>
           <wp:inline distT="0" distB="0" distL="0" distR="0" wp14:anchorId="40C33945" wp14:editId="4191A224">
             <wp:extent cx="5274310" cy="1327150"/>
@@ -2449,7 +2428,13 @@
         <w:t xml:space="preserve">. </w:t>
       </w:r>
       <w:r>
-        <w:t>Of models using some or all of the three basic explanatory variables, AIC is smallest for that model.</w:t>
+        <w:t xml:space="preserve">Of models using some or </w:t>
+      </w:r>
+      <w:r>
+        <w:t>all</w:t>
+      </w:r>
+      <w:r>
+        <w:t xml:space="preserve"> the three basic explanatory variables, AIC is smallest for that model.</w:t>
       </w:r>
     </w:p>
     <w:p>
@@ -2610,6 +2595,9 @@
     </w:p>
     <w:p>
       <w:r>
+        <w:rPr>
+          <w:noProof/>
+        </w:rPr>
         <w:drawing>
           <wp:inline distT="0" distB="0" distL="0" distR="0" wp14:anchorId="4955162E" wp14:editId="1FD37A70">
             <wp:extent cx="5274310" cy="2355850"/>
@@ -2657,6 +2645,9 @@
     </w:p>
     <w:p>
       <w:r>
+        <w:rPr>
+          <w:noProof/>
+        </w:rPr>
         <w:drawing>
           <wp:inline distT="0" distB="0" distL="0" distR="0" wp14:anchorId="42C52B81" wp14:editId="34F434BF">
             <wp:extent cx="5274310" cy="2365375"/>
@@ -2696,20 +2687,77 @@
     </w:p>
     <w:p>
       <w:pPr>
-        <w:rPr>
-          <w:rFonts w:hint="eastAsia"/>
-        </w:rPr>
+        <w:ind w:firstLine="480"/>
       </w:pPr>
       <w:r>
-        <w:t xml:space="preserve">Alternatively, we can use model averaging to combine results from several models that seem similar in quality according to an index such as AIC. This is beyond our scope. See Burnham and Anderson (2003) for details about AIC and related indices and model averaging. They recommend using a bias-corrected version </w:t>
-      </w:r>
-      <w:proofErr w:type="spellStart"/>
-      <w:r>
-        <w:t>AICc</w:t>
-      </w:r>
-      <w:proofErr w:type="spellEnd"/>
-      <w:r>
-        <w:t xml:space="preserve"> when the number of parameters is relatively large. An alternative criterion, called BIC, replaces 2 by log(n) in the penalty multiple of the number of parameters. Designed to select the “correct” model as n gets very large, this index penalizes more strongly for having many parameters. Minimizing it can yield a more parsimonious model. When n is quite large, this is useful, because models can</w:t>
+        <w:t xml:space="preserve">An alternative criterion, called BIC, replaces </w:t>
+      </w:r>
+      <m:oMath>
+        <m:r>
+          <w:rPr>
+            <w:rFonts w:ascii="Cambria Math" w:hAnsi="Cambria Math"/>
+          </w:rPr>
+          <m:t>2</m:t>
+        </m:r>
+      </m:oMath>
+      <w:r>
+        <w:t xml:space="preserve"> by </w:t>
+      </w:r>
+      <m:oMath>
+        <m:func>
+          <m:funcPr>
+            <m:ctrlPr>
+              <w:rPr>
+                <w:rFonts w:ascii="Cambria Math" w:hAnsi="Cambria Math"/>
+                <w:i/>
+              </w:rPr>
+            </m:ctrlPr>
+          </m:funcPr>
+          <m:fName>
+            <m:r>
+              <m:rPr>
+                <m:sty m:val="p"/>
+              </m:rPr>
+              <w:rPr>
+                <w:rFonts w:ascii="Cambria Math" w:hAnsi="Cambria Math"/>
+              </w:rPr>
+              <m:t>log</m:t>
+            </m:r>
+          </m:fName>
+          <m:e>
+            <m:r>
+              <w:rPr>
+                <w:rFonts w:ascii="Cambria Math" w:hAnsi="Cambria Math"/>
+              </w:rPr>
+              <m:t>(n)</m:t>
+            </m:r>
+          </m:e>
+        </m:func>
+      </m:oMath>
+      <w:r>
+        <w:t xml:space="preserve"> in the penalty multiple of the number of parameters. Designed to select the “correct” model as </w:t>
+      </w:r>
+      <m:oMath>
+        <m:r>
+          <w:rPr>
+            <w:rFonts w:ascii="Cambria Math" w:hAnsi="Cambria Math"/>
+          </w:rPr>
+          <m:t>n</m:t>
+        </m:r>
+      </m:oMath>
+      <w:r>
+        <w:t xml:space="preserve"> gets very large, this index penalizes more strongly for having many parameters. Minimizing it can yield a more parsimonious model. When </w:t>
+      </w:r>
+      <m:oMath>
+        <m:r>
+          <w:rPr>
+            <w:rFonts w:ascii="Cambria Math" w:hAnsi="Cambria Math"/>
+          </w:rPr>
+          <m:t>n</m:t>
+        </m:r>
+      </m:oMath>
+      <w:r>
+        <w:t xml:space="preserve"> is quite large, this is useful, because models can</w:t>
       </w:r>
       <w:r>
         <w:rPr>
@@ -2720,6 +2768,999 @@
       <w:r>
         <w:t>then more easily have effects that are statistically significant but not practically significant. For the horseshoe crab data, all these criteria select the same model.</w:t>
       </w:r>
+    </w:p>
+    <w:p/>
+    <w:p>
+      <w:pPr>
+        <w:rPr>
+          <w:b/>
+          <w:bCs/>
+          <w:sz w:val="28"/>
+          <w:szCs w:val="24"/>
+        </w:rPr>
+      </w:pPr>
+      <w:r>
+        <w:rPr>
+          <w:rFonts w:hint="eastAsia"/>
+          <w:b/>
+          <w:bCs/>
+          <w:sz w:val="28"/>
+          <w:szCs w:val="24"/>
+        </w:rPr>
+        <w:t>5.2 Model Checking</w:t>
+      </w:r>
+    </w:p>
+    <w:p>
+      <w:pPr>
+        <w:rPr>
+          <w:b/>
+          <w:bCs/>
+        </w:rPr>
+      </w:pPr>
+      <w:r>
+        <w:rPr>
+          <w:rFonts w:hint="eastAsia"/>
+          <w:b/>
+          <w:bCs/>
+        </w:rPr>
+        <w:t xml:space="preserve">5.2.1 </w:t>
+      </w:r>
+      <w:r>
+        <w:rPr>
+          <w:b/>
+          <w:bCs/>
+        </w:rPr>
+        <w:t xml:space="preserve">Goodness of Fit: Model </w:t>
+      </w:r>
+      <w:r>
+        <w:rPr>
+          <w:rFonts w:hint="eastAsia"/>
+          <w:b/>
+          <w:bCs/>
+        </w:rPr>
+        <w:t>c</w:t>
+      </w:r>
+      <w:r>
+        <w:rPr>
+          <w:b/>
+          <w:bCs/>
+        </w:rPr>
+        <w:t xml:space="preserve">omparison </w:t>
+      </w:r>
+      <w:r>
+        <w:rPr>
+          <w:rFonts w:hint="eastAsia"/>
+          <w:b/>
+          <w:bCs/>
+        </w:rPr>
+        <w:t>u</w:t>
+      </w:r>
+      <w:r>
+        <w:rPr>
+          <w:b/>
+          <w:bCs/>
+        </w:rPr>
+        <w:t xml:space="preserve">sing the </w:t>
+      </w:r>
+      <w:r>
+        <w:rPr>
+          <w:rFonts w:hint="eastAsia"/>
+          <w:b/>
+          <w:bCs/>
+        </w:rPr>
+        <w:t>d</w:t>
+      </w:r>
+      <w:r>
+        <w:rPr>
+          <w:b/>
+          <w:bCs/>
+        </w:rPr>
+        <w:t>eviance</w:t>
+      </w:r>
+    </w:p>
+    <w:p>
+      <w:pPr>
+        <w:ind w:firstLine="480"/>
+      </w:pPr>
+      <w:r>
+        <w:t xml:space="preserve">One way to detect lack of fit uses a likelihood-ratio test to compare the tentatively chosen model to more complex ones. Models with multiple predictors </w:t>
+      </w:r>
+      <w:r>
+        <w:lastRenderedPageBreak/>
+        <w:t xml:space="preserve">would consider interaction terms. If more complex models do not fit better, this provides some assurance that a chosen model is adequate. For example, suppose that you get a small P-value by adding a set of interaction terms, but the multiple correlation measure R increases only from 0.455 to 0.463 and AIC decreases only slightly. Then, you may be better off without the extra terms, because of the simpler interpretation. Statistical significance </w:t>
+      </w:r>
+      <w:proofErr w:type="gramStart"/>
+      <w:r>
+        <w:rPr>
+          <w:rFonts w:hint="eastAsia"/>
+        </w:rPr>
+        <w:t>do</w:t>
+      </w:r>
+      <w:proofErr w:type="gramEnd"/>
+      <w:r>
+        <w:t xml:space="preserve"> not imply practical significance, especially with large </w:t>
+      </w:r>
+      <m:oMath>
+        <m:r>
+          <w:rPr>
+            <w:rFonts w:ascii="Cambria Math" w:hAnsi="Cambria Math"/>
+          </w:rPr>
+          <m:t>n</m:t>
+        </m:r>
+      </m:oMath>
+      <w:r>
+        <w:t>.</w:t>
+      </w:r>
+    </w:p>
+    <w:p>
+      <w:pPr>
+        <w:ind w:firstLine="480"/>
+      </w:pPr>
+      <w:r>
+        <w:t>A</w:t>
+      </w:r>
+      <w:r>
+        <w:rPr>
+          <w:rFonts w:hint="eastAsia"/>
+        </w:rPr>
+        <w:t xml:space="preserve"> </w:t>
+      </w:r>
+      <w:r>
+        <w:t>more</w:t>
+      </w:r>
+      <w:r>
+        <w:rPr>
+          <w:rFonts w:hint="eastAsia"/>
+        </w:rPr>
+        <w:t xml:space="preserve"> </w:t>
+      </w:r>
+      <w:r>
+        <w:t>general</w:t>
+      </w:r>
+      <w:r>
+        <w:rPr>
+          <w:rFonts w:hint="eastAsia"/>
+        </w:rPr>
+        <w:t xml:space="preserve"> </w:t>
+      </w:r>
+      <w:r>
+        <w:t>way</w:t>
+      </w:r>
+      <w:r>
+        <w:rPr>
+          <w:rFonts w:hint="eastAsia"/>
+        </w:rPr>
+        <w:t xml:space="preserve"> </w:t>
+      </w:r>
+      <w:r>
+        <w:t>to</w:t>
+      </w:r>
+      <w:r>
+        <w:rPr>
+          <w:rFonts w:hint="eastAsia"/>
+        </w:rPr>
+        <w:t xml:space="preserve"> </w:t>
+      </w:r>
+      <w:r>
+        <w:t>detect</w:t>
+      </w:r>
+      <w:r>
+        <w:rPr>
+          <w:rFonts w:hint="eastAsia"/>
+        </w:rPr>
+        <w:t xml:space="preserve"> </w:t>
+      </w:r>
+      <w:r>
+        <w:t>lack</w:t>
+      </w:r>
+      <w:r>
+        <w:rPr>
+          <w:rFonts w:hint="eastAsia"/>
+        </w:rPr>
+        <w:t xml:space="preserve"> </w:t>
+      </w:r>
+      <w:r>
+        <w:t>of</w:t>
+      </w:r>
+      <w:r>
+        <w:rPr>
+          <w:rFonts w:hint="eastAsia"/>
+        </w:rPr>
+        <w:t xml:space="preserve"> </w:t>
+      </w:r>
+      <w:r>
+        <w:t>fit</w:t>
+      </w:r>
+      <w:r>
+        <w:rPr>
+          <w:rFonts w:hint="eastAsia"/>
+        </w:rPr>
+        <w:t xml:space="preserve"> </w:t>
+      </w:r>
+      <w:r>
+        <w:t>searches</w:t>
+      </w:r>
+      <w:r>
+        <w:rPr>
+          <w:rFonts w:hint="eastAsia"/>
+        </w:rPr>
+        <w:t xml:space="preserve"> </w:t>
+      </w:r>
+      <w:r>
+        <w:t>for</w:t>
+      </w:r>
+      <w:r>
+        <w:rPr>
+          <w:rFonts w:hint="eastAsia"/>
+        </w:rPr>
+        <w:t xml:space="preserve"> </w:t>
+      </w:r>
+      <w:r>
+        <w:t>any</w:t>
+      </w:r>
+      <w:r>
+        <w:rPr>
+          <w:rFonts w:hint="eastAsia"/>
+        </w:rPr>
+        <w:t xml:space="preserve"> </w:t>
+      </w:r>
+      <w:r>
+        <w:t>way</w:t>
+      </w:r>
+      <w:r>
+        <w:rPr>
+          <w:rFonts w:hint="eastAsia"/>
+        </w:rPr>
+        <w:t xml:space="preserve"> </w:t>
+      </w:r>
+      <w:r>
+        <w:t>the</w:t>
+      </w:r>
+      <w:r>
+        <w:rPr>
+          <w:rFonts w:hint="eastAsia"/>
+        </w:rPr>
+        <w:t xml:space="preserve"> </w:t>
+      </w:r>
+      <w:r>
+        <w:t>model</w:t>
+      </w:r>
+      <w:r>
+        <w:rPr>
+          <w:rFonts w:hint="eastAsia"/>
+        </w:rPr>
+        <w:t xml:space="preserve"> </w:t>
+      </w:r>
+      <w:r>
+        <w:t>fails.</w:t>
+      </w:r>
+      <w:r>
+        <w:rPr>
+          <w:rFonts w:hint="eastAsia"/>
+        </w:rPr>
+        <w:t xml:space="preserve"> </w:t>
+      </w:r>
+      <w:r>
+        <w:t>A</w:t>
+      </w:r>
+      <w:r>
+        <w:rPr>
+          <w:rFonts w:hint="eastAsia"/>
+        </w:rPr>
+        <w:t xml:space="preserve"> </w:t>
+      </w:r>
+      <w:r>
+        <w:t>goodness of-fit test compares the model fitted values to the observed responses. This approach regards the data as representing the fit of the saturated model, which has a separate parameter for each observation. In testing fit, we test whether all parameters that are in the saturated model but not in the working model equal zero. The likelihood-ratio statistic for this test is the residual deviance of the model. In certain cases, this test statistic has a large-sample chi-squared null distribution.</w:t>
+      </w:r>
+    </w:p>
+    <w:p>
+      <w:pPr>
+        <w:ind w:firstLine="480"/>
+      </w:pPr>
+      <w:r>
+        <w:t xml:space="preserve">When the explanatory variables are solely categorical, we can summarize the data by the grouped-data format of counts in a contingency table. For the </w:t>
+      </w:r>
+      <m:oMath>
+        <m:sSub>
+          <m:sSubPr>
+            <m:ctrlPr>
+              <w:rPr>
+                <w:rFonts w:ascii="Cambria Math" w:hAnsi="Cambria Math"/>
+                <w:i/>
+              </w:rPr>
+            </m:ctrlPr>
+          </m:sSubPr>
+          <m:e>
+            <m:r>
+              <w:rPr>
+                <w:rFonts w:ascii="Cambria Math" w:hAnsi="Cambria Math"/>
+              </w:rPr>
+              <m:t>n</m:t>
+            </m:r>
+          </m:e>
+          <m:sub>
+            <m:r>
+              <w:rPr>
+                <w:rFonts w:ascii="Cambria Math" w:hAnsi="Cambria Math"/>
+              </w:rPr>
+              <m:t>i</m:t>
+            </m:r>
+          </m:sub>
+        </m:sSub>
+      </m:oMath>
+      <w:r>
+        <w:t xml:space="preserve"> subjects at setting </w:t>
+      </w:r>
+      <m:oMath>
+        <m:r>
+          <w:rPr>
+            <w:rFonts w:ascii="Cambria Math" w:hAnsi="Cambria Math"/>
+          </w:rPr>
+          <m:t>i</m:t>
+        </m:r>
+      </m:oMath>
+      <w:r>
+        <w:t xml:space="preserve"> of the explanatory variables, let</w:t>
+      </w:r>
+      <w:r>
+        <w:rPr>
+          <w:rFonts w:hint="eastAsia"/>
+        </w:rPr>
+        <w:t xml:space="preserve">  </w:t>
+      </w:r>
+      <m:oMath>
+        <m:sSub>
+          <m:sSubPr>
+            <m:ctrlPr>
+              <w:rPr>
+                <w:rFonts w:ascii="Cambria Math" w:hAnsi="Cambria Math"/>
+                <w:i/>
+              </w:rPr>
+            </m:ctrlPr>
+          </m:sSubPr>
+          <m:e>
+            <m:acc>
+              <m:accPr>
+                <m:ctrlPr>
+                  <w:rPr>
+                    <w:rFonts w:ascii="Cambria Math" w:hAnsi="Cambria Math"/>
+                    <w:i/>
+                  </w:rPr>
+                </m:ctrlPr>
+              </m:accPr>
+              <m:e>
+                <m:r>
+                  <w:rPr>
+                    <w:rFonts w:ascii="Cambria Math" w:hAnsi="Cambria Math"/>
+                  </w:rPr>
+                  <m:t>π</m:t>
+                </m:r>
+              </m:e>
+            </m:acc>
+          </m:e>
+          <m:sub>
+            <m:r>
+              <w:rPr>
+                <w:rFonts w:ascii="Cambria Math" w:hAnsi="Cambria Math"/>
+              </w:rPr>
+              <m:t>i</m:t>
+            </m:r>
+          </m:sub>
+        </m:sSub>
+      </m:oMath>
+      <w:r>
+        <w:t xml:space="preserve"> denote the estimated probability of success for the model fit. Then, the estimated binomial mean </w:t>
+      </w:r>
+      <m:oMath>
+        <m:sSub>
+          <m:sSubPr>
+            <m:ctrlPr>
+              <w:rPr>
+                <w:rFonts w:ascii="Cambria Math" w:hAnsi="Cambria Math"/>
+                <w:i/>
+              </w:rPr>
+            </m:ctrlPr>
+          </m:sSubPr>
+          <m:e>
+            <m:r>
+              <w:rPr>
+                <w:rFonts w:ascii="Cambria Math" w:hAnsi="Cambria Math"/>
+              </w:rPr>
+              <m:t>n</m:t>
+            </m:r>
+          </m:e>
+          <m:sub>
+            <m:r>
+              <w:rPr>
+                <w:rFonts w:ascii="Cambria Math" w:hAnsi="Cambria Math"/>
+              </w:rPr>
+              <m:t>i</m:t>
+            </m:r>
+          </m:sub>
+        </m:sSub>
+        <m:sSub>
+          <m:sSubPr>
+            <m:ctrlPr>
+              <w:rPr>
+                <w:rFonts w:ascii="Cambria Math" w:hAnsi="Cambria Math"/>
+                <w:i/>
+              </w:rPr>
+            </m:ctrlPr>
+          </m:sSubPr>
+          <m:e>
+            <m:acc>
+              <m:accPr>
+                <m:ctrlPr>
+                  <w:rPr>
+                    <w:rFonts w:ascii="Cambria Math" w:hAnsi="Cambria Math"/>
+                    <w:i/>
+                  </w:rPr>
+                </m:ctrlPr>
+              </m:accPr>
+              <m:e>
+                <m:r>
+                  <w:rPr>
+                    <w:rFonts w:ascii="Cambria Math" w:hAnsi="Cambria Math"/>
+                  </w:rPr>
+                  <m:t>π</m:t>
+                </m:r>
+              </m:e>
+            </m:acc>
+          </m:e>
+          <m:sub>
+            <m:r>
+              <w:rPr>
+                <w:rFonts w:ascii="Cambria Math" w:hAnsi="Cambria Math"/>
+              </w:rPr>
+              <m:t>i</m:t>
+            </m:r>
+          </m:sub>
+        </m:sSub>
+      </m:oMath>
+      <w:r>
+        <w:rPr>
+          <w:rFonts w:hint="eastAsia"/>
+        </w:rPr>
+        <w:t xml:space="preserve"> </w:t>
+      </w:r>
+      <w:r>
+        <w:t xml:space="preserve">is the fitted number of successes. The residual deviance then has the form </w:t>
+      </w:r>
+    </w:p>
+    <w:p>
+      <m:oMathPara>
+        <m:oMath>
+          <m:sSup>
+            <m:sSupPr>
+              <m:ctrlPr>
+                <w:rPr>
+                  <w:rFonts w:ascii="Cambria Math" w:hAnsi="Cambria Math"/>
+                  <w:i/>
+                </w:rPr>
+              </m:ctrlPr>
+            </m:sSupPr>
+            <m:e>
+              <m:r>
+                <w:rPr>
+                  <w:rFonts w:ascii="Cambria Math" w:hAnsi="Cambria Math"/>
+                </w:rPr>
+                <m:t>G</m:t>
+              </m:r>
+            </m:e>
+            <m:sup>
+              <m:r>
+                <w:rPr>
+                  <w:rFonts w:ascii="Cambria Math" w:hAnsi="Cambria Math"/>
+                </w:rPr>
+                <m:t>2</m:t>
+              </m:r>
+            </m:sup>
+          </m:sSup>
+          <m:r>
+            <w:rPr>
+              <w:rFonts w:ascii="Cambria Math" w:hAnsi="Cambria Math"/>
+            </w:rPr>
+            <m:t>=2</m:t>
+          </m:r>
+          <m:nary>
+            <m:naryPr>
+              <m:chr m:val="∑"/>
+              <m:subHide m:val="1"/>
+              <m:supHide m:val="1"/>
+              <m:ctrlPr>
+                <w:rPr>
+                  <w:rFonts w:ascii="Cambria Math" w:hAnsi="Cambria Math"/>
+                  <w:i/>
+                </w:rPr>
+              </m:ctrlPr>
+            </m:naryPr>
+            <m:sub/>
+            <m:sup/>
+            <m:e>
+              <m:r>
+                <m:rPr>
+                  <m:sty m:val="p"/>
+                </m:rPr>
+                <w:rPr>
+                  <w:rFonts w:ascii="Cambria Math" w:hAnsi="Cambria Math"/>
+                </w:rPr>
+                <m:t>observed[</m:t>
+              </m:r>
+              <m:func>
+                <m:funcPr>
+                  <m:ctrlPr>
+                    <w:rPr>
+                      <w:rFonts w:ascii="Cambria Math" w:hAnsi="Cambria Math"/>
+                      <w:iCs/>
+                    </w:rPr>
+                  </m:ctrlPr>
+                </m:funcPr>
+                <m:fName>
+                  <m:r>
+                    <m:rPr>
+                      <m:sty m:val="p"/>
+                    </m:rPr>
+                    <w:rPr>
+                      <w:rFonts w:ascii="Cambria Math" w:hAnsi="Cambria Math"/>
+                    </w:rPr>
+                    <m:t>log</m:t>
+                  </m:r>
+                </m:fName>
+                <m:e>
+                  <m:r>
+                    <m:rPr>
+                      <m:sty m:val="p"/>
+                    </m:rPr>
+                    <w:rPr>
+                      <w:rFonts w:ascii="Cambria Math" w:hAnsi="Cambria Math"/>
+                    </w:rPr>
+                    <m:t>(observed/fitted)</m:t>
+                  </m:r>
+                </m:e>
+              </m:func>
+              <m:r>
+                <m:rPr>
+                  <m:sty m:val="p"/>
+                </m:rPr>
+                <w:rPr>
+                  <w:rFonts w:ascii="Cambria Math" w:hAnsi="Cambria Math"/>
+                </w:rPr>
+                <m:t>]</m:t>
+              </m:r>
+            </m:e>
+          </m:nary>
+        </m:oMath>
+      </m:oMathPara>
+    </w:p>
+    <w:p>
+      <w:r>
+        <w:t>F</w:t>
+      </w:r>
+      <w:r>
+        <w:rPr>
+          <w:rFonts w:hint="eastAsia"/>
+        </w:rPr>
+        <w:t xml:space="preserve">or all cells in table. </w:t>
+      </w:r>
+      <w:r>
+        <w:t>Under the hypothesis that the model truly holds, the deviance has</w:t>
+      </w:r>
+      <w:r>
+        <w:rPr>
+          <w:rFonts w:hint="eastAsia"/>
+        </w:rPr>
+        <w:t xml:space="preserve"> </w:t>
+      </w:r>
+      <w:r>
+        <w:t>a</w:t>
+      </w:r>
+      <w:r>
+        <w:rPr>
+          <w:rFonts w:hint="eastAsia"/>
+        </w:rPr>
+        <w:t xml:space="preserve"> </w:t>
+      </w:r>
+      <w:r>
+        <w:t>large-sample</w:t>
+      </w:r>
+      <w:r>
+        <w:rPr>
+          <w:rFonts w:hint="eastAsia"/>
+        </w:rPr>
+        <w:t xml:space="preserve"> </w:t>
+      </w:r>
+      <w:r>
+        <w:t>chi-squared</w:t>
+      </w:r>
+      <w:r>
+        <w:rPr>
+          <w:rFonts w:hint="eastAsia"/>
+        </w:rPr>
+        <w:t xml:space="preserve"> </w:t>
+      </w:r>
+      <w:r>
+        <w:t>null</w:t>
+      </w:r>
+      <w:r>
+        <w:rPr>
+          <w:rFonts w:hint="eastAsia"/>
+        </w:rPr>
+        <w:t xml:space="preserve"> </w:t>
+      </w:r>
+      <w:r>
+        <w:t>distribution with</w:t>
+      </w:r>
+      <w:r>
+        <w:rPr>
+          <w:rFonts w:hint="eastAsia"/>
+        </w:rPr>
+        <w:t xml:space="preserve"> </w:t>
+      </w:r>
+      <w:r>
+        <w:t>degrees</w:t>
+      </w:r>
+      <w:r>
+        <w:rPr>
+          <w:rFonts w:hint="eastAsia"/>
+        </w:rPr>
+        <w:t xml:space="preserve"> </w:t>
+      </w:r>
+      <w:r>
+        <w:t>of</w:t>
+      </w:r>
+      <w:r>
+        <w:rPr>
+          <w:rFonts w:hint="eastAsia"/>
+        </w:rPr>
+        <w:t xml:space="preserve"> </w:t>
+      </w:r>
+      <w:r>
+        <w:t>freedom</w:t>
+      </w:r>
+      <w:r>
+        <w:rPr>
+          <w:rFonts w:hint="eastAsia"/>
+        </w:rPr>
+        <w:t xml:space="preserve"> </w:t>
+      </w:r>
+      <w:r>
+        <w:t>that</w:t>
+      </w:r>
+      <w:r>
+        <w:rPr>
+          <w:rFonts w:hint="eastAsia"/>
+        </w:rPr>
+        <w:t xml:space="preserve"> </w:t>
+      </w:r>
+      <w:r>
+        <w:t>are</w:t>
+      </w:r>
+      <w:r>
+        <w:rPr>
+          <w:rFonts w:hint="eastAsia"/>
+        </w:rPr>
+        <w:t xml:space="preserve"> </w:t>
+      </w:r>
+      <w:r>
+        <w:t>the</w:t>
+      </w:r>
+      <w:r>
+        <w:rPr>
+          <w:rFonts w:hint="eastAsia"/>
+        </w:rPr>
+        <w:t xml:space="preserve"> </w:t>
+      </w:r>
+      <w:r>
+        <w:t xml:space="preserve">residual </w:t>
+      </w:r>
+      <m:oMath>
+        <m:r>
+          <w:rPr>
+            <w:rFonts w:ascii="Cambria Math" w:hAnsi="Cambria Math"/>
+          </w:rPr>
+          <m:t>df</m:t>
+        </m:r>
+      </m:oMath>
+      <w:r>
+        <w:t xml:space="preserve"> for the model. Large deviance values provide evidence of lack of fit. The P-value is the right-tail probability. The chi-squared approximation is adequate if all or nearly </w:t>
+      </w:r>
+      <w:r>
+        <w:t>all</w:t>
+      </w:r>
+      <w:r>
+        <w:t xml:space="preserve"> the fitted values are at least about 5.</w:t>
+      </w:r>
+    </w:p>
+    <w:p/>
+    <w:p>
+      <w:r>
+        <w:rPr>
+          <w:rFonts w:hint="eastAsia"/>
+        </w:rPr>
+        <w:t>5.2.2 Example: Goodness of fit for marijuana use survey</w:t>
+      </w:r>
+    </w:p>
+    <w:p>
+      <w:pPr>
+        <w:jc w:val="center"/>
+      </w:pPr>
+      <w:r>
+        <w:lastRenderedPageBreak/>
+        <w:drawing>
+          <wp:inline distT="0" distB="0" distL="0" distR="0" wp14:anchorId="4173206D" wp14:editId="30FAE2CA">
+            <wp:extent cx="4280528" cy="4227444"/>
+            <wp:effectExtent l="0" t="0" r="6350" b="1905"/>
+            <wp:docPr id="895668972" name="圖片 1" descr="一張含有 文字, 螢幕擷取畫面, 字型, 數字 的圖片&#10;&#10;自動產生的描述"/>
+            <wp:cNvGraphicFramePr>
+              <a:graphicFrameLocks xmlns:a="http://schemas.openxmlformats.org/drawingml/2006/main" noChangeAspect="1"/>
+            </wp:cNvGraphicFramePr>
+            <a:graphic xmlns:a="http://schemas.openxmlformats.org/drawingml/2006/main">
+              <a:graphicData uri="http://schemas.openxmlformats.org/drawingml/2006/picture">
+                <pic:pic xmlns:pic="http://schemas.openxmlformats.org/drawingml/2006/picture">
+                  <pic:nvPicPr>
+                    <pic:cNvPr id="895668972" name="圖片 1" descr="一張含有 文字, 螢幕擷取畫面, 字型, 數字 的圖片&#10;&#10;自動產生的描述"/>
+                    <pic:cNvPicPr/>
+                  </pic:nvPicPr>
+                  <pic:blipFill>
+                    <a:blip r:embed="rId13"/>
+                    <a:stretch>
+                      <a:fillRect/>
+                    </a:stretch>
+                  </pic:blipFill>
+                  <pic:spPr>
+                    <a:xfrm>
+                      <a:off x="0" y="0"/>
+                      <a:ext cx="4294835" cy="4241574"/>
+                    </a:xfrm>
+                    <a:prstGeom prst="rect">
+                      <a:avLst/>
+                    </a:prstGeom>
+                  </pic:spPr>
+                </pic:pic>
+              </a:graphicData>
+            </a:graphic>
+          </wp:inline>
+        </w:drawing>
+      </w:r>
+    </w:p>
+    <w:p>
+      <w:r>
+        <w:t xml:space="preserve">The residual deviance is </w:t>
+      </w:r>
+      <m:oMath>
+        <m:r>
+          <w:rPr>
+            <w:rFonts w:ascii="Cambria Math" w:hAnsi="Cambria Math"/>
+          </w:rPr>
+          <m:t>0.058</m:t>
+        </m:r>
+      </m:oMath>
+      <w:r>
+        <w:t xml:space="preserve">. The model applies to four binomial observations, one at each of the four combinations of gender and race. The model has three parameters, so the residual </w:t>
+      </w:r>
+      <m:oMath>
+        <m:r>
+          <w:rPr>
+            <w:rFonts w:ascii="Cambria Math" w:hAnsi="Cambria Math"/>
+          </w:rPr>
+          <m:t>df=4-3=1</m:t>
+        </m:r>
+      </m:oMath>
+      <w:r>
+        <w:t xml:space="preserve">. The small deviance suggests that the model fits decently </w:t>
+      </w:r>
+      <m:oMath>
+        <m:r>
+          <w:rPr>
+            <w:rFonts w:ascii="Cambria Math" w:hAnsi="Cambria Math"/>
+          </w:rPr>
+          <m:t>(P =0.81)</m:t>
+        </m:r>
+      </m:oMath>
+      <w:r>
+        <w:t xml:space="preserve">. However, are the fitted values large enough to trust a chi-squared approximation? For the model fit, white female students had estimated probability 0.405 of having used marijuana. Since the sample had 1040 white females, the fitted number of white female marijuana users is </w:t>
+      </w:r>
+      <m:oMath>
+        <m:r>
+          <w:rPr>
+            <w:rFonts w:ascii="Cambria Math" w:hAnsi="Cambria Math"/>
+          </w:rPr>
+          <m:t>1040(0.405)=420.71</m:t>
+        </m:r>
+      </m:oMath>
+      <w:r>
+        <w:t xml:space="preserve"> and the fitted number of nonusers is </w:t>
+      </w:r>
+      <m:oMath>
+        <m:r>
+          <w:rPr>
+            <w:rFonts w:ascii="Cambria Math" w:hAnsi="Cambria Math"/>
+          </w:rPr>
+          <m:t>1040(1-0.405)=619.29</m:t>
+        </m:r>
+      </m:oMath>
+      <w:r>
+        <w:t>. The output shows that the other six fitted values are also relatively large.</w:t>
+      </w:r>
+    </w:p>
+    <w:p/>
+    <w:p>
+      <w:pPr>
+        <w:rPr>
+          <w:rFonts w:hint="eastAsia"/>
+        </w:rPr>
+      </w:pPr>
+      <w:r>
+        <w:rPr>
+          <w:rFonts w:hint="eastAsia"/>
+        </w:rPr>
+        <w:t>5.2.3 Goodness of fit: Grouped vs. ungrouped data and continuous predictors</w:t>
+      </w:r>
+    </w:p>
+    <w:p>
+      <w:pPr>
+        <w:ind w:firstLine="480"/>
+      </w:pPr>
+      <w:r>
+        <w:t>The ungrouped data are the raw 0 and 1 observations. The grouped data are the totals of successes and failures at each combination of the predictor</w:t>
+      </w:r>
+      <w:r>
+        <w:rPr>
+          <w:rFonts w:hint="eastAsia"/>
+        </w:rPr>
+        <w:t xml:space="preserve"> </w:t>
+      </w:r>
+      <w:r>
+        <w:t>values. Although the ML estimates of parameters are the same for either form of data, the deviance is not. The deviance goodness-of-fit test only makes sense for the grouped data, as the large-sample theory applies for contingency tables.</w:t>
+      </w:r>
+    </w:p>
+    <w:p>
+      <w:pPr>
+        <w:ind w:firstLine="480"/>
+      </w:pPr>
+      <w:r>
+        <w:t xml:space="preserve">When any explanatory variables are continuous, the data file is ungrouped. Therefore, when calculated for logistic regression models having any continuous or </w:t>
+      </w:r>
+      <w:r>
+        <w:t>nearly continuous</w:t>
+      </w:r>
+      <w:r>
+        <w:t xml:space="preserve"> explanatory variables, the residual deviance does not have an </w:t>
+      </w:r>
+      <w:r>
+        <w:lastRenderedPageBreak/>
+        <w:t>approximate chi-squared distribution. How can we check the adequacy of a model for such data? Ways exist that discretize the predictors or the estimated probabilities.3 From a scientific perspective, however, it is more informative to merely compare the working model to more complex models to judge</w:t>
+      </w:r>
+      <w:r>
+        <w:rPr>
+          <w:rFonts w:hint="eastAsia"/>
+        </w:rPr>
+        <w:t xml:space="preserve"> </w:t>
+      </w:r>
+      <w:r>
+        <w:t>whether</w:t>
+      </w:r>
+      <w:r>
+        <w:rPr>
+          <w:rFonts w:hint="eastAsia"/>
+        </w:rPr>
+        <w:t xml:space="preserve"> </w:t>
+      </w:r>
+      <w:r>
+        <w:t>additional</w:t>
+      </w:r>
+      <w:r>
+        <w:rPr>
+          <w:rFonts w:hint="eastAsia"/>
+        </w:rPr>
+        <w:t xml:space="preserve"> </w:t>
+      </w:r>
+      <w:r>
+        <w:t>terms</w:t>
+      </w:r>
+      <w:r>
+        <w:rPr>
+          <w:rFonts w:hint="eastAsia"/>
+        </w:rPr>
+        <w:t xml:space="preserve"> </w:t>
+      </w:r>
+      <w:r>
+        <w:t>provide</w:t>
+      </w:r>
+      <w:r>
+        <w:rPr>
+          <w:rFonts w:hint="eastAsia"/>
+        </w:rPr>
+        <w:t xml:space="preserve"> </w:t>
+      </w:r>
+      <w:r>
+        <w:t>a</w:t>
+      </w:r>
+      <w:r>
+        <w:rPr>
+          <w:rFonts w:hint="eastAsia"/>
+        </w:rPr>
+        <w:t xml:space="preserve"> </w:t>
+      </w:r>
+      <w:r>
+        <w:t>practically</w:t>
+      </w:r>
+      <w:r>
+        <w:rPr>
+          <w:rFonts w:hint="eastAsia"/>
+        </w:rPr>
+        <w:t xml:space="preserve"> </w:t>
+      </w:r>
+      <w:r>
+        <w:t>improved</w:t>
+      </w:r>
+      <w:r>
+        <w:rPr>
+          <w:rFonts w:hint="eastAsia"/>
+        </w:rPr>
+        <w:t xml:space="preserve"> </w:t>
+      </w:r>
+      <w:r>
+        <w:t>fit.</w:t>
+      </w:r>
+      <w:r>
+        <w:rPr>
+          <w:rFonts w:hint="eastAsia"/>
+        </w:rPr>
+        <w:t xml:space="preserve"> </w:t>
+      </w:r>
+      <w:r>
+        <w:t>A</w:t>
+      </w:r>
+      <w:r>
+        <w:rPr>
+          <w:rFonts w:hint="eastAsia"/>
+        </w:rPr>
+        <w:t xml:space="preserve"> </w:t>
+      </w:r>
+      <w:r>
+        <w:t>large</w:t>
+      </w:r>
+      <w:r>
+        <w:rPr>
+          <w:rFonts w:hint="eastAsia"/>
+        </w:rPr>
+        <w:t xml:space="preserve"> </w:t>
+      </w:r>
+      <w:r>
+        <w:t>deviance</w:t>
+      </w:r>
+      <w:r>
+        <w:rPr>
+          <w:rFonts w:hint="eastAsia"/>
+        </w:rPr>
+        <w:t xml:space="preserve"> </w:t>
+      </w:r>
+      <w:r>
+        <w:t xml:space="preserve">merely indicates some lack of </w:t>
+      </w:r>
+      <w:r>
+        <w:t>fit but</w:t>
+      </w:r>
+      <w:r>
+        <w:t xml:space="preserve"> provides no insight about its nature. Comparing a model to a more complex model, on the other hand, indicates whether lack of fit exists of a particular type. For either approach, when the fit is poor, diagnostic measures describe the influence of individual observations on the model fit and can highlight reasons for the inadequacy.</w:t>
+      </w:r>
+    </w:p>
+    <w:p/>
+    <w:p>
+      <w:r>
+        <w:rPr>
+          <w:rFonts w:hint="eastAsia"/>
+        </w:rPr>
+        <w:t>5.2.4 Residuals for logistic models with categorical predictors</w:t>
+      </w:r>
+    </w:p>
+    <w:p>
+      <w:pPr>
+        <w:rPr>
+          <w:rFonts w:hint="eastAsia"/>
+        </w:rPr>
+      </w:pPr>
     </w:p>
     <w:sectPr>
       <w:pgSz w:w="11906" w:h="16838"/>

--- a/NCKU/碩一下/Categorical data analysis/Summary Notes/Chapter 5.docx
+++ b/NCKU/碩一下/Categorical data analysis/Summary Notes/Chapter 5.docx
@@ -2863,20 +2863,33 @@
         <w:ind w:firstLine="480"/>
       </w:pPr>
       <w:r>
-        <w:t xml:space="preserve">One way to detect lack of fit uses a likelihood-ratio test to compare the tentatively chosen model to more complex ones. Models with multiple predictors </w:t>
+        <w:t xml:space="preserve">One way to detect lack of fit uses a likelihood-ratio test to compare the chosen model to </w:t>
+      </w:r>
+      <w:r>
+        <w:rPr>
+          <w:rFonts w:hint="eastAsia"/>
+        </w:rPr>
+        <w:t>complex m</w:t>
+      </w:r>
+      <w:r>
+        <w:t xml:space="preserve">odels with multiple predictors </w:t>
+      </w:r>
+      <w:r>
+        <w:rPr>
+          <w:rFonts w:hint="eastAsia"/>
+        </w:rPr>
+        <w:t>including</w:t>
+      </w:r>
+      <w:r>
+        <w:t xml:space="preserve"> interaction terms. If </w:t>
       </w:r>
       <w:r>
         <w:lastRenderedPageBreak/>
-        <w:t xml:space="preserve">would consider interaction terms. If more complex models do not fit better, this provides some assurance that a chosen model is adequate. For example, suppose that you get a small P-value by adding a set of interaction terms, but the multiple correlation measure R increases only from 0.455 to 0.463 and AIC decreases only slightly. Then, you may be better off without the extra terms, because of the simpler interpretation. Statistical significance </w:t>
-      </w:r>
-      <w:proofErr w:type="gramStart"/>
-      <w:r>
-        <w:rPr>
-          <w:rFonts w:hint="eastAsia"/>
-        </w:rPr>
-        <w:t>do</w:t>
-      </w:r>
-      <w:proofErr w:type="gramEnd"/>
+        <w:t xml:space="preserve">complex models do not fit better, this provides some assurance that a chosen model is adequate. For example, suppose that you get a small P-value by adding a set of interaction terms, but the multiple correlation measure R increases only from 0.455 to 0.463 and AIC decreases only slightly. Then, you may be better off without the extra terms, because of the simpler interpretation. Statistical significance </w:t>
+      </w:r>
+      <w:r>
+        <w:t>does</w:t>
+      </w:r>
       <w:r>
         <w:t xml:space="preserve"> not imply practical significance, especially with large </w:t>
       </w:r>
@@ -3050,7 +3063,16 @@
         <w:t xml:space="preserve"> </w:t>
       </w:r>
       <w:r>
-        <w:t>goodness of-fit test compares the model fitted values to the observed responses. This approach regards the data as representing the fit of the saturated model, which has a separate parameter for each observation. In testing fit, we test whether all parameters that are in the saturated model but not in the working model equal zero. The likelihood-ratio statistic for this test is the residual deviance of the model. In certain cases, this test statistic has a large-sample chi-squared null distribution.</w:t>
+        <w:t xml:space="preserve">goodness of-fit test compares the model fitted values to the observed responses. In testing fit, we test whether all parameters that are in the saturated model but not in the working model equal zero. The likelihood-ratio statistic for this test is the residual deviance of the model. </w:t>
+      </w:r>
+      <w:r>
+        <w:rPr>
+          <w:rFonts w:hint="eastAsia"/>
+        </w:rPr>
+        <w:t>T</w:t>
+      </w:r>
+      <w:r>
+        <w:t>his test statistic has a large-sample chi-squared null distribution.</w:t>
       </w:r>
     </w:p>
     <w:p>
@@ -3462,7 +3484,16 @@
         </m:r>
       </m:oMath>
       <w:r>
-        <w:t xml:space="preserve"> for the model. Large deviance values provide evidence of lack of fit. The P-value is the right-tail probability. The chi-squared approximation is adequate if all or nearly </w:t>
+        <w:t xml:space="preserve"> for the model. Large deviance values provide evidence of lack of fit. The </w:t>
+      </w:r>
+      <w:r>
+        <w:rPr>
+          <w:rFonts w:hint="eastAsia"/>
+        </w:rPr>
+        <w:t>p</w:t>
+      </w:r>
+      <w:r>
+        <w:t xml:space="preserve">-value is the right-tail probability. The chi-squared approximation is adequate if all or nearly </w:t>
       </w:r>
       <w:r>
         <w:t>all</w:t>
@@ -3473,9 +3504,17 @@
     </w:p>
     <w:p/>
     <w:p>
-      <w:r>
-        <w:rPr>
-          <w:rFonts w:hint="eastAsia"/>
+      <w:pPr>
+        <w:rPr>
+          <w:b/>
+          <w:bCs/>
+        </w:rPr>
+      </w:pPr>
+      <w:r>
+        <w:rPr>
+          <w:rFonts w:hint="eastAsia"/>
+          <w:b/>
+          <w:bCs/>
         </w:rPr>
         <w:t>5.2.2 Example: Goodness of fit for marijuana use survey</w:t>
       </w:r>
@@ -3485,11 +3524,14 @@
         <w:jc w:val="center"/>
       </w:pPr>
       <w:r>
+        <w:rPr>
+          <w:noProof/>
+        </w:rPr>
         <w:lastRenderedPageBreak/>
         <w:drawing>
-          <wp:inline distT="0" distB="0" distL="0" distR="0" wp14:anchorId="4173206D" wp14:editId="30FAE2CA">
-            <wp:extent cx="4280528" cy="4227444"/>
-            <wp:effectExtent l="0" t="0" r="6350" b="1905"/>
+          <wp:inline distT="0" distB="0" distL="0" distR="0" wp14:anchorId="4173206D" wp14:editId="631F6ECF">
+            <wp:extent cx="4681681" cy="4623622"/>
+            <wp:effectExtent l="0" t="0" r="5080" b="5715"/>
             <wp:docPr id="895668972" name="圖片 1" descr="一張含有 文字, 螢幕擷取畫面, 字型, 數字 的圖片&#10;&#10;自動產生的描述"/>
             <wp:cNvGraphicFramePr>
               <a:graphicFrameLocks xmlns:a="http://schemas.openxmlformats.org/drawingml/2006/main" noChangeAspect="1"/>
@@ -3510,7 +3552,7 @@
                   <pic:spPr>
                     <a:xfrm>
                       <a:off x="0" y="0"/>
-                      <a:ext cx="4294835" cy="4241574"/>
+                      <a:ext cx="4708294" cy="4649905"/>
                     </a:xfrm>
                     <a:prstGeom prst="rect">
                       <a:avLst/>
@@ -3524,6 +3566,9 @@
       </w:r>
     </w:p>
     <w:p>
+      <w:pPr>
+        <w:ind w:firstLine="480"/>
+      </w:pPr>
       <w:r>
         <w:t xml:space="preserve">The residual deviance is </w:t>
       </w:r>
@@ -3547,18 +3592,39 @@
         </m:r>
       </m:oMath>
       <w:r>
-        <w:t xml:space="preserve">. The small deviance suggests that the model fits decently </w:t>
+        <w:t xml:space="preserve">. </w:t>
+      </w:r>
+      <w:r>
+        <w:rPr>
+          <w:color w:val="FF0000"/>
+        </w:rPr>
+        <w:t xml:space="preserve">The small deviance suggests that the model fits decently </w:t>
       </w:r>
       <m:oMath>
         <m:r>
           <w:rPr>
             <w:rFonts w:ascii="Cambria Math" w:hAnsi="Cambria Math"/>
+            <w:color w:val="FF0000"/>
           </w:rPr>
           <m:t>(P =0.81)</m:t>
         </m:r>
       </m:oMath>
       <w:r>
-        <w:t xml:space="preserve">. However, are the fitted values large enough to trust a chi-squared approximation? For the model fit, white female students had estimated probability 0.405 of having used marijuana. Since the sample had 1040 white females, the fitted number of white female marijuana users is </w:t>
+        <w:rPr>
+          <w:color w:val="FF0000"/>
+        </w:rPr>
+        <w:t>.</w:t>
+      </w:r>
+      <w:r>
+        <w:t xml:space="preserve"> </w:t>
+      </w:r>
+    </w:p>
+    <w:p>
+      <w:pPr>
+        <w:ind w:firstLine="480"/>
+      </w:pPr>
+      <w:r>
+        <w:t xml:space="preserve">However, are the fitted values large enough to trust a chi-squared approximation? For the model fit, white female students had estimated probability 0.405 of having used marijuana. Since the sample had 1040 white females, the fitted number of white female marijuana users is </w:t>
       </w:r>
       <m:oMath>
         <m:r>
@@ -3587,12 +3653,15 @@
     <w:p>
       <w:pPr>
         <w:rPr>
-          <w:rFonts w:hint="eastAsia"/>
+          <w:b/>
+          <w:bCs/>
         </w:rPr>
       </w:pPr>
       <w:r>
         <w:rPr>
           <w:rFonts w:hint="eastAsia"/>
+          <w:b/>
+          <w:bCs/>
         </w:rPr>
         <w:t>5.2.3 Goodness of fit: Grouped vs. ungrouped data and continuous predictors</w:t>
       </w:r>
@@ -3611,7 +3680,16 @@
         <w:t xml:space="preserve"> </w:t>
       </w:r>
       <w:r>
-        <w:t>values. Although the ML estimates of parameters are the same for either form of data, the deviance is not. The deviance goodness-of-fit test only makes sense for the grouped data, as the large-sample theory applies for contingency tables.</w:t>
+        <w:t xml:space="preserve">values. Although the ML estimates of parameters are the same for either form of data, the deviance is not. </w:t>
+      </w:r>
+      <w:r>
+        <w:rPr>
+          <w:color w:val="FF0000"/>
+        </w:rPr>
+        <w:t>The deviance goodness-of-fit test only makes sense for the grouped data</w:t>
+      </w:r>
+      <w:r>
+        <w:t>, as the large-sample theory applies for contingency tables.</w:t>
       </w:r>
     </w:p>
     <w:p>
@@ -3619,88 +3697,123 @@
         <w:ind w:firstLine="480"/>
       </w:pPr>
       <w:r>
-        <w:t xml:space="preserve">When any explanatory variables are continuous, the data file is ungrouped. Therefore, when calculated for logistic regression models having any continuous or </w:t>
-      </w:r>
-      <w:r>
-        <w:t>nearly continuous</w:t>
-      </w:r>
-      <w:r>
-        <w:t xml:space="preserve"> explanatory variables, the residual deviance does not have an </w:t>
-      </w:r>
-      <w:r>
+        <w:rPr>
+          <w:color w:val="FF0000"/>
+        </w:rPr>
         <w:lastRenderedPageBreak/>
-        <w:t>approximate chi-squared distribution. How can we check the adequacy of a model for such data? Ways exist that discretize the predictors or the estimated probabilities.3 From a scientific perspective, however, it is more informative to merely compare the working model to more complex models to judge</w:t>
-      </w:r>
-      <w:r>
-        <w:rPr>
-          <w:rFonts w:hint="eastAsia"/>
-        </w:rPr>
-        <w:t xml:space="preserve"> </w:t>
-      </w:r>
-      <w:r>
+        <w:t>When any explanatory variables are continuous, the data file is ungrouped.</w:t>
+      </w:r>
+      <w:r>
+        <w:t xml:space="preserve"> Therefore, when calculated for logistic regression models having any continuous explanatory variables, the residual deviance does not have an approximate chi-squared distribution. How can we check the adequacy of a model for such data? Ways exist that discretize the predictors or the estimated probabilities. From a scientific perspective, however, </w:t>
+      </w:r>
+      <w:r>
+        <w:rPr>
+          <w:color w:val="FF0000"/>
+        </w:rPr>
+        <w:t>it is more informative to merely compare the working model to more complex models to judge</w:t>
+      </w:r>
+      <w:r>
+        <w:rPr>
+          <w:rFonts w:hint="eastAsia"/>
+          <w:color w:val="FF0000"/>
+        </w:rPr>
+        <w:t xml:space="preserve"> </w:t>
+      </w:r>
+      <w:r>
+        <w:rPr>
+          <w:color w:val="FF0000"/>
+        </w:rPr>
         <w:t>whether</w:t>
       </w:r>
       <w:r>
         <w:rPr>
           <w:rFonts w:hint="eastAsia"/>
-        </w:rPr>
-        <w:t xml:space="preserve"> </w:t>
-      </w:r>
-      <w:r>
+          <w:color w:val="FF0000"/>
+        </w:rPr>
+        <w:t xml:space="preserve"> </w:t>
+      </w:r>
+      <w:r>
+        <w:rPr>
+          <w:color w:val="FF0000"/>
+        </w:rPr>
         <w:t>additional</w:t>
       </w:r>
       <w:r>
         <w:rPr>
           <w:rFonts w:hint="eastAsia"/>
-        </w:rPr>
-        <w:t xml:space="preserve"> </w:t>
-      </w:r>
-      <w:r>
+          <w:color w:val="FF0000"/>
+        </w:rPr>
+        <w:t xml:space="preserve"> </w:t>
+      </w:r>
+      <w:r>
+        <w:rPr>
+          <w:color w:val="FF0000"/>
+        </w:rPr>
         <w:t>terms</w:t>
       </w:r>
       <w:r>
         <w:rPr>
           <w:rFonts w:hint="eastAsia"/>
-        </w:rPr>
-        <w:t xml:space="preserve"> </w:t>
-      </w:r>
-      <w:r>
+          <w:color w:val="FF0000"/>
+        </w:rPr>
+        <w:t xml:space="preserve"> </w:t>
+      </w:r>
+      <w:r>
+        <w:rPr>
+          <w:color w:val="FF0000"/>
+        </w:rPr>
         <w:t>provide</w:t>
       </w:r>
       <w:r>
         <w:rPr>
           <w:rFonts w:hint="eastAsia"/>
-        </w:rPr>
-        <w:t xml:space="preserve"> </w:t>
-      </w:r>
-      <w:r>
+          <w:color w:val="FF0000"/>
+        </w:rPr>
+        <w:t xml:space="preserve"> </w:t>
+      </w:r>
+      <w:r>
+        <w:rPr>
+          <w:color w:val="FF0000"/>
+        </w:rPr>
         <w:t>a</w:t>
       </w:r>
       <w:r>
         <w:rPr>
           <w:rFonts w:hint="eastAsia"/>
-        </w:rPr>
-        <w:t xml:space="preserve"> </w:t>
-      </w:r>
-      <w:r>
+          <w:color w:val="FF0000"/>
+        </w:rPr>
+        <w:t xml:space="preserve"> </w:t>
+      </w:r>
+      <w:r>
+        <w:rPr>
+          <w:color w:val="FF0000"/>
+        </w:rPr>
         <w:t>practically</w:t>
       </w:r>
       <w:r>
         <w:rPr>
           <w:rFonts w:hint="eastAsia"/>
-        </w:rPr>
-        <w:t xml:space="preserve"> </w:t>
-      </w:r>
-      <w:r>
+          <w:color w:val="FF0000"/>
+        </w:rPr>
+        <w:t xml:space="preserve"> </w:t>
+      </w:r>
+      <w:r>
+        <w:rPr>
+          <w:color w:val="FF0000"/>
+        </w:rPr>
         <w:t>improved</w:t>
       </w:r>
       <w:r>
         <w:rPr>
           <w:rFonts w:hint="eastAsia"/>
-        </w:rPr>
-        <w:t xml:space="preserve"> </w:t>
-      </w:r>
-      <w:r>
+          <w:color w:val="FF0000"/>
+        </w:rPr>
+        <w:t xml:space="preserve"> </w:t>
+      </w:r>
+      <w:r>
+        <w:rPr>
+          <w:color w:val="FF0000"/>
+        </w:rPr>
         <w:t>fit.</w:t>
       </w:r>
       <w:r>
@@ -3737,30 +3850,1149 @@
         <w:t xml:space="preserve"> </w:t>
       </w:r>
       <w:r>
-        <w:t xml:space="preserve">merely indicates some lack of </w:t>
-      </w:r>
-      <w:r>
-        <w:t>fit but</w:t>
-      </w:r>
-      <w:r>
-        <w:t xml:space="preserve"> provides no insight about its nature. Comparing a model to a more complex model, on the other hand, indicates whether lack of fit exists of a particular type. For either approach, when the fit is poor, diagnostic measures describe the influence of individual observations on the model fit and can highlight reasons for the inadequacy.</w:t>
+        <w:t xml:space="preserve">merely indicates some lack of fit but provides no insight about its nature. Comparing a model to a more complex model, on the other hand, indicates whether lack of fit exists of a particular type. </w:t>
       </w:r>
     </w:p>
     <w:p/>
     <w:p>
-      <w:r>
-        <w:rPr>
-          <w:rFonts w:hint="eastAsia"/>
+      <w:pPr>
+        <w:rPr>
+          <w:b/>
+          <w:bCs/>
+        </w:rPr>
+      </w:pPr>
+      <w:r>
+        <w:rPr>
+          <w:rFonts w:hint="eastAsia"/>
+          <w:b/>
+          <w:bCs/>
         </w:rPr>
         <w:t>5.2.4 Residuals for logistic models with categorical predictors</w:t>
       </w:r>
     </w:p>
     <w:p>
       <w:pPr>
-        <w:rPr>
-          <w:rFonts w:hint="eastAsia"/>
-        </w:rPr>
+        <w:ind w:firstLine="480"/>
       </w:pPr>
+      <w:r>
+        <w:t xml:space="preserve">With categorical explanatory variables and a grouped data file, residuals can compare observed and fitted counts. Let </w:t>
+      </w:r>
+      <m:oMath>
+        <m:sSub>
+          <m:sSubPr>
+            <m:ctrlPr>
+              <w:rPr>
+                <w:rFonts w:ascii="Cambria Math" w:hAnsi="Cambria Math"/>
+                <w:i/>
+              </w:rPr>
+            </m:ctrlPr>
+          </m:sSubPr>
+          <m:e>
+            <m:r>
+              <w:rPr>
+                <w:rFonts w:ascii="Cambria Math" w:hAnsi="Cambria Math"/>
+              </w:rPr>
+              <m:t>y</m:t>
+            </m:r>
+          </m:e>
+          <m:sub>
+            <m:r>
+              <w:rPr>
+                <w:rFonts w:ascii="Cambria Math" w:hAnsi="Cambria Math"/>
+              </w:rPr>
+              <m:t>i</m:t>
+            </m:r>
+          </m:sub>
+        </m:sSub>
+      </m:oMath>
+      <w:r>
+        <w:t xml:space="preserve"> denote the number of successes for the </w:t>
+      </w:r>
+      <m:oMath>
+        <m:sSub>
+          <m:sSubPr>
+            <m:ctrlPr>
+              <w:rPr>
+                <w:rFonts w:ascii="Cambria Math" w:hAnsi="Cambria Math"/>
+                <w:i/>
+              </w:rPr>
+            </m:ctrlPr>
+          </m:sSubPr>
+          <m:e>
+            <m:r>
+              <w:rPr>
+                <w:rFonts w:ascii="Cambria Math" w:hAnsi="Cambria Math"/>
+              </w:rPr>
+              <m:t>n</m:t>
+            </m:r>
+          </m:e>
+          <m:sub>
+            <m:r>
+              <w:rPr>
+                <w:rFonts w:ascii="Cambria Math" w:hAnsi="Cambria Math"/>
+              </w:rPr>
+              <m:t>i</m:t>
+            </m:r>
+          </m:sub>
+        </m:sSub>
+      </m:oMath>
+      <w:r>
+        <w:t xml:space="preserve"> trials at setting </w:t>
+      </w:r>
+      <m:oMath>
+        <m:r>
+          <w:rPr>
+            <w:rFonts w:ascii="Cambria Math" w:hAnsi="Cambria Math"/>
+          </w:rPr>
+          <m:t>i</m:t>
+        </m:r>
+      </m:oMath>
+      <w:r>
+        <w:t xml:space="preserve"> of the explanatory variables. For a GLM with binomial random component, the standardized residual comparing </w:t>
+      </w:r>
+      <m:oMath>
+        <m:sSub>
+          <m:sSubPr>
+            <m:ctrlPr>
+              <w:rPr>
+                <w:rFonts w:ascii="Cambria Math" w:hAnsi="Cambria Math"/>
+                <w:i/>
+              </w:rPr>
+            </m:ctrlPr>
+          </m:sSubPr>
+          <m:e>
+            <m:r>
+              <w:rPr>
+                <w:rFonts w:ascii="Cambria Math" w:hAnsi="Cambria Math"/>
+              </w:rPr>
+              <m:t>y</m:t>
+            </m:r>
+          </m:e>
+          <m:sub>
+            <m:r>
+              <w:rPr>
+                <w:rFonts w:ascii="Cambria Math" w:hAnsi="Cambria Math"/>
+              </w:rPr>
+              <m:t>i</m:t>
+            </m:r>
+          </m:sub>
+        </m:sSub>
+      </m:oMath>
+      <w:r>
+        <w:t xml:space="preserve"> to its fitted value </w:t>
+      </w:r>
+      <m:oMath>
+        <m:sSub>
+          <m:sSubPr>
+            <m:ctrlPr>
+              <w:rPr>
+                <w:rFonts w:ascii="Cambria Math" w:hAnsi="Cambria Math"/>
+                <w:i/>
+              </w:rPr>
+            </m:ctrlPr>
+          </m:sSubPr>
+          <m:e>
+            <m:r>
+              <w:rPr>
+                <w:rFonts w:ascii="Cambria Math" w:hAnsi="Cambria Math"/>
+              </w:rPr>
+              <m:t>n</m:t>
+            </m:r>
+          </m:e>
+          <m:sub>
+            <m:r>
+              <w:rPr>
+                <w:rFonts w:ascii="Cambria Math" w:hAnsi="Cambria Math"/>
+              </w:rPr>
+              <m:t>i</m:t>
+            </m:r>
+          </m:sub>
+        </m:sSub>
+        <m:sSub>
+          <m:sSubPr>
+            <m:ctrlPr>
+              <w:rPr>
+                <w:rFonts w:ascii="Cambria Math" w:hAnsi="Cambria Math"/>
+                <w:i/>
+              </w:rPr>
+            </m:ctrlPr>
+          </m:sSubPr>
+          <m:e>
+            <m:acc>
+              <m:accPr>
+                <m:ctrlPr>
+                  <w:rPr>
+                    <w:rFonts w:ascii="Cambria Math" w:hAnsi="Cambria Math"/>
+                    <w:i/>
+                  </w:rPr>
+                </m:ctrlPr>
+              </m:accPr>
+              <m:e>
+                <m:r>
+                  <w:rPr>
+                    <w:rFonts w:ascii="Cambria Math" w:hAnsi="Cambria Math"/>
+                  </w:rPr>
+                  <m:t>π</m:t>
+                </m:r>
+              </m:e>
+            </m:acc>
+          </m:e>
+          <m:sub>
+            <m:r>
+              <w:rPr>
+                <w:rFonts w:ascii="Cambria Math" w:hAnsi="Cambria Math"/>
+              </w:rPr>
+              <m:t>i</m:t>
+            </m:r>
+          </m:sub>
+        </m:sSub>
+      </m:oMath>
+      <w:r>
+        <w:t xml:space="preserve"> divides </w:t>
+      </w:r>
+      <m:oMath>
+        <m:d>
+          <m:dPr>
+            <m:ctrlPr>
+              <w:rPr>
+                <w:rFonts w:ascii="Cambria Math" w:hAnsi="Cambria Math"/>
+                <w:i/>
+              </w:rPr>
+            </m:ctrlPr>
+          </m:dPr>
+          <m:e>
+            <m:sSub>
+              <m:sSubPr>
+                <m:ctrlPr>
+                  <w:rPr>
+                    <w:rFonts w:ascii="Cambria Math" w:hAnsi="Cambria Math"/>
+                    <w:i/>
+                  </w:rPr>
+                </m:ctrlPr>
+              </m:sSubPr>
+              <m:e>
+                <m:r>
+                  <w:rPr>
+                    <w:rFonts w:ascii="Cambria Math" w:hAnsi="Cambria Math"/>
+                  </w:rPr>
+                  <m:t>y</m:t>
+                </m:r>
+              </m:e>
+              <m:sub>
+                <m:r>
+                  <w:rPr>
+                    <w:rFonts w:ascii="Cambria Math" w:hAnsi="Cambria Math"/>
+                  </w:rPr>
+                  <m:t>i</m:t>
+                </m:r>
+              </m:sub>
+            </m:sSub>
+            <m:r>
+              <w:rPr>
+                <w:rFonts w:ascii="Cambria Math" w:hAnsi="Cambria Math"/>
+              </w:rPr>
+              <m:t>-</m:t>
+            </m:r>
+            <m:sSub>
+              <m:sSubPr>
+                <m:ctrlPr>
+                  <w:rPr>
+                    <w:rFonts w:ascii="Cambria Math" w:hAnsi="Cambria Math"/>
+                    <w:i/>
+                  </w:rPr>
+                </m:ctrlPr>
+              </m:sSubPr>
+              <m:e>
+                <m:r>
+                  <w:rPr>
+                    <w:rFonts w:ascii="Cambria Math" w:hAnsi="Cambria Math"/>
+                  </w:rPr>
+                  <m:t>n</m:t>
+                </m:r>
+              </m:e>
+              <m:sub>
+                <m:r>
+                  <w:rPr>
+                    <w:rFonts w:ascii="Cambria Math" w:hAnsi="Cambria Math"/>
+                  </w:rPr>
+                  <m:t>i</m:t>
+                </m:r>
+              </m:sub>
+            </m:sSub>
+            <m:sSub>
+              <m:sSubPr>
+                <m:ctrlPr>
+                  <w:rPr>
+                    <w:rFonts w:ascii="Cambria Math" w:hAnsi="Cambria Math"/>
+                    <w:i/>
+                  </w:rPr>
+                </m:ctrlPr>
+              </m:sSubPr>
+              <m:e>
+                <m:acc>
+                  <m:accPr>
+                    <m:ctrlPr>
+                      <w:rPr>
+                        <w:rFonts w:ascii="Cambria Math" w:hAnsi="Cambria Math"/>
+                        <w:i/>
+                      </w:rPr>
+                    </m:ctrlPr>
+                  </m:accPr>
+                  <m:e>
+                    <m:r>
+                      <w:rPr>
+                        <w:rFonts w:ascii="Cambria Math" w:hAnsi="Cambria Math"/>
+                      </w:rPr>
+                      <m:t>π</m:t>
+                    </m:r>
+                  </m:e>
+                </m:acc>
+              </m:e>
+              <m:sub>
+                <m:r>
+                  <w:rPr>
+                    <w:rFonts w:ascii="Cambria Math" w:hAnsi="Cambria Math"/>
+                  </w:rPr>
+                  <m:t>i</m:t>
+                </m:r>
+              </m:sub>
+            </m:sSub>
+          </m:e>
+        </m:d>
+      </m:oMath>
+      <w:r>
+        <w:t xml:space="preserve"> by its </w:t>
+      </w:r>
+      <m:oMath>
+        <m:r>
+          <w:rPr>
+            <w:rFonts w:ascii="Cambria Math" w:hAnsi="Cambria Math"/>
+          </w:rPr>
+          <m:t>SE</m:t>
+        </m:r>
+      </m:oMath>
+      <w:r>
+        <w:t>,</w:t>
+      </w:r>
+    </w:p>
+    <w:p>
+      <m:oMathPara>
+        <m:oMath>
+          <m:r>
+            <w:rPr>
+              <w:rFonts w:ascii="Cambria Math" w:hAnsi="Cambria Math"/>
+            </w:rPr>
+            <m:t>Standardized residual=</m:t>
+          </m:r>
+          <m:f>
+            <m:fPr>
+              <m:ctrlPr>
+                <w:rPr>
+                  <w:rFonts w:ascii="Cambria Math" w:hAnsi="Cambria Math"/>
+                  <w:i/>
+                </w:rPr>
+              </m:ctrlPr>
+            </m:fPr>
+            <m:num>
+              <m:sSub>
+                <m:sSubPr>
+                  <m:ctrlPr>
+                    <w:rPr>
+                      <w:rFonts w:ascii="Cambria Math" w:hAnsi="Cambria Math"/>
+                      <w:i/>
+                    </w:rPr>
+                  </m:ctrlPr>
+                </m:sSubPr>
+                <m:e>
+                  <m:r>
+                    <w:rPr>
+                      <w:rFonts w:ascii="Cambria Math" w:hAnsi="Cambria Math"/>
+                    </w:rPr>
+                    <m:t>y</m:t>
+                  </m:r>
+                </m:e>
+                <m:sub>
+                  <m:r>
+                    <w:rPr>
+                      <w:rFonts w:ascii="Cambria Math" w:hAnsi="Cambria Math"/>
+                    </w:rPr>
+                    <m:t>i</m:t>
+                  </m:r>
+                </m:sub>
+              </m:sSub>
+              <m:r>
+                <w:rPr>
+                  <w:rFonts w:ascii="Cambria Math" w:hAnsi="Cambria Math"/>
+                </w:rPr>
+                <m:t>-</m:t>
+              </m:r>
+              <m:sSub>
+                <m:sSubPr>
+                  <m:ctrlPr>
+                    <w:rPr>
+                      <w:rFonts w:ascii="Cambria Math" w:hAnsi="Cambria Math"/>
+                      <w:i/>
+                    </w:rPr>
+                  </m:ctrlPr>
+                </m:sSubPr>
+                <m:e>
+                  <m:r>
+                    <w:rPr>
+                      <w:rFonts w:ascii="Cambria Math" w:hAnsi="Cambria Math"/>
+                    </w:rPr>
+                    <m:t>n</m:t>
+                  </m:r>
+                </m:e>
+                <m:sub>
+                  <m:r>
+                    <w:rPr>
+                      <w:rFonts w:ascii="Cambria Math" w:hAnsi="Cambria Math"/>
+                    </w:rPr>
+                    <m:t>i</m:t>
+                  </m:r>
+                </m:sub>
+              </m:sSub>
+              <m:sSub>
+                <m:sSubPr>
+                  <m:ctrlPr>
+                    <w:rPr>
+                      <w:rFonts w:ascii="Cambria Math" w:hAnsi="Cambria Math"/>
+                      <w:i/>
+                    </w:rPr>
+                  </m:ctrlPr>
+                </m:sSubPr>
+                <m:e>
+                  <m:acc>
+                    <m:accPr>
+                      <m:ctrlPr>
+                        <w:rPr>
+                          <w:rFonts w:ascii="Cambria Math" w:hAnsi="Cambria Math"/>
+                          <w:i/>
+                        </w:rPr>
+                      </m:ctrlPr>
+                    </m:accPr>
+                    <m:e>
+                      <m:r>
+                        <w:rPr>
+                          <w:rFonts w:ascii="Cambria Math" w:hAnsi="Cambria Math"/>
+                        </w:rPr>
+                        <m:t>π</m:t>
+                      </m:r>
+                    </m:e>
+                  </m:acc>
+                </m:e>
+                <m:sub>
+                  <m:r>
+                    <w:rPr>
+                      <w:rFonts w:ascii="Cambria Math" w:hAnsi="Cambria Math"/>
+                    </w:rPr>
+                    <m:t>i</m:t>
+                  </m:r>
+                </m:sub>
+              </m:sSub>
+            </m:num>
+            <m:den>
+              <m:r>
+                <w:rPr>
+                  <w:rFonts w:ascii="Cambria Math" w:hAnsi="Cambria Math"/>
+                </w:rPr>
+                <m:t>SE</m:t>
+              </m:r>
+            </m:den>
+          </m:f>
+          <m:r>
+            <w:rPr>
+              <w:rFonts w:ascii="Cambria Math" w:hAnsi="Cambria Math"/>
+            </w:rPr>
+            <m:t xml:space="preserve"> .</m:t>
+          </m:r>
+        </m:oMath>
+      </m:oMathPara>
+    </w:p>
+    <w:p>
+      <w:r>
+        <w:t>The</w:t>
+      </w:r>
+      <w:r>
+        <w:rPr>
+          <w:rFonts w:hint="eastAsia"/>
+        </w:rPr>
+        <w:t xml:space="preserve"> </w:t>
+      </w:r>
+      <w:r>
+        <w:t>standardized residual has an approximate standard normal distribution when the model holds. An absolute value larger than roughly 2 or 3 provides evidence of lack of fit. Such an observation may be different from the others in some identifiable way, perhaps suggesting another variable that should be in the model. Sometimes substantive results are the same when</w:t>
+      </w:r>
+      <w:r>
+        <w:rPr>
+          <w:rFonts w:hint="eastAsia"/>
+        </w:rPr>
+        <w:t xml:space="preserve"> </w:t>
+      </w:r>
+      <w:r>
+        <w:t>the</w:t>
+      </w:r>
+      <w:r>
+        <w:rPr>
+          <w:rFonts w:hint="eastAsia"/>
+        </w:rPr>
+        <w:t xml:space="preserve"> </w:t>
+      </w:r>
+      <w:r>
+        <w:t>model</w:t>
+      </w:r>
+      <w:r>
+        <w:rPr>
+          <w:rFonts w:hint="eastAsia"/>
+        </w:rPr>
+        <w:t xml:space="preserve"> </w:t>
+      </w:r>
+      <w:r>
+        <w:t>is</w:t>
+      </w:r>
+      <w:r>
+        <w:rPr>
+          <w:rFonts w:hint="eastAsia"/>
+        </w:rPr>
+        <w:t xml:space="preserve"> </w:t>
+      </w:r>
+      <w:r>
+        <w:t>re-fitted</w:t>
+      </w:r>
+      <w:r>
+        <w:rPr>
+          <w:rFonts w:hint="eastAsia"/>
+        </w:rPr>
+        <w:t xml:space="preserve"> </w:t>
+      </w:r>
+      <w:r>
+        <w:t>without</w:t>
+      </w:r>
+      <w:r>
+        <w:rPr>
+          <w:rFonts w:hint="eastAsia"/>
+        </w:rPr>
+        <w:t xml:space="preserve"> </w:t>
+      </w:r>
+      <w:r>
+        <w:t>the</w:t>
+      </w:r>
+      <w:r>
+        <w:rPr>
+          <w:rFonts w:hint="eastAsia"/>
+        </w:rPr>
+        <w:t xml:space="preserve"> </w:t>
+      </w:r>
+      <w:r>
+        <w:t>observation, in</w:t>
+      </w:r>
+      <w:r>
+        <w:rPr>
+          <w:rFonts w:hint="eastAsia"/>
+        </w:rPr>
+        <w:t xml:space="preserve"> </w:t>
+      </w:r>
+      <w:r>
+        <w:t>which</w:t>
+      </w:r>
+      <w:r>
+        <w:rPr>
+          <w:rFonts w:hint="eastAsia"/>
+        </w:rPr>
+        <w:t xml:space="preserve"> </w:t>
+      </w:r>
+      <w:r>
+        <w:t>case</w:t>
+      </w:r>
+      <w:r>
+        <w:rPr>
+          <w:rFonts w:hint="eastAsia"/>
+        </w:rPr>
+        <w:t xml:space="preserve"> </w:t>
+      </w:r>
+      <w:r>
+        <w:t>the</w:t>
+      </w:r>
+      <w:r>
+        <w:rPr>
+          <w:rFonts w:hint="eastAsia"/>
+        </w:rPr>
+        <w:t xml:space="preserve"> </w:t>
+      </w:r>
+      <w:r>
+        <w:t>observation</w:t>
+      </w:r>
+      <w:r>
+        <w:rPr>
+          <w:rFonts w:hint="eastAsia"/>
+        </w:rPr>
+        <w:t xml:space="preserve"> </w:t>
+      </w:r>
+      <w:r>
+        <w:t>is</w:t>
+      </w:r>
+      <w:r>
+        <w:rPr>
+          <w:rFonts w:hint="eastAsia"/>
+        </w:rPr>
+        <w:t xml:space="preserve"> </w:t>
+      </w:r>
+      <w:r>
+        <w:t xml:space="preserve">unusual but not influential. </w:t>
+      </w:r>
+    </w:p>
+    <w:p>
+      <w:pPr>
+        <w:ind w:firstLine="480"/>
+      </w:pPr>
+      <w:r>
+        <w:t>When</w:t>
+      </w:r>
+      <w:r>
+        <w:rPr>
+          <w:rFonts w:hint="eastAsia"/>
+        </w:rPr>
+        <w:t xml:space="preserve"> </w:t>
+      </w:r>
+      <w:r>
+        <w:t>fitted</w:t>
+      </w:r>
+      <w:r>
+        <w:rPr>
+          <w:rFonts w:hint="eastAsia"/>
+        </w:rPr>
+        <w:t xml:space="preserve"> </w:t>
+      </w:r>
+      <w:r>
+        <w:t xml:space="preserve">values are very small, residuals have limited meaning. For ungrouped binary data, each </w:t>
+      </w:r>
+      <m:oMath>
+        <m:r>
+          <w:rPr>
+            <w:rFonts w:ascii="Cambria Math" w:hAnsi="Cambria Math"/>
+          </w:rPr>
+          <m:t>ni=1</m:t>
+        </m:r>
+      </m:oMath>
+      <w:r>
+        <w:rPr>
+          <w:rFonts w:hint="eastAsia"/>
+        </w:rPr>
+        <w:t xml:space="preserve"> </w:t>
+      </w:r>
+      <w:r>
+        <w:t>and</w:t>
+      </w:r>
+      <w:r>
+        <w:rPr>
+          <w:rFonts w:hint="eastAsia"/>
+        </w:rPr>
+        <w:t xml:space="preserve">  </w:t>
+      </w:r>
+      <m:oMath>
+        <m:sSub>
+          <m:sSubPr>
+            <m:ctrlPr>
+              <w:rPr>
+                <w:rFonts w:ascii="Cambria Math" w:hAnsi="Cambria Math"/>
+                <w:i/>
+              </w:rPr>
+            </m:ctrlPr>
+          </m:sSubPr>
+          <m:e>
+            <m:r>
+              <w:rPr>
+                <w:rFonts w:ascii="Cambria Math" w:hAnsi="Cambria Math"/>
+              </w:rPr>
+              <m:t>y</m:t>
+            </m:r>
+          </m:e>
+          <m:sub>
+            <m:r>
+              <w:rPr>
+                <w:rFonts w:ascii="Cambria Math" w:hAnsi="Cambria Math"/>
+              </w:rPr>
+              <m:t>i</m:t>
+            </m:r>
+          </m:sub>
+        </m:sSub>
+      </m:oMath>
+      <w:r>
+        <w:t xml:space="preserve"> can</w:t>
+      </w:r>
+      <w:r>
+        <w:rPr>
+          <w:rFonts w:hint="eastAsia"/>
+        </w:rPr>
+        <w:t xml:space="preserve"> </w:t>
+      </w:r>
+      <w:r>
+        <w:t>equal</w:t>
+      </w:r>
+      <w:r>
+        <w:rPr>
+          <w:rFonts w:hint="eastAsia"/>
+        </w:rPr>
+        <w:t xml:space="preserve"> </w:t>
+      </w:r>
+      <w:r>
+        <w:t>only</w:t>
+      </w:r>
+      <w:r>
+        <w:rPr>
+          <w:rFonts w:hint="eastAsia"/>
+        </w:rPr>
+        <w:t xml:space="preserve"> </w:t>
+      </w:r>
+      <w:r>
+        <w:t>0</w:t>
+      </w:r>
+      <w:r>
+        <w:rPr>
+          <w:rFonts w:hint="eastAsia"/>
+        </w:rPr>
+        <w:t xml:space="preserve"> </w:t>
+      </w:r>
+      <w:r>
+        <w:t>or</w:t>
+      </w:r>
+      <w:r>
+        <w:rPr>
+          <w:rFonts w:hint="eastAsia"/>
+        </w:rPr>
+        <w:t xml:space="preserve"> </w:t>
+      </w:r>
+      <w:r>
+        <w:t>1,</w:t>
+      </w:r>
+      <w:r>
+        <w:rPr>
+          <w:rFonts w:hint="eastAsia"/>
+        </w:rPr>
+        <w:t xml:space="preserve"> </w:t>
+      </w:r>
+      <w:r>
+        <w:t>and</w:t>
+      </w:r>
+      <w:r>
+        <w:rPr>
+          <w:rFonts w:hint="eastAsia"/>
+        </w:rPr>
+        <w:t xml:space="preserve"> </w:t>
+      </w:r>
+      <w:r>
+        <w:t>a</w:t>
+      </w:r>
+      <w:r>
+        <w:rPr>
+          <w:rFonts w:hint="eastAsia"/>
+        </w:rPr>
+        <w:t xml:space="preserve"> </w:t>
+      </w:r>
+      <w:r>
+        <w:t>raw</w:t>
+      </w:r>
+      <w:r>
+        <w:rPr>
+          <w:rFonts w:hint="eastAsia"/>
+        </w:rPr>
+        <w:t xml:space="preserve"> </w:t>
+      </w:r>
+      <w:r>
+        <w:t xml:space="preserve">residual </w:t>
+      </w:r>
+      <m:oMath>
+        <m:d>
+          <m:dPr>
+            <m:ctrlPr>
+              <w:rPr>
+                <w:rFonts w:ascii="Cambria Math" w:hAnsi="Cambria Math"/>
+                <w:i/>
+              </w:rPr>
+            </m:ctrlPr>
+          </m:dPr>
+          <m:e>
+            <m:sSub>
+              <m:sSubPr>
+                <m:ctrlPr>
+                  <w:rPr>
+                    <w:rFonts w:ascii="Cambria Math" w:hAnsi="Cambria Math"/>
+                    <w:i/>
+                  </w:rPr>
+                </m:ctrlPr>
+              </m:sSubPr>
+              <m:e>
+                <m:r>
+                  <w:rPr>
+                    <w:rFonts w:ascii="Cambria Math" w:hAnsi="Cambria Math"/>
+                  </w:rPr>
+                  <m:t>y</m:t>
+                </m:r>
+              </m:e>
+              <m:sub>
+                <m:r>
+                  <w:rPr>
+                    <w:rFonts w:ascii="Cambria Math" w:hAnsi="Cambria Math"/>
+                  </w:rPr>
+                  <m:t>i</m:t>
+                </m:r>
+              </m:sub>
+            </m:sSub>
+            <m:r>
+              <w:rPr>
+                <w:rFonts w:ascii="Cambria Math" w:hAnsi="Cambria Math"/>
+              </w:rPr>
+              <m:t>-</m:t>
+            </m:r>
+            <m:sSub>
+              <m:sSubPr>
+                <m:ctrlPr>
+                  <w:rPr>
+                    <w:rFonts w:ascii="Cambria Math" w:hAnsi="Cambria Math"/>
+                    <w:i/>
+                  </w:rPr>
+                </m:ctrlPr>
+              </m:sSubPr>
+              <m:e>
+                <m:acc>
+                  <m:accPr>
+                    <m:ctrlPr>
+                      <w:rPr>
+                        <w:rFonts w:ascii="Cambria Math" w:hAnsi="Cambria Math"/>
+                        <w:i/>
+                      </w:rPr>
+                    </m:ctrlPr>
+                  </m:accPr>
+                  <m:e>
+                    <m:r>
+                      <w:rPr>
+                        <w:rFonts w:ascii="Cambria Math" w:hAnsi="Cambria Math"/>
+                      </w:rPr>
+                      <m:t>π</m:t>
+                    </m:r>
+                  </m:e>
+                </m:acc>
+              </m:e>
+              <m:sub>
+                <m:r>
+                  <w:rPr>
+                    <w:rFonts w:ascii="Cambria Math" w:hAnsi="Cambria Math"/>
+                  </w:rPr>
+                  <m:t>i</m:t>
+                </m:r>
+              </m:sub>
+            </m:sSub>
+          </m:e>
+        </m:d>
+      </m:oMath>
+      <w:r>
+        <w:rPr>
+          <w:rFonts w:hint="eastAsia"/>
+        </w:rPr>
+        <w:t xml:space="preserve"> </w:t>
+      </w:r>
+      <w:r>
+        <w:t>can assume only two</w:t>
+      </w:r>
+      <w:r>
+        <w:rPr>
+          <w:rFonts w:hint="eastAsia"/>
+        </w:rPr>
+        <w:t xml:space="preserve"> </w:t>
+      </w:r>
+      <w:r>
+        <w:t>values. Plots of raw residuals are also then uninformative. When data can have grouped data form, residuals are more relevant for the grouped data than for individual subjects.</w:t>
+      </w:r>
+    </w:p>
+    <w:p/>
+    <w:p>
+      <w:r>
+        <w:rPr>
+          <w:rFonts w:hint="eastAsia"/>
+        </w:rPr>
+        <w:t>5.2.5 Example: Graduate Admissions ar University of Florida</w:t>
+      </w:r>
+    </w:p>
+    <w:p>
+      <w:pPr>
+        <w:ind w:firstLine="480"/>
+        <w:rPr>
+          <w:rFonts w:hint="eastAsia"/>
+        </w:rPr>
+      </w:pPr>
+      <w:r>
+        <w:t xml:space="preserve">Table 5.2 refers to graduate school applications to the 23 departments in the College of Liberal Arts and Sciences at the University of Florida, during a recent academic year. It cross-classifies whether the applicant was admitted </w:t>
+      </w:r>
+      <m:oMath>
+        <m:r>
+          <w:rPr>
+            <w:rFonts w:ascii="Cambria Math" w:hAnsi="Cambria Math"/>
+          </w:rPr>
+          <m:t>(y)</m:t>
+        </m:r>
+      </m:oMath>
+      <w:r>
+        <w:t xml:space="preserve">, the applicant’s gender, and the applicant’s department. For the </w:t>
+      </w:r>
+      <m:oMath>
+        <m:sSub>
+          <m:sSubPr>
+            <m:ctrlPr>
+              <w:rPr>
+                <w:rFonts w:ascii="Cambria Math" w:hAnsi="Cambria Math"/>
+                <w:i/>
+              </w:rPr>
+            </m:ctrlPr>
+          </m:sSubPr>
+          <m:e>
+            <m:r>
+              <w:rPr>
+                <w:rFonts w:ascii="Cambria Math" w:hAnsi="Cambria Math"/>
+              </w:rPr>
+              <m:t>n</m:t>
+            </m:r>
+          </m:e>
+          <m:sub>
+            <m:r>
+              <w:rPr>
+                <w:rFonts w:ascii="Cambria Math" w:hAnsi="Cambria Math"/>
+              </w:rPr>
+              <m:t>ik</m:t>
+            </m:r>
+          </m:sub>
+        </m:sSub>
+      </m:oMath>
+      <w:r>
+        <w:t xml:space="preserve"> applications by gender </w:t>
+      </w:r>
+      <m:oMath>
+        <m:r>
+          <w:rPr>
+            <w:rFonts w:ascii="Cambria Math" w:hAnsi="Cambria Math"/>
+          </w:rPr>
+          <m:t>i</m:t>
+        </m:r>
+      </m:oMath>
+      <w:r>
+        <w:t xml:space="preserve"> in department </w:t>
+      </w:r>
+      <m:oMath>
+        <m:r>
+          <w:rPr>
+            <w:rFonts w:ascii="Cambria Math" w:hAnsi="Cambria Math"/>
+          </w:rPr>
+          <m:t>k</m:t>
+        </m:r>
+      </m:oMath>
+      <w:r>
+        <w:t>,</w:t>
+      </w:r>
+      <w:r>
+        <w:rPr>
+          <w:rFonts w:hint="eastAsia"/>
+        </w:rPr>
+        <w:t xml:space="preserve"> </w:t>
+      </w:r>
+      <w:r>
+        <w:t>let</w:t>
+      </w:r>
+      <w:r>
+        <w:rPr>
+          <w:rFonts w:hint="eastAsia"/>
+        </w:rPr>
+        <w:t xml:space="preserve"> </w:t>
+      </w:r>
+      <m:oMath>
+        <m:sSub>
+          <m:sSubPr>
+            <m:ctrlPr>
+              <w:rPr>
+                <w:rFonts w:ascii="Cambria Math" w:hAnsi="Cambria Math"/>
+                <w:i/>
+              </w:rPr>
+            </m:ctrlPr>
+          </m:sSubPr>
+          <m:e>
+            <m:r>
+              <w:rPr>
+                <w:rFonts w:ascii="Cambria Math" w:hAnsi="Cambria Math"/>
+              </w:rPr>
+              <m:t>y</m:t>
+            </m:r>
+          </m:e>
+          <m:sub>
+            <m:r>
+              <w:rPr>
+                <w:rFonts w:ascii="Cambria Math" w:hAnsi="Cambria Math"/>
+              </w:rPr>
+              <m:t>ik</m:t>
+            </m:r>
+          </m:sub>
+        </m:sSub>
+      </m:oMath>
+      <w:r>
+        <w:t xml:space="preserve"> denote the number admitted and let </w:t>
+      </w:r>
+      <m:oMath>
+        <m:sSub>
+          <m:sSubPr>
+            <m:ctrlPr>
+              <w:rPr>
+                <w:rFonts w:ascii="Cambria Math" w:hAnsi="Cambria Math"/>
+                <w:i/>
+              </w:rPr>
+            </m:ctrlPr>
+          </m:sSubPr>
+          <m:e>
+            <m:r>
+              <w:rPr>
+                <w:rFonts w:ascii="Cambria Math" w:hAnsi="Cambria Math"/>
+              </w:rPr>
+              <m:t>π</m:t>
+            </m:r>
+          </m:e>
+          <m:sub>
+            <m:r>
+              <w:rPr>
+                <w:rFonts w:ascii="Cambria Math" w:hAnsi="Cambria Math"/>
+              </w:rPr>
+              <m:t>ik</m:t>
+            </m:r>
+          </m:sub>
+        </m:sSub>
+      </m:oMath>
+      <w:r>
+        <w:t xml:space="preserve"> denote the probability of admission. We treat </w:t>
+      </w:r>
+      <m:oMath>
+        <m:r>
+          <w:rPr>
+            <w:rFonts w:ascii="Cambria Math" w:hAnsi="Cambria Math"/>
+          </w:rPr>
+          <m:t>{</m:t>
+        </m:r>
+        <m:sSub>
+          <m:sSubPr>
+            <m:ctrlPr>
+              <w:rPr>
+                <w:rFonts w:ascii="Cambria Math" w:hAnsi="Cambria Math"/>
+                <w:i/>
+              </w:rPr>
+            </m:ctrlPr>
+          </m:sSubPr>
+          <m:e>
+            <m:r>
+              <w:rPr>
+                <w:rFonts w:ascii="Cambria Math" w:hAnsi="Cambria Math"/>
+              </w:rPr>
+              <m:t>Y</m:t>
+            </m:r>
+          </m:e>
+          <m:sub>
+            <m:r>
+              <w:rPr>
+                <w:rFonts w:ascii="Cambria Math" w:hAnsi="Cambria Math"/>
+              </w:rPr>
+              <m:t>ik</m:t>
+            </m:r>
+          </m:sub>
+        </m:sSub>
+        <m:r>
+          <w:rPr>
+            <w:rFonts w:ascii="Cambria Math" w:hAnsi="Cambria Math"/>
+          </w:rPr>
+          <m:t>}</m:t>
+        </m:r>
+      </m:oMath>
+      <w:r>
+        <w:t xml:space="preserve"> as independent binomial variates for </w:t>
+      </w:r>
+      <m:oMath>
+        <m:r>
+          <w:rPr>
+            <w:rFonts w:ascii="Cambria Math" w:hAnsi="Cambria Math"/>
+          </w:rPr>
+          <w:lastRenderedPageBreak/>
+          <m:t>{</m:t>
+        </m:r>
+        <m:sSub>
+          <m:sSubPr>
+            <m:ctrlPr>
+              <w:rPr>
+                <w:rFonts w:ascii="Cambria Math" w:hAnsi="Cambria Math"/>
+                <w:i/>
+              </w:rPr>
+            </m:ctrlPr>
+          </m:sSubPr>
+          <m:e>
+            <m:r>
+              <w:rPr>
+                <w:rFonts w:ascii="Cambria Math" w:hAnsi="Cambria Math"/>
+              </w:rPr>
+              <m:t>n</m:t>
+            </m:r>
+          </m:e>
+          <m:sub>
+            <m:r>
+              <w:rPr>
+                <w:rFonts w:ascii="Cambria Math" w:hAnsi="Cambria Math"/>
+              </w:rPr>
+              <m:t>ik</m:t>
+            </m:r>
+          </m:sub>
+        </m:sSub>
+        <m:r>
+          <w:rPr>
+            <w:rFonts w:ascii="Cambria Math" w:hAnsi="Cambria Math"/>
+          </w:rPr>
+          <m:t>}</m:t>
+        </m:r>
+      </m:oMath>
+      <w:r>
+        <w:t xml:space="preserve"> trials with success probabilities </w:t>
+      </w:r>
+      <m:oMath>
+        <m:r>
+          <w:rPr>
+            <w:rFonts w:ascii="Cambria Math" w:hAnsi="Cambria Math"/>
+          </w:rPr>
+          <m:t>{</m:t>
+        </m:r>
+        <m:sSub>
+          <m:sSubPr>
+            <m:ctrlPr>
+              <w:rPr>
+                <w:rFonts w:ascii="Cambria Math" w:hAnsi="Cambria Math"/>
+                <w:i/>
+              </w:rPr>
+            </m:ctrlPr>
+          </m:sSubPr>
+          <m:e>
+            <m:r>
+              <w:rPr>
+                <w:rFonts w:ascii="Cambria Math" w:hAnsi="Cambria Math"/>
+              </w:rPr>
+              <m:t>π</m:t>
+            </m:r>
+          </m:e>
+          <m:sub>
+            <m:r>
+              <w:rPr>
+                <w:rFonts w:ascii="Cambria Math" w:hAnsi="Cambria Math"/>
+              </w:rPr>
+              <m:t>ik</m:t>
+            </m:r>
+          </m:sub>
+        </m:sSub>
+        <m:r>
+          <w:rPr>
+            <w:rFonts w:ascii="Cambria Math" w:hAnsi="Cambria Math"/>
+          </w:rPr>
+          <m:t>}</m:t>
+        </m:r>
+      </m:oMath>
+      <w:r>
+        <w:t>.</w:t>
+      </w:r>
     </w:p>
     <w:sectPr>
       <w:pgSz w:w="11906" w:h="16838"/>

--- a/NCKU/碩一下/Categorical data analysis/Summary Notes/Chapter 5.docx
+++ b/NCKU/碩一下/Categorical data analysis/Summary Notes/Chapter 5.docx
@@ -2427,8 +2427,13 @@
         </w:rPr>
         <w:t xml:space="preserve">. </w:t>
       </w:r>
-      <w:r>
-        <w:t xml:space="preserve">Of models using some or </w:t>
+      <w:proofErr w:type="spellStart"/>
+      <w:r>
+        <w:t>Of</w:t>
+      </w:r>
+      <w:proofErr w:type="spellEnd"/>
+      <w:r>
+        <w:t xml:space="preserve"> models using some or </w:t>
       </w:r>
       <w:r>
         <w:t>all</w:t>
@@ -4179,10 +4184,19 @@
       <m:oMathPara>
         <m:oMath>
           <m:r>
+            <m:rPr>
+              <m:sty m:val="p"/>
+            </m:rPr>
             <w:rPr>
               <w:rFonts w:ascii="Cambria Math" w:hAnsi="Cambria Math"/>
             </w:rPr>
-            <m:t>Standardized residual=</m:t>
+            <m:t>Standardized residual</m:t>
+          </m:r>
+          <m:r>
+            <w:rPr>
+              <w:rFonts w:ascii="Cambria Math" w:hAnsi="Cambria Math"/>
+            </w:rPr>
+            <m:t>=</m:t>
           </m:r>
           <m:f>
             <m:fPr>
@@ -4320,7 +4334,7 @@
         <w:t xml:space="preserve"> </w:t>
       </w:r>
       <w:r>
-        <w:t>standardized residual has an approximate standard normal distribution when the model holds. An absolute value larger than roughly 2 or 3 provides evidence of lack of fit. Such an observation may be different from the others in some identifiable way, perhaps suggesting another variable that should be in the model. Sometimes substantive results are the same when</w:t>
+        <w:t>standardized residual has an approximate standard normal distribution when the model holds. An absolute value larger than 2 or 3 provides evidence of lack of fit. Such an observation may be different from the others, perhaps suggesting another variable that should be in the model. Sometimes substantive results are the same when</w:t>
       </w:r>
       <w:r>
         <w:rPr>
@@ -4466,11 +4480,37 @@
         <w:t xml:space="preserve">values are very small, residuals have limited meaning. For ungrouped binary data, each </w:t>
       </w:r>
       <m:oMath>
+        <m:sSub>
+          <m:sSubPr>
+            <m:ctrlPr>
+              <w:rPr>
+                <w:rFonts w:ascii="Cambria Math" w:hAnsi="Cambria Math"/>
+                <w:i/>
+              </w:rPr>
+            </m:ctrlPr>
+          </m:sSubPr>
+          <m:e>
+            <m:r>
+              <w:rPr>
+                <w:rFonts w:ascii="Cambria Math" w:hAnsi="Cambria Math"/>
+              </w:rPr>
+              <m:t>n</m:t>
+            </m:r>
+          </m:e>
+          <m:sub>
+            <m:r>
+              <w:rPr>
+                <w:rFonts w:ascii="Cambria Math" w:hAnsi="Cambria Math"/>
+              </w:rPr>
+              <m:t>i</m:t>
+            </m:r>
+          </m:sub>
+        </m:sSub>
         <m:r>
           <w:rPr>
             <w:rFonts w:ascii="Cambria Math" w:hAnsi="Cambria Math"/>
           </w:rPr>
-          <m:t>ni=1</m:t>
+          <m:t>=1</m:t>
         </m:r>
       </m:oMath>
       <w:r>
@@ -4486,7 +4526,7 @@
         <w:rPr>
           <w:rFonts w:hint="eastAsia"/>
         </w:rPr>
-        <w:t xml:space="preserve">  </w:t>
+        <w:t xml:space="preserve"> </w:t>
       </w:r>
       <m:oMath>
         <m:sSub>
@@ -4700,24 +4740,90 @@
         <w:t xml:space="preserve"> </w:t>
       </w:r>
       <w:r>
-        <w:t>values. Plots of raw residuals are also then uninformative. When data can have grouped data form, residuals are more relevant for the grouped data than for individual subjects.</w:t>
+        <w:t>values. Plots of raw residuals are also uninformative. When data can have grouped data form, residuals are more relevant for the grouped data than for individual subjects.</w:t>
       </w:r>
     </w:p>
     <w:p/>
     <w:p>
-      <w:r>
-        <w:rPr>
-          <w:rFonts w:hint="eastAsia"/>
-        </w:rPr>
-        <w:t>5.2.5 Example: Graduate Admissions ar University of Florida</w:t>
+      <w:pPr>
+        <w:rPr>
+          <w:b/>
+          <w:bCs/>
+        </w:rPr>
+      </w:pPr>
+      <w:r>
+        <w:rPr>
+          <w:rFonts w:hint="eastAsia"/>
+          <w:b/>
+          <w:bCs/>
+        </w:rPr>
+        <w:t>5.2.5 Example: Graduate Admissions a</w:t>
+      </w:r>
+      <w:r>
+        <w:rPr>
+          <w:rFonts w:hint="eastAsia"/>
+          <w:b/>
+          <w:bCs/>
+        </w:rPr>
+        <w:t>t</w:t>
+      </w:r>
+      <w:r>
+        <w:rPr>
+          <w:rFonts w:hint="eastAsia"/>
+          <w:b/>
+          <w:bCs/>
+        </w:rPr>
+        <w:t xml:space="preserve"> University of Florida</w:t>
+      </w:r>
+    </w:p>
+    <w:p>
+      <w:pPr>
+        <w:rPr>
+          <w:rFonts w:hint="eastAsia"/>
+        </w:rPr>
+      </w:pPr>
+      <w:r>
+        <w:lastRenderedPageBreak/>
+        <w:drawing>
+          <wp:inline distT="0" distB="0" distL="0" distR="0" wp14:anchorId="6413FC65" wp14:editId="4CA049E7">
+            <wp:extent cx="5274310" cy="3152775"/>
+            <wp:effectExtent l="0" t="0" r="2540" b="9525"/>
+            <wp:docPr id="994945087" name="圖片 1" descr="一張含有 文字, 螢幕擷取畫面, 數字, 字型 的圖片&#10;&#10;自動產生的描述"/>
+            <wp:cNvGraphicFramePr>
+              <a:graphicFrameLocks xmlns:a="http://schemas.openxmlformats.org/drawingml/2006/main" noChangeAspect="1"/>
+            </wp:cNvGraphicFramePr>
+            <a:graphic xmlns:a="http://schemas.openxmlformats.org/drawingml/2006/main">
+              <a:graphicData uri="http://schemas.openxmlformats.org/drawingml/2006/picture">
+                <pic:pic xmlns:pic="http://schemas.openxmlformats.org/drawingml/2006/picture">
+                  <pic:nvPicPr>
+                    <pic:cNvPr id="994945087" name="圖片 1" descr="一張含有 文字, 螢幕擷取畫面, 數字, 字型 的圖片&#10;&#10;自動產生的描述"/>
+                    <pic:cNvPicPr/>
+                  </pic:nvPicPr>
+                  <pic:blipFill>
+                    <a:blip r:embed="rId14"/>
+                    <a:stretch>
+                      <a:fillRect/>
+                    </a:stretch>
+                  </pic:blipFill>
+                  <pic:spPr>
+                    <a:xfrm>
+                      <a:off x="0" y="0"/>
+                      <a:ext cx="5274310" cy="3152775"/>
+                    </a:xfrm>
+                    <a:prstGeom prst="rect">
+                      <a:avLst/>
+                    </a:prstGeom>
+                  </pic:spPr>
+                </pic:pic>
+              </a:graphicData>
+            </a:graphic>
+          </wp:inline>
+        </w:drawing>
       </w:r>
     </w:p>
     <w:p>
       <w:pPr>
         <w:ind w:firstLine="480"/>
-        <w:rPr>
-          <w:rFonts w:hint="eastAsia"/>
-        </w:rPr>
       </w:pPr>
       <w:r>
         <w:t xml:space="preserve">Table 5.2 refers to graduate school applications to the 23 departments in the College of Liberal Arts and Sciences at the University of Florida, during a recent academic year. It cross-classifies whether the applicant was admitted </w:t>
@@ -4911,7 +5017,6 @@
           <w:rPr>
             <w:rFonts w:ascii="Cambria Math" w:hAnsi="Cambria Math"/>
           </w:rPr>
-          <w:lastRenderedPageBreak/>
           <m:t>{</m:t>
         </m:r>
         <m:sSub>
@@ -4993,6 +5098,432 @@
       <w:r>
         <w:t>.</w:t>
       </w:r>
+    </w:p>
+    <w:p>
+      <w:pPr>
+        <w:ind w:firstLine="480"/>
+      </w:pPr>
+      <w:r>
+        <w:t>Other</w:t>
+      </w:r>
+      <w:r>
+        <w:rPr>
+          <w:rFonts w:hint="eastAsia"/>
+        </w:rPr>
+        <w:t xml:space="preserve"> </w:t>
+      </w:r>
+      <w:r>
+        <w:t>things</w:t>
+      </w:r>
+      <w:r>
+        <w:rPr>
+          <w:rFonts w:hint="eastAsia"/>
+        </w:rPr>
+        <w:t xml:space="preserve"> </w:t>
+      </w:r>
+      <w:r>
+        <w:t>being</w:t>
+      </w:r>
+      <w:r>
+        <w:rPr>
+          <w:rFonts w:hint="eastAsia"/>
+        </w:rPr>
+        <w:t xml:space="preserve"> </w:t>
+      </w:r>
+      <w:r>
+        <w:t>equal,</w:t>
+      </w:r>
+      <w:r>
+        <w:rPr>
+          <w:rFonts w:hint="eastAsia"/>
+        </w:rPr>
+        <w:t xml:space="preserve"> </w:t>
+      </w:r>
+      <w:r>
+        <w:t>one</w:t>
+      </w:r>
+      <w:r>
+        <w:rPr>
+          <w:rFonts w:hint="eastAsia"/>
+        </w:rPr>
+        <w:t xml:space="preserve"> </w:t>
+      </w:r>
+      <w:r>
+        <w:t>would</w:t>
+      </w:r>
+      <w:r>
+        <w:rPr>
+          <w:rFonts w:hint="eastAsia"/>
+        </w:rPr>
+        <w:t xml:space="preserve"> </w:t>
+      </w:r>
+      <w:r>
+        <w:t>hope</w:t>
+      </w:r>
+      <w:r>
+        <w:rPr>
+          <w:rFonts w:hint="eastAsia"/>
+        </w:rPr>
+        <w:t xml:space="preserve"> </w:t>
+      </w:r>
+      <w:r>
+        <w:t>that the</w:t>
+      </w:r>
+      <w:r>
+        <w:rPr>
+          <w:rFonts w:hint="eastAsia"/>
+        </w:rPr>
+        <w:t xml:space="preserve"> </w:t>
+      </w:r>
+      <w:r>
+        <w:t>admissions</w:t>
+      </w:r>
+      <w:r>
+        <w:rPr>
+          <w:rFonts w:hint="eastAsia"/>
+        </w:rPr>
+        <w:t xml:space="preserve"> </w:t>
+      </w:r>
+      <w:r>
+        <w:t>decision</w:t>
+      </w:r>
+      <w:r>
+        <w:rPr>
+          <w:rFonts w:hint="eastAsia"/>
+        </w:rPr>
+        <w:t xml:space="preserve"> </w:t>
+      </w:r>
+      <w:r>
+        <w:t>is</w:t>
+      </w:r>
+      <w:r>
+        <w:rPr>
+          <w:rFonts w:hint="eastAsia"/>
+        </w:rPr>
+        <w:t xml:space="preserve"> </w:t>
+      </w:r>
+      <w:r>
+        <w:t>independent of</w:t>
+      </w:r>
+      <w:r>
+        <w:rPr>
+          <w:rFonts w:hint="eastAsia"/>
+        </w:rPr>
+        <w:t xml:space="preserve"> </w:t>
+      </w:r>
+      <w:r>
+        <w:t>gender.</w:t>
+      </w:r>
+      <w:r>
+        <w:rPr>
+          <w:rFonts w:hint="eastAsia"/>
+        </w:rPr>
+        <w:t xml:space="preserve"> </w:t>
+      </w:r>
+      <w:r>
+        <w:t>The</w:t>
+      </w:r>
+      <w:r>
+        <w:rPr>
+          <w:rFonts w:hint="eastAsia"/>
+        </w:rPr>
+        <w:t xml:space="preserve"> </w:t>
+      </w:r>
+      <w:r>
+        <w:t>model</w:t>
+      </w:r>
+      <w:r>
+        <w:rPr>
+          <w:rFonts w:hint="eastAsia"/>
+        </w:rPr>
+        <w:t xml:space="preserve"> </w:t>
+      </w:r>
+      <w:r>
+        <w:t>with</w:t>
+      </w:r>
+      <w:r>
+        <w:rPr>
+          <w:rFonts w:hint="eastAsia"/>
+        </w:rPr>
+        <w:t xml:space="preserve"> </w:t>
+      </w:r>
+      <w:r>
+        <w:t>no</w:t>
+      </w:r>
+      <w:r>
+        <w:rPr>
+          <w:rFonts w:hint="eastAsia"/>
+        </w:rPr>
+        <w:t xml:space="preserve"> </w:t>
+      </w:r>
+      <w:r>
+        <w:t>gender</w:t>
+      </w:r>
+      <w:r>
+        <w:rPr>
+          <w:rFonts w:hint="eastAsia"/>
+        </w:rPr>
+        <w:t xml:space="preserve"> </w:t>
+      </w:r>
+      <w:r>
+        <w:t>effect,</w:t>
+      </w:r>
+      <w:r>
+        <w:rPr>
+          <w:rFonts w:hint="eastAsia"/>
+        </w:rPr>
+        <w:t xml:space="preserve"> </w:t>
+      </w:r>
+      <w:r>
+        <w:t>given</w:t>
+      </w:r>
+      <w:r>
+        <w:rPr>
+          <w:rFonts w:hint="eastAsia"/>
+        </w:rPr>
+        <w:t xml:space="preserve"> </w:t>
+      </w:r>
+      <w:r>
+        <w:t>department,</w:t>
+      </w:r>
+      <w:r>
+        <w:rPr>
+          <w:rFonts w:hint="eastAsia"/>
+        </w:rPr>
+        <w:t xml:space="preserve"> </w:t>
+      </w:r>
+      <w:r>
+        <w:t>is</w:t>
+      </w:r>
+    </w:p>
+    <w:p>
+      <w:pPr>
+        <w:spacing w:beforeLines="50" w:before="180" w:afterLines="50" w:after="180"/>
+      </w:pPr>
+      <m:oMathPara>
+        <m:oMath>
+          <m:r>
+            <m:rPr>
+              <m:sty m:val="p"/>
+            </m:rPr>
+            <w:rPr>
+              <w:rFonts w:ascii="Cambria Math" w:hAnsi="Cambria Math"/>
+            </w:rPr>
+            <m:t>logit</m:t>
+          </m:r>
+          <m:d>
+            <m:dPr>
+              <m:ctrlPr>
+                <w:rPr>
+                  <w:rFonts w:ascii="Cambria Math" w:hAnsi="Cambria Math"/>
+                  <w:i/>
+                </w:rPr>
+              </m:ctrlPr>
+            </m:dPr>
+            <m:e>
+              <m:sSub>
+                <m:sSubPr>
+                  <m:ctrlPr>
+                    <w:rPr>
+                      <w:rFonts w:ascii="Cambria Math" w:hAnsi="Cambria Math"/>
+                      <w:i/>
+                    </w:rPr>
+                  </m:ctrlPr>
+                </m:sSubPr>
+                <m:e>
+                  <m:r>
+                    <w:rPr>
+                      <w:rFonts w:ascii="Cambria Math" w:hAnsi="Cambria Math"/>
+                    </w:rPr>
+                    <m:t>π</m:t>
+                  </m:r>
+                </m:e>
+                <m:sub>
+                  <m:r>
+                    <w:rPr>
+                      <w:rFonts w:ascii="Cambria Math" w:hAnsi="Cambria Math"/>
+                    </w:rPr>
+                    <m:t>ik</m:t>
+                  </m:r>
+                </m:sub>
+              </m:sSub>
+            </m:e>
+          </m:d>
+          <m:r>
+            <w:rPr>
+              <w:rFonts w:ascii="Cambria Math" w:hAnsi="Cambria Math"/>
+            </w:rPr>
+            <m:t>=α+</m:t>
+          </m:r>
+          <m:sSub>
+            <m:sSubPr>
+              <m:ctrlPr>
+                <w:rPr>
+                  <w:rFonts w:ascii="Cambria Math" w:hAnsi="Cambria Math"/>
+                  <w:i/>
+                </w:rPr>
+              </m:ctrlPr>
+            </m:sSubPr>
+            <m:e>
+              <m:r>
+                <w:rPr>
+                  <w:rFonts w:ascii="Cambria Math" w:hAnsi="Cambria Math"/>
+                </w:rPr>
+                <m:t>β</m:t>
+              </m:r>
+            </m:e>
+            <m:sub>
+              <m:r>
+                <w:rPr>
+                  <w:rFonts w:ascii="Cambria Math" w:hAnsi="Cambria Math"/>
+                </w:rPr>
+                <m:t>k</m:t>
+              </m:r>
+            </m:sub>
+          </m:sSub>
+          <m:r>
+            <w:rPr>
+              <w:rFonts w:ascii="Cambria Math" w:hAnsi="Cambria Math"/>
+            </w:rPr>
+            <m:t xml:space="preserve"> .</m:t>
+          </m:r>
+        </m:oMath>
+      </m:oMathPara>
+    </w:p>
+    <w:p>
+      <w:r>
+        <w:rPr>
+          <w:rFonts w:hint="eastAsia"/>
+        </w:rPr>
+        <w:t xml:space="preserve">However, the model may be inadequate since a gender effect exists in some departments. The residual deviance is </w:t>
+      </w:r>
+      <m:oMath>
+        <m:r>
+          <w:rPr>
+            <w:rFonts w:ascii="Cambria Math" w:hAnsi="Cambria Math"/>
+          </w:rPr>
+          <m:t>44.7</m:t>
+        </m:r>
+      </m:oMath>
+      <w:r>
+        <w:rPr>
+          <w:rFonts w:hint="eastAsia"/>
+        </w:rPr>
+        <w:t xml:space="preserve"> with </w:t>
+      </w:r>
+      <m:oMath>
+        <m:r>
+          <w:rPr>
+            <w:rFonts w:ascii="Cambria Math" w:hAnsi="Cambria Math"/>
+          </w:rPr>
+          <m:t>df=23</m:t>
+        </m:r>
+      </m:oMath>
+      <w:r>
+        <w:rPr>
+          <w:rFonts w:hint="eastAsia"/>
+        </w:rPr>
+        <w:t xml:space="preserve">, </w:t>
+      </w:r>
+      <w:r>
+        <w:t>which</w:t>
+      </w:r>
+      <w:r>
+        <w:rPr>
+          <w:rFonts w:hint="eastAsia"/>
+        </w:rPr>
+        <w:t xml:space="preserve"> implies that it fits poorly </w:t>
+      </w:r>
+      <m:oMath>
+        <m:r>
+          <w:rPr>
+            <w:rFonts w:ascii="Cambria Math" w:hAnsi="Cambria Math"/>
+          </w:rPr>
+          <m:t>(</m:t>
+        </m:r>
+        <m:r>
+          <m:rPr>
+            <m:sty m:val="p"/>
+          </m:rPr>
+          <w:rPr>
+            <w:rFonts w:ascii="Cambria Math" w:hAnsi="Cambria Math"/>
+          </w:rPr>
+          <m:t>P-value</m:t>
+        </m:r>
+        <m:r>
+          <w:rPr>
+            <w:rFonts w:ascii="Cambria Math" w:hAnsi="Cambria Math"/>
+          </w:rPr>
+          <m:t>=0.004)</m:t>
+        </m:r>
+      </m:oMath>
+      <w:r>
+        <w:rPr>
+          <w:rFonts w:hint="eastAsia"/>
+        </w:rPr>
+        <w:t>.</w:t>
+      </w:r>
+    </w:p>
+    <w:p>
+      <w:pPr>
+        <w:ind w:firstLine="480"/>
+      </w:pPr>
+      <w:r>
+        <w:rPr>
+          <w:rFonts w:hint="eastAsia"/>
+        </w:rPr>
+        <w:t xml:space="preserve">Table 5.2 also report standardized residuals </w:t>
+      </w:r>
+      <w:r>
+        <w:rPr>
+          <w:rFonts w:hint="eastAsia"/>
+        </w:rPr>
+        <w:t xml:space="preserve">for the number of females who were admitted for this model. For instance, the Astronomy department admitted 6 females, which was </w:t>
+      </w:r>
+      <m:oMath>
+        <m:r>
+          <w:rPr>
+            <w:rFonts w:ascii="Cambria Math" w:hAnsi="Cambria Math"/>
+          </w:rPr>
+          <m:t>2.87</m:t>
+        </m:r>
+      </m:oMath>
+      <w:r>
+        <w:rPr>
+          <w:rFonts w:hint="eastAsia"/>
+        </w:rPr>
+        <w:t xml:space="preserve"> standard errors higher than predicted by the model. Each department has </w:t>
+      </w:r>
+      <m:oMath>
+        <m:r>
+          <w:rPr>
+            <w:rFonts w:ascii="Cambria Math" w:hAnsi="Cambria Math"/>
+          </w:rPr>
+          <m:t>df=1</m:t>
+        </m:r>
+      </m:oMath>
+      <w:r>
+        <w:rPr>
+          <w:rFonts w:hint="eastAsia"/>
+        </w:rPr>
+        <w:t xml:space="preserve"> and only a single nonredundant standardized residual. The standardized residuals are identical in absolute value for males and females but of different sign. </w:t>
+      </w:r>
+    </w:p>
+    <w:p/>
+    <w:p>
+      <w:pPr>
+        <w:widowControl/>
+      </w:pPr>
+      <w:r>
+        <w:br w:type="page"/>
+      </w:r>
+    </w:p>
+    <w:p>
+      <w:pPr>
+        <w:rPr>
+          <w:rFonts w:hint="eastAsia"/>
+        </w:rPr>
+      </w:pPr>
     </w:p>
     <w:sectPr>
       <w:pgSz w:w="11906" w:h="16838"/>

--- a/NCKU/碩一下/Categorical data analysis/Summary Notes/Chapter 5.docx
+++ b/NCKU/碩一下/Categorical data analysis/Summary Notes/Chapter 5.docx
@@ -2427,13 +2427,8 @@
         </w:rPr>
         <w:t xml:space="preserve">. </w:t>
       </w:r>
-      <w:proofErr w:type="spellStart"/>
-      <w:r>
-        <w:t>Of</w:t>
-      </w:r>
-      <w:proofErr w:type="spellEnd"/>
-      <w:r>
-        <w:t xml:space="preserve"> models using some or </w:t>
+      <w:r>
+        <w:t xml:space="preserve">Of models using some or </w:t>
       </w:r>
       <w:r>
         <w:t>all</w:t>
@@ -4777,12 +4772,10 @@
       </w:r>
     </w:p>
     <w:p>
-      <w:pPr>
-        <w:rPr>
-          <w:rFonts w:hint="eastAsia"/>
-        </w:rPr>
-      </w:pPr>
-      <w:r>
+      <w:r>
+        <w:rPr>
+          <w:noProof/>
+        </w:rPr>
         <w:lastRenderedPageBreak/>
         <w:drawing>
           <wp:inline distT="0" distB="0" distL="0" distR="0" wp14:anchorId="6413FC65" wp14:editId="4CA049E7">
@@ -5518,6 +5511,2007 @@
         <w:br w:type="page"/>
       </w:r>
     </w:p>
+    <w:p>
+      <w:pPr>
+        <w:rPr>
+          <w:b/>
+          <w:bCs/>
+          <w:sz w:val="28"/>
+          <w:szCs w:val="24"/>
+        </w:rPr>
+      </w:pPr>
+      <w:r>
+        <w:rPr>
+          <w:rFonts w:hint="eastAsia"/>
+          <w:b/>
+          <w:bCs/>
+          <w:sz w:val="28"/>
+          <w:szCs w:val="24"/>
+        </w:rPr>
+        <w:lastRenderedPageBreak/>
+        <w:t>5.6</w:t>
+      </w:r>
+      <w:r>
+        <w:rPr>
+          <w:rFonts w:hint="eastAsia"/>
+          <w:b/>
+          <w:bCs/>
+          <w:sz w:val="28"/>
+          <w:szCs w:val="24"/>
+        </w:rPr>
+        <w:t xml:space="preserve"> Sample size and power for logistic regression</w:t>
+      </w:r>
+    </w:p>
+    <w:p>
+      <w:pPr>
+        <w:rPr>
+          <w:b/>
+          <w:bCs/>
+        </w:rPr>
+      </w:pPr>
+      <w:r>
+        <w:rPr>
+          <w:rFonts w:hint="eastAsia"/>
+          <w:b/>
+          <w:bCs/>
+        </w:rPr>
+        <w:t>5.6.1 Sample size for comparing two proportions</w:t>
+      </w:r>
+    </w:p>
+    <w:p>
+      <w:pPr>
+        <w:ind w:firstLine="480"/>
+      </w:pPr>
+      <w:r>
+        <w:rPr>
+          <w:rFonts w:hint="eastAsia"/>
+        </w:rPr>
+        <w:t>The study design should determine the sample size needed to provide a high probability of detecting an effect of a practically significant size.</w:t>
+      </w:r>
+    </w:p>
+    <w:p>
+      <w:pPr>
+        <w:ind w:firstLine="480"/>
+      </w:pPr>
+      <w:r>
+        <w:rPr>
+          <w:rFonts w:hint="eastAsia"/>
+        </w:rPr>
+        <w:t xml:space="preserve">For a study designed to compare the group success probabilities between two groups, consider the hypothesis </w:t>
+      </w:r>
+      <m:oMath>
+        <m:sSub>
+          <m:sSubPr>
+            <m:ctrlPr>
+              <w:rPr>
+                <w:rFonts w:ascii="Cambria Math" w:hAnsi="Cambria Math"/>
+                <w:i/>
+              </w:rPr>
+            </m:ctrlPr>
+          </m:sSubPr>
+          <m:e>
+            <m:r>
+              <w:rPr>
+                <w:rFonts w:ascii="Cambria Math" w:hAnsi="Cambria Math"/>
+              </w:rPr>
+              <m:t>H</m:t>
+            </m:r>
+          </m:e>
+          <m:sub>
+            <m:r>
+              <w:rPr>
+                <w:rFonts w:ascii="Cambria Math" w:hAnsi="Cambria Math"/>
+              </w:rPr>
+              <m:t>0</m:t>
+            </m:r>
+          </m:sub>
+        </m:sSub>
+        <m:r>
+          <w:rPr>
+            <w:rFonts w:ascii="Cambria Math" w:hAnsi="Cambria Math"/>
+          </w:rPr>
+          <m:t>:</m:t>
+        </m:r>
+        <m:sSub>
+          <m:sSubPr>
+            <m:ctrlPr>
+              <w:rPr>
+                <w:rFonts w:ascii="Cambria Math" w:hAnsi="Cambria Math"/>
+                <w:i/>
+              </w:rPr>
+            </m:ctrlPr>
+          </m:sSubPr>
+          <m:e>
+            <m:r>
+              <w:rPr>
+                <w:rFonts w:ascii="Cambria Math" w:hAnsi="Cambria Math"/>
+              </w:rPr>
+              <m:t>π</m:t>
+            </m:r>
+          </m:e>
+          <m:sub>
+            <m:r>
+              <w:rPr>
+                <w:rFonts w:ascii="Cambria Math" w:hAnsi="Cambria Math"/>
+              </w:rPr>
+              <m:t>1</m:t>
+            </m:r>
+          </m:sub>
+        </m:sSub>
+        <m:r>
+          <w:rPr>
+            <w:rFonts w:ascii="Cambria Math" w:hAnsi="Cambria Math"/>
+          </w:rPr>
+          <m:t>=</m:t>
+        </m:r>
+        <m:sSub>
+          <m:sSubPr>
+            <m:ctrlPr>
+              <w:rPr>
+                <w:rFonts w:ascii="Cambria Math" w:hAnsi="Cambria Math"/>
+                <w:i/>
+              </w:rPr>
+            </m:ctrlPr>
+          </m:sSubPr>
+          <m:e>
+            <m:r>
+              <w:rPr>
+                <w:rFonts w:ascii="Cambria Math" w:hAnsi="Cambria Math"/>
+              </w:rPr>
+              <m:t>π</m:t>
+            </m:r>
+          </m:e>
+          <m:sub>
+            <m:r>
+              <w:rPr>
+                <w:rFonts w:ascii="Cambria Math" w:hAnsi="Cambria Math"/>
+              </w:rPr>
+              <m:t>2</m:t>
+            </m:r>
+          </m:sub>
+        </m:sSub>
+      </m:oMath>
+      <w:r>
+        <w:rPr>
+          <w:rFonts w:hint="eastAsia"/>
+        </w:rPr>
+        <w:t xml:space="preserve">, we reject </w:t>
+      </w:r>
+      <m:oMath>
+        <m:sSub>
+          <m:sSubPr>
+            <m:ctrlPr>
+              <w:rPr>
+                <w:rFonts w:ascii="Cambria Math" w:hAnsi="Cambria Math"/>
+                <w:i/>
+              </w:rPr>
+            </m:ctrlPr>
+          </m:sSubPr>
+          <m:e>
+            <m:r>
+              <w:rPr>
+                <w:rFonts w:ascii="Cambria Math" w:hAnsi="Cambria Math"/>
+              </w:rPr>
+              <m:t>H</m:t>
+            </m:r>
+          </m:e>
+          <m:sub>
+            <m:r>
+              <w:rPr>
+                <w:rFonts w:ascii="Cambria Math" w:hAnsi="Cambria Math"/>
+              </w:rPr>
+              <m:t>0</m:t>
+            </m:r>
+          </m:sub>
+        </m:sSub>
+      </m:oMath>
+      <w:r>
+        <w:rPr>
+          <w:rFonts w:hint="eastAsia"/>
+        </w:rPr>
+        <w:t xml:space="preserve"> if </w:t>
+      </w:r>
+      <m:oMath>
+        <m:r>
+          <m:rPr>
+            <m:sty m:val="p"/>
+          </m:rPr>
+          <w:rPr>
+            <w:rFonts w:ascii="Cambria Math" w:hAnsi="Cambria Math"/>
+          </w:rPr>
+          <m:t>p-value</m:t>
+        </m:r>
+        <m:r>
+          <w:rPr>
+            <w:rFonts w:ascii="Cambria Math" w:hAnsi="Cambria Math"/>
+          </w:rPr>
+          <m:t>≤α</m:t>
+        </m:r>
+      </m:oMath>
+      <w:r>
+        <w:rPr>
+          <w:rFonts w:hint="eastAsia"/>
+        </w:rPr>
+        <w:t xml:space="preserve"> for some fixed </w:t>
+      </w:r>
+      <m:oMath>
+        <m:r>
+          <w:rPr>
+            <w:rFonts w:ascii="Cambria Math" w:hAnsi="Cambria Math"/>
+          </w:rPr>
+          <m:t>α</m:t>
+        </m:r>
+      </m:oMath>
+      <w:r>
+        <w:rPr>
+          <w:rFonts w:hint="eastAsia"/>
+        </w:rPr>
+        <w:t xml:space="preserve">. To determine sample size, we should also specify </w:t>
+      </w:r>
+      <m:oMath>
+        <m:r>
+          <w:rPr>
+            <w:rFonts w:ascii="Cambria Math" w:hAnsi="Cambria Math"/>
+          </w:rPr>
+          <m:t>β</m:t>
+        </m:r>
+      </m:oMath>
+      <w:r>
+        <w:rPr>
+          <w:rFonts w:hint="eastAsia"/>
+        </w:rPr>
+        <w:t xml:space="preserve">, which is the probability of failing to detect a difference between </w:t>
+      </w:r>
+      <m:oMath>
+        <m:sSub>
+          <m:sSubPr>
+            <m:ctrlPr>
+              <w:rPr>
+                <w:rFonts w:ascii="Cambria Math" w:hAnsi="Cambria Math"/>
+                <w:i/>
+              </w:rPr>
+            </m:ctrlPr>
+          </m:sSubPr>
+          <m:e>
+            <m:r>
+              <w:rPr>
+                <w:rFonts w:ascii="Cambria Math" w:hAnsi="Cambria Math"/>
+              </w:rPr>
+              <m:t>π</m:t>
+            </m:r>
+          </m:e>
+          <m:sub>
+            <m:r>
+              <w:rPr>
+                <w:rFonts w:ascii="Cambria Math" w:hAnsi="Cambria Math"/>
+              </w:rPr>
+              <m:t>1</m:t>
+            </m:r>
+          </m:sub>
+        </m:sSub>
+      </m:oMath>
+      <w:r>
+        <w:rPr>
+          <w:rFonts w:hint="eastAsia"/>
+        </w:rPr>
+        <w:t xml:space="preserve"> and </w:t>
+      </w:r>
+      <m:oMath>
+        <m:sSub>
+          <m:sSubPr>
+            <m:ctrlPr>
+              <w:rPr>
+                <w:rFonts w:ascii="Cambria Math" w:hAnsi="Cambria Math"/>
+                <w:i/>
+              </w:rPr>
+            </m:ctrlPr>
+          </m:sSubPr>
+          <m:e>
+            <m:r>
+              <w:rPr>
+                <w:rFonts w:ascii="Cambria Math" w:hAnsi="Cambria Math"/>
+              </w:rPr>
+              <m:t>π</m:t>
+            </m:r>
+          </m:e>
+          <m:sub>
+            <m:r>
+              <w:rPr>
+                <w:rFonts w:ascii="Cambria Math" w:hAnsi="Cambria Math"/>
+              </w:rPr>
+              <m:t>2</m:t>
+            </m:r>
+          </m:sub>
+        </m:sSub>
+      </m:oMath>
+      <w:r>
+        <w:rPr>
+          <w:rFonts w:hint="eastAsia"/>
+        </w:rPr>
+        <w:t xml:space="preserve"> at the </w:t>
+      </w:r>
+      <m:oMath>
+        <m:r>
+          <w:rPr>
+            <w:rFonts w:ascii="Cambria Math" w:hAnsi="Cambria Math"/>
+          </w:rPr>
+          <m:t>α</m:t>
+        </m:r>
+      </m:oMath>
+      <w:r>
+        <w:rPr>
+          <w:rFonts w:hint="eastAsia"/>
+        </w:rPr>
+        <w:t xml:space="preserve"> level. </w:t>
+      </w:r>
+    </w:p>
+    <w:p>
+      <w:pPr>
+        <w:ind w:firstLine="480"/>
+      </w:pPr>
+      <w:r>
+        <w:rPr>
+          <w:rFonts w:hint="eastAsia"/>
+        </w:rPr>
+        <w:t xml:space="preserve">Thus, </w:t>
+      </w:r>
+      <m:oMath>
+        <m:r>
+          <w:rPr>
+            <w:rFonts w:ascii="Cambria Math" w:hAnsi="Cambria Math"/>
+          </w:rPr>
+          <m:t>α=P</m:t>
+        </m:r>
+        <m:d>
+          <m:dPr>
+            <m:ctrlPr>
+              <w:rPr>
+                <w:rFonts w:ascii="Cambria Math" w:hAnsi="Cambria Math"/>
+                <w:i/>
+              </w:rPr>
+            </m:ctrlPr>
+          </m:dPr>
+          <m:e>
+            <m:r>
+              <m:rPr>
+                <m:sty m:val="p"/>
+              </m:rPr>
+              <w:rPr>
+                <w:rFonts w:ascii="Cambria Math" w:hAnsi="Cambria Math"/>
+              </w:rPr>
+              <m:t>Type I error</m:t>
+            </m:r>
+          </m:e>
+        </m:d>
+      </m:oMath>
+      <w:r>
+        <w:rPr>
+          <w:rFonts w:hint="eastAsia"/>
+        </w:rPr>
+        <w:t xml:space="preserve"> and </w:t>
+      </w:r>
+      <m:oMath>
+        <m:r>
+          <w:rPr>
+            <w:rFonts w:ascii="Cambria Math" w:hAnsi="Cambria Math"/>
+          </w:rPr>
+          <m:t>β=P</m:t>
+        </m:r>
+        <m:d>
+          <m:dPr>
+            <m:ctrlPr>
+              <w:rPr>
+                <w:rFonts w:ascii="Cambria Math" w:hAnsi="Cambria Math"/>
+                <w:i/>
+              </w:rPr>
+            </m:ctrlPr>
+          </m:dPr>
+          <m:e>
+            <m:r>
+              <m:rPr>
+                <m:sty m:val="p"/>
+              </m:rPr>
+              <w:rPr>
+                <w:rFonts w:ascii="Cambria Math" w:hAnsi="Cambria Math"/>
+              </w:rPr>
+              <m:t>Type II error</m:t>
+            </m:r>
+          </m:e>
+        </m:d>
+      </m:oMath>
+      <w:r>
+        <w:rPr>
+          <w:rFonts w:hint="eastAsia"/>
+        </w:rPr>
+        <w:t xml:space="preserve">. The power of the test equals </w:t>
+      </w:r>
+      <m:oMath>
+        <m:r>
+          <w:rPr>
+            <w:rFonts w:ascii="Cambria Math" w:hAnsi="Cambria Math"/>
+          </w:rPr>
+          <m:t>1-β</m:t>
+        </m:r>
+      </m:oMath>
+      <w:r>
+        <w:rPr>
+          <w:rFonts w:hint="eastAsia"/>
+        </w:rPr>
+        <w:t>.</w:t>
+      </w:r>
+      <w:r>
+        <w:rPr>
+          <w:rFonts w:hint="eastAsia"/>
+        </w:rPr>
+        <w:t xml:space="preserve"> </w:t>
+      </w:r>
+      <w:r>
+        <w:rPr>
+          <w:rFonts w:hint="eastAsia"/>
+        </w:rPr>
+        <w:t xml:space="preserve">A </w:t>
+      </w:r>
+      <w:r>
+        <w:t>study</w:t>
+      </w:r>
+      <w:r>
+        <w:rPr>
+          <w:rFonts w:hint="eastAsia"/>
+        </w:rPr>
+        <w:t xml:space="preserve"> using equal group sample sizes requires</w:t>
+      </w:r>
+    </w:p>
+    <w:p>
+      <m:oMathPara>
+        <m:oMath>
+          <m:sSub>
+            <m:sSubPr>
+              <m:ctrlPr>
+                <w:rPr>
+                  <w:rFonts w:ascii="Cambria Math" w:hAnsi="Cambria Math"/>
+                  <w:i/>
+                </w:rPr>
+              </m:ctrlPr>
+            </m:sSubPr>
+            <m:e>
+              <m:r>
+                <w:rPr>
+                  <w:rFonts w:ascii="Cambria Math" w:hAnsi="Cambria Math"/>
+                </w:rPr>
+                <m:t>n</m:t>
+              </m:r>
+            </m:e>
+            <m:sub>
+              <m:r>
+                <w:rPr>
+                  <w:rFonts w:ascii="Cambria Math" w:hAnsi="Cambria Math"/>
+                </w:rPr>
+                <m:t>1</m:t>
+              </m:r>
+            </m:sub>
+          </m:sSub>
+          <m:r>
+            <w:rPr>
+              <w:rFonts w:ascii="Cambria Math" w:hAnsi="Cambria Math"/>
+            </w:rPr>
+            <m:t>=</m:t>
+          </m:r>
+          <m:sSub>
+            <m:sSubPr>
+              <m:ctrlPr>
+                <w:rPr>
+                  <w:rFonts w:ascii="Cambria Math" w:hAnsi="Cambria Math"/>
+                  <w:i/>
+                </w:rPr>
+              </m:ctrlPr>
+            </m:sSubPr>
+            <m:e>
+              <m:r>
+                <w:rPr>
+                  <w:rFonts w:ascii="Cambria Math" w:hAnsi="Cambria Math"/>
+                </w:rPr>
+                <m:t>n</m:t>
+              </m:r>
+            </m:e>
+            <m:sub>
+              <m:r>
+                <w:rPr>
+                  <w:rFonts w:ascii="Cambria Math" w:hAnsi="Cambria Math"/>
+                </w:rPr>
+                <m:t>2</m:t>
+              </m:r>
+            </m:sub>
+          </m:sSub>
+          <m:r>
+            <w:rPr>
+              <w:rFonts w:ascii="Cambria Math" w:hAnsi="Cambria Math"/>
+            </w:rPr>
+            <m:t>=</m:t>
+          </m:r>
+          <m:f>
+            <m:fPr>
+              <m:ctrlPr>
+                <w:rPr>
+                  <w:rFonts w:ascii="Cambria Math" w:hAnsi="Cambria Math"/>
+                  <w:i/>
+                </w:rPr>
+              </m:ctrlPr>
+            </m:fPr>
+            <m:num>
+              <m:sSup>
+                <m:sSupPr>
+                  <m:ctrlPr>
+                    <w:rPr>
+                      <w:rFonts w:ascii="Cambria Math" w:hAnsi="Cambria Math"/>
+                      <w:i/>
+                    </w:rPr>
+                  </m:ctrlPr>
+                </m:sSupPr>
+                <m:e>
+                  <m:d>
+                    <m:dPr>
+                      <m:ctrlPr>
+                        <w:rPr>
+                          <w:rFonts w:ascii="Cambria Math" w:hAnsi="Cambria Math"/>
+                          <w:i/>
+                        </w:rPr>
+                      </m:ctrlPr>
+                    </m:dPr>
+                    <m:e>
+                      <m:sSub>
+                        <m:sSubPr>
+                          <m:ctrlPr>
+                            <w:rPr>
+                              <w:rFonts w:ascii="Cambria Math" w:hAnsi="Cambria Math"/>
+                              <w:i/>
+                            </w:rPr>
+                          </m:ctrlPr>
+                        </m:sSubPr>
+                        <m:e>
+                          <m:r>
+                            <w:rPr>
+                              <w:rFonts w:ascii="Cambria Math" w:hAnsi="Cambria Math"/>
+                            </w:rPr>
+                            <m:t>z</m:t>
+                          </m:r>
+                        </m:e>
+                        <m:sub>
+                          <m:f>
+                            <m:fPr>
+                              <m:ctrlPr>
+                                <w:rPr>
+                                  <w:rFonts w:ascii="Cambria Math" w:hAnsi="Cambria Math"/>
+                                  <w:i/>
+                                </w:rPr>
+                              </m:ctrlPr>
+                            </m:fPr>
+                            <m:num>
+                              <m:r>
+                                <w:rPr>
+                                  <w:rFonts w:ascii="Cambria Math" w:hAnsi="Cambria Math"/>
+                                </w:rPr>
+                                <m:t>α</m:t>
+                              </m:r>
+                            </m:num>
+                            <m:den>
+                              <m:r>
+                                <w:rPr>
+                                  <w:rFonts w:ascii="Cambria Math" w:hAnsi="Cambria Math"/>
+                                </w:rPr>
+                                <m:t>2</m:t>
+                              </m:r>
+                            </m:den>
+                          </m:f>
+                        </m:sub>
+                      </m:sSub>
+                      <m:r>
+                        <w:rPr>
+                          <w:rFonts w:ascii="Cambria Math" w:hAnsi="Cambria Math"/>
+                        </w:rPr>
+                        <m:t>+</m:t>
+                      </m:r>
+                      <m:sSub>
+                        <m:sSubPr>
+                          <m:ctrlPr>
+                            <w:rPr>
+                              <w:rFonts w:ascii="Cambria Math" w:hAnsi="Cambria Math"/>
+                              <w:i/>
+                            </w:rPr>
+                          </m:ctrlPr>
+                        </m:sSubPr>
+                        <m:e>
+                          <m:r>
+                            <w:rPr>
+                              <w:rFonts w:ascii="Cambria Math" w:hAnsi="Cambria Math"/>
+                            </w:rPr>
+                            <m:t>z</m:t>
+                          </m:r>
+                        </m:e>
+                        <m:sub>
+                          <m:r>
+                            <w:rPr>
+                              <w:rFonts w:ascii="Cambria Math" w:hAnsi="Cambria Math"/>
+                            </w:rPr>
+                            <m:t>β</m:t>
+                          </m:r>
+                        </m:sub>
+                      </m:sSub>
+                    </m:e>
+                  </m:d>
+                </m:e>
+                <m:sup>
+                  <m:r>
+                    <w:rPr>
+                      <w:rFonts w:ascii="Cambria Math" w:hAnsi="Cambria Math"/>
+                    </w:rPr>
+                    <m:t>2</m:t>
+                  </m:r>
+                </m:sup>
+              </m:sSup>
+              <m:d>
+                <m:dPr>
+                  <m:begChr m:val="["/>
+                  <m:endChr m:val="]"/>
+                  <m:ctrlPr>
+                    <w:rPr>
+                      <w:rFonts w:ascii="Cambria Math" w:hAnsi="Cambria Math"/>
+                      <w:i/>
+                    </w:rPr>
+                  </m:ctrlPr>
+                </m:dPr>
+                <m:e>
+                  <m:sSub>
+                    <m:sSubPr>
+                      <m:ctrlPr>
+                        <w:rPr>
+                          <w:rFonts w:ascii="Cambria Math" w:hAnsi="Cambria Math"/>
+                          <w:i/>
+                        </w:rPr>
+                      </m:ctrlPr>
+                    </m:sSubPr>
+                    <m:e>
+                      <m:r>
+                        <w:rPr>
+                          <w:rFonts w:ascii="Cambria Math" w:hAnsi="Cambria Math"/>
+                        </w:rPr>
+                        <m:t>π</m:t>
+                      </m:r>
+                    </m:e>
+                    <m:sub>
+                      <m:r>
+                        <w:rPr>
+                          <w:rFonts w:ascii="Cambria Math" w:hAnsi="Cambria Math"/>
+                        </w:rPr>
+                        <m:t>1</m:t>
+                      </m:r>
+                    </m:sub>
+                  </m:sSub>
+                  <m:d>
+                    <m:dPr>
+                      <m:ctrlPr>
+                        <w:rPr>
+                          <w:rFonts w:ascii="Cambria Math" w:hAnsi="Cambria Math"/>
+                          <w:i/>
+                        </w:rPr>
+                      </m:ctrlPr>
+                    </m:dPr>
+                    <m:e>
+                      <m:r>
+                        <w:rPr>
+                          <w:rFonts w:ascii="Cambria Math" w:hAnsi="Cambria Math"/>
+                        </w:rPr>
+                        <m:t>1-</m:t>
+                      </m:r>
+                      <m:sSub>
+                        <m:sSubPr>
+                          <m:ctrlPr>
+                            <w:rPr>
+                              <w:rFonts w:ascii="Cambria Math" w:hAnsi="Cambria Math"/>
+                              <w:i/>
+                            </w:rPr>
+                          </m:ctrlPr>
+                        </m:sSubPr>
+                        <m:e>
+                          <m:r>
+                            <w:rPr>
+                              <w:rFonts w:ascii="Cambria Math" w:hAnsi="Cambria Math"/>
+                            </w:rPr>
+                            <m:t>π</m:t>
+                          </m:r>
+                        </m:e>
+                        <m:sub>
+                          <m:r>
+                            <w:rPr>
+                              <w:rFonts w:ascii="Cambria Math" w:hAnsi="Cambria Math"/>
+                            </w:rPr>
+                            <m:t>1</m:t>
+                          </m:r>
+                        </m:sub>
+                      </m:sSub>
+                    </m:e>
+                  </m:d>
+                  <m:r>
+                    <w:rPr>
+                      <w:rFonts w:ascii="Cambria Math" w:hAnsi="Cambria Math"/>
+                    </w:rPr>
+                    <m:t>+</m:t>
+                  </m:r>
+                  <m:sSub>
+                    <m:sSubPr>
+                      <m:ctrlPr>
+                        <w:rPr>
+                          <w:rFonts w:ascii="Cambria Math" w:hAnsi="Cambria Math"/>
+                          <w:i/>
+                        </w:rPr>
+                      </m:ctrlPr>
+                    </m:sSubPr>
+                    <m:e>
+                      <m:r>
+                        <w:rPr>
+                          <w:rFonts w:ascii="Cambria Math" w:hAnsi="Cambria Math"/>
+                        </w:rPr>
+                        <m:t>π</m:t>
+                      </m:r>
+                    </m:e>
+                    <m:sub>
+                      <m:r>
+                        <w:rPr>
+                          <w:rFonts w:ascii="Cambria Math" w:hAnsi="Cambria Math"/>
+                        </w:rPr>
+                        <m:t>2</m:t>
+                      </m:r>
+                    </m:sub>
+                  </m:sSub>
+                  <m:d>
+                    <m:dPr>
+                      <m:ctrlPr>
+                        <w:rPr>
+                          <w:rFonts w:ascii="Cambria Math" w:hAnsi="Cambria Math"/>
+                          <w:i/>
+                        </w:rPr>
+                      </m:ctrlPr>
+                    </m:dPr>
+                    <m:e>
+                      <m:r>
+                        <w:rPr>
+                          <w:rFonts w:ascii="Cambria Math" w:hAnsi="Cambria Math"/>
+                        </w:rPr>
+                        <m:t>1-</m:t>
+                      </m:r>
+                      <m:sSub>
+                        <m:sSubPr>
+                          <m:ctrlPr>
+                            <w:rPr>
+                              <w:rFonts w:ascii="Cambria Math" w:hAnsi="Cambria Math"/>
+                              <w:i/>
+                            </w:rPr>
+                          </m:ctrlPr>
+                        </m:sSubPr>
+                        <m:e>
+                          <m:r>
+                            <w:rPr>
+                              <w:rFonts w:ascii="Cambria Math" w:hAnsi="Cambria Math"/>
+                            </w:rPr>
+                            <m:t>π</m:t>
+                          </m:r>
+                        </m:e>
+                        <m:sub>
+                          <m:r>
+                            <w:rPr>
+                              <w:rFonts w:ascii="Cambria Math" w:hAnsi="Cambria Math"/>
+                            </w:rPr>
+                            <m:t>2</m:t>
+                          </m:r>
+                        </m:sub>
+                      </m:sSub>
+                    </m:e>
+                  </m:d>
+                </m:e>
+              </m:d>
+            </m:num>
+            <m:den>
+              <m:sSup>
+                <m:sSupPr>
+                  <m:ctrlPr>
+                    <w:rPr>
+                      <w:rFonts w:ascii="Cambria Math" w:hAnsi="Cambria Math"/>
+                      <w:i/>
+                    </w:rPr>
+                  </m:ctrlPr>
+                </m:sSupPr>
+                <m:e>
+                  <m:d>
+                    <m:dPr>
+                      <m:ctrlPr>
+                        <w:rPr>
+                          <w:rFonts w:ascii="Cambria Math" w:hAnsi="Cambria Math"/>
+                          <w:i/>
+                        </w:rPr>
+                      </m:ctrlPr>
+                    </m:dPr>
+                    <m:e>
+                      <m:sSub>
+                        <m:sSubPr>
+                          <m:ctrlPr>
+                            <w:rPr>
+                              <w:rFonts w:ascii="Cambria Math" w:hAnsi="Cambria Math"/>
+                              <w:i/>
+                            </w:rPr>
+                          </m:ctrlPr>
+                        </m:sSubPr>
+                        <m:e>
+                          <m:r>
+                            <w:rPr>
+                              <w:rFonts w:ascii="Cambria Math" w:hAnsi="Cambria Math"/>
+                            </w:rPr>
+                            <m:t>π</m:t>
+                          </m:r>
+                        </m:e>
+                        <m:sub>
+                          <m:r>
+                            <w:rPr>
+                              <w:rFonts w:ascii="Cambria Math" w:hAnsi="Cambria Math"/>
+                            </w:rPr>
+                            <m:t>1</m:t>
+                          </m:r>
+                        </m:sub>
+                      </m:sSub>
+                      <m:r>
+                        <w:rPr>
+                          <w:rFonts w:ascii="Cambria Math" w:hAnsi="Cambria Math"/>
+                        </w:rPr>
+                        <m:t>-</m:t>
+                      </m:r>
+                      <m:sSub>
+                        <m:sSubPr>
+                          <m:ctrlPr>
+                            <w:rPr>
+                              <w:rFonts w:ascii="Cambria Math" w:hAnsi="Cambria Math"/>
+                              <w:i/>
+                            </w:rPr>
+                          </m:ctrlPr>
+                        </m:sSubPr>
+                        <m:e>
+                          <m:r>
+                            <w:rPr>
+                              <w:rFonts w:ascii="Cambria Math" w:hAnsi="Cambria Math"/>
+                            </w:rPr>
+                            <m:t>π</m:t>
+                          </m:r>
+                        </m:e>
+                        <m:sub>
+                          <m:r>
+                            <w:rPr>
+                              <w:rFonts w:ascii="Cambria Math" w:hAnsi="Cambria Math"/>
+                            </w:rPr>
+                            <m:t>2</m:t>
+                          </m:r>
+                        </m:sub>
+                      </m:sSub>
+                    </m:e>
+                  </m:d>
+                </m:e>
+                <m:sup>
+                  <m:r>
+                    <w:rPr>
+                      <w:rFonts w:ascii="Cambria Math" w:hAnsi="Cambria Math"/>
+                    </w:rPr>
+                    <m:t>2</m:t>
+                  </m:r>
+                </m:sup>
+              </m:sSup>
+            </m:den>
+          </m:f>
+          <m:r>
+            <w:rPr>
+              <w:rFonts w:ascii="Cambria Math" w:hAnsi="Cambria Math"/>
+            </w:rPr>
+            <m:t xml:space="preserve"> </m:t>
+          </m:r>
+          <m:r>
+            <w:rPr>
+              <w:rFonts w:ascii="Cambria Math" w:hAnsi="Cambria Math"/>
+            </w:rPr>
+            <m:t>.</m:t>
+          </m:r>
+        </m:oMath>
+      </m:oMathPara>
+    </w:p>
+    <w:p>
+      <w:r>
+        <w:rPr>
+          <w:rFonts w:hint="eastAsia"/>
+        </w:rPr>
+        <w:t xml:space="preserve">for some values for </w:t>
+      </w:r>
+      <m:oMath>
+        <m:sSub>
+          <m:sSubPr>
+            <m:ctrlPr>
+              <w:rPr>
+                <w:rFonts w:ascii="Cambria Math" w:hAnsi="Cambria Math"/>
+                <w:i/>
+              </w:rPr>
+            </m:ctrlPr>
+          </m:sSubPr>
+          <m:e>
+            <m:r>
+              <w:rPr>
+                <w:rFonts w:ascii="Cambria Math" w:hAnsi="Cambria Math"/>
+              </w:rPr>
+              <m:t>π</m:t>
+            </m:r>
+          </m:e>
+          <m:sub>
+            <m:r>
+              <w:rPr>
+                <w:rFonts w:ascii="Cambria Math" w:hAnsi="Cambria Math"/>
+              </w:rPr>
+              <m:t>1</m:t>
+            </m:r>
+          </m:sub>
+        </m:sSub>
+      </m:oMath>
+      <w:r>
+        <w:rPr>
+          <w:rFonts w:hint="eastAsia"/>
+        </w:rPr>
+        <w:t xml:space="preserve">, </w:t>
+      </w:r>
+      <m:oMath>
+        <m:sSub>
+          <m:sSubPr>
+            <m:ctrlPr>
+              <w:rPr>
+                <w:rFonts w:ascii="Cambria Math" w:hAnsi="Cambria Math"/>
+                <w:i/>
+              </w:rPr>
+            </m:ctrlPr>
+          </m:sSubPr>
+          <m:e>
+            <m:r>
+              <w:rPr>
+                <w:rFonts w:ascii="Cambria Math" w:hAnsi="Cambria Math"/>
+              </w:rPr>
+              <m:t>π</m:t>
+            </m:r>
+          </m:e>
+          <m:sub>
+            <m:r>
+              <w:rPr>
+                <w:rFonts w:ascii="Cambria Math" w:hAnsi="Cambria Math"/>
+              </w:rPr>
+              <m:t>2</m:t>
+            </m:r>
+          </m:sub>
+        </m:sSub>
+      </m:oMath>
+      <w:r>
+        <w:rPr>
+          <w:rFonts w:hint="eastAsia"/>
+        </w:rPr>
+        <w:t xml:space="preserve">, </w:t>
+      </w:r>
+      <m:oMath>
+        <m:r>
+          <w:rPr>
+            <w:rFonts w:ascii="Cambria Math" w:hAnsi="Cambria Math"/>
+          </w:rPr>
+          <m:t>α</m:t>
+        </m:r>
+      </m:oMath>
+      <w:r>
+        <w:rPr>
+          <w:rFonts w:hint="eastAsia"/>
+        </w:rPr>
+        <w:t xml:space="preserve">, </w:t>
+      </w:r>
+      <m:oMath>
+        <m:r>
+          <w:rPr>
+            <w:rFonts w:ascii="Cambria Math" w:hAnsi="Cambria Math"/>
+          </w:rPr>
+          <m:t>β</m:t>
+        </m:r>
+      </m:oMath>
+      <w:r>
+        <w:rPr>
+          <w:rFonts w:hint="eastAsia"/>
+        </w:rPr>
+        <w:t xml:space="preserve">. </w:t>
+      </w:r>
+    </w:p>
+    <w:p>
+      <w:r>
+        <w:tab/>
+      </w:r>
+      <w:r>
+        <w:t>This formula also provides the sample sizes needed for a comparable confidence interval for</w:t>
+      </w:r>
+      <w:r>
+        <w:rPr>
+          <w:rFonts w:hint="eastAsia"/>
+        </w:rPr>
+        <w:t xml:space="preserve"> </w:t>
+      </w:r>
+      <m:oMath>
+        <m:sSub>
+          <m:sSubPr>
+            <m:ctrlPr>
+              <w:rPr>
+                <w:rFonts w:ascii="Cambria Math" w:hAnsi="Cambria Math"/>
+                <w:i/>
+              </w:rPr>
+            </m:ctrlPr>
+          </m:sSubPr>
+          <m:e>
+            <m:r>
+              <w:rPr>
+                <w:rFonts w:ascii="Cambria Math" w:hAnsi="Cambria Math"/>
+              </w:rPr>
+              <m:t>π</m:t>
+            </m:r>
+          </m:e>
+          <m:sub>
+            <m:r>
+              <w:rPr>
+                <w:rFonts w:ascii="Cambria Math" w:hAnsi="Cambria Math"/>
+              </w:rPr>
+              <m:t>1</m:t>
+            </m:r>
+          </m:sub>
+        </m:sSub>
+        <m:r>
+          <w:rPr>
+            <w:rFonts w:ascii="Cambria Math" w:hAnsi="Cambria Math"/>
+          </w:rPr>
+          <m:t>-</m:t>
+        </m:r>
+        <m:sSub>
+          <m:sSubPr>
+            <m:ctrlPr>
+              <w:rPr>
+                <w:rFonts w:ascii="Cambria Math" w:hAnsi="Cambria Math"/>
+                <w:i/>
+              </w:rPr>
+            </m:ctrlPr>
+          </m:sSubPr>
+          <m:e>
+            <m:r>
+              <w:rPr>
+                <w:rFonts w:ascii="Cambria Math" w:hAnsi="Cambria Math"/>
+              </w:rPr>
+              <m:t>π</m:t>
+            </m:r>
+          </m:e>
+          <m:sub>
+            <m:r>
+              <w:rPr>
+                <w:rFonts w:ascii="Cambria Math" w:hAnsi="Cambria Math"/>
+              </w:rPr>
+              <m:t>2</m:t>
+            </m:r>
+          </m:sub>
+        </m:sSub>
+      </m:oMath>
+      <w:r>
+        <w:rPr>
+          <w:rFonts w:hint="eastAsia"/>
+        </w:rPr>
+        <w:t xml:space="preserve">. In other words, </w:t>
+      </w:r>
+      <m:oMath>
+        <m:r>
+          <w:rPr>
+            <w:rFonts w:ascii="Cambria Math" w:hAnsi="Cambria Math"/>
+          </w:rPr>
+          <m:t>1-α</m:t>
+        </m:r>
+      </m:oMath>
+      <w:r>
+        <w:rPr>
+          <w:rFonts w:hint="eastAsia"/>
+        </w:rPr>
+        <w:t xml:space="preserve"> is the confidence level for the interval and </w:t>
+      </w:r>
+      <m:oMath>
+        <m:r>
+          <w:rPr>
+            <w:rFonts w:ascii="Cambria Math" w:hAnsi="Cambria Math"/>
+          </w:rPr>
+          <m:t>β</m:t>
+        </m:r>
+      </m:oMath>
+      <w:r>
+        <w:rPr>
+          <w:rFonts w:hint="eastAsia"/>
+        </w:rPr>
+        <w:t xml:space="preserve"> is the probability that the interval</w:t>
+      </w:r>
+      <w:r>
+        <w:rPr>
+          <w:rFonts w:hint="eastAsia"/>
+        </w:rPr>
+        <w:t xml:space="preserve"> contains 0</w:t>
+      </w:r>
+      <w:r>
+        <w:rPr>
+          <w:rFonts w:hint="eastAsia"/>
+        </w:rPr>
+        <w:t>.</w:t>
+      </w:r>
+    </w:p>
+    <w:p>
+      <w:r>
+        <w:tab/>
+      </w:r>
+      <w:r>
+        <w:rPr>
+          <w:rFonts w:hint="eastAsia"/>
+        </w:rPr>
+        <w:t xml:space="preserve">For example, testing </w:t>
+      </w:r>
+      <m:oMath>
+        <m:sSub>
+          <m:sSubPr>
+            <m:ctrlPr>
+              <w:rPr>
+                <w:rFonts w:ascii="Cambria Math" w:hAnsi="Cambria Math"/>
+                <w:i/>
+              </w:rPr>
+            </m:ctrlPr>
+          </m:sSubPr>
+          <m:e>
+            <m:r>
+              <w:rPr>
+                <w:rFonts w:ascii="Cambria Math" w:hAnsi="Cambria Math"/>
+              </w:rPr>
+              <m:t>H</m:t>
+            </m:r>
+          </m:e>
+          <m:sub>
+            <m:r>
+              <w:rPr>
+                <w:rFonts w:ascii="Cambria Math" w:hAnsi="Cambria Math"/>
+              </w:rPr>
+              <m:t>0</m:t>
+            </m:r>
+          </m:sub>
+        </m:sSub>
+        <m:r>
+          <w:rPr>
+            <w:rFonts w:ascii="Cambria Math" w:hAnsi="Cambria Math"/>
+          </w:rPr>
+          <m:t>:</m:t>
+        </m:r>
+        <m:sSub>
+          <m:sSubPr>
+            <m:ctrlPr>
+              <w:rPr>
+                <w:rFonts w:ascii="Cambria Math" w:hAnsi="Cambria Math"/>
+                <w:i/>
+              </w:rPr>
+            </m:ctrlPr>
+          </m:sSubPr>
+          <m:e>
+            <m:r>
+              <w:rPr>
+                <w:rFonts w:ascii="Cambria Math" w:hAnsi="Cambria Math"/>
+              </w:rPr>
+              <m:t>π</m:t>
+            </m:r>
+          </m:e>
+          <m:sub>
+            <m:r>
+              <w:rPr>
+                <w:rFonts w:ascii="Cambria Math" w:hAnsi="Cambria Math"/>
+              </w:rPr>
+              <m:t>1</m:t>
+            </m:r>
+          </m:sub>
+        </m:sSub>
+        <m:r>
+          <w:rPr>
+            <w:rFonts w:ascii="Cambria Math" w:hAnsi="Cambria Math"/>
+          </w:rPr>
+          <m:t>=</m:t>
+        </m:r>
+        <m:sSub>
+          <m:sSubPr>
+            <m:ctrlPr>
+              <w:rPr>
+                <w:rFonts w:ascii="Cambria Math" w:hAnsi="Cambria Math"/>
+                <w:i/>
+              </w:rPr>
+            </m:ctrlPr>
+          </m:sSubPr>
+          <m:e>
+            <m:r>
+              <w:rPr>
+                <w:rFonts w:ascii="Cambria Math" w:hAnsi="Cambria Math"/>
+              </w:rPr>
+              <m:t>π</m:t>
+            </m:r>
+          </m:e>
+          <m:sub>
+            <m:r>
+              <w:rPr>
+                <w:rFonts w:ascii="Cambria Math" w:hAnsi="Cambria Math"/>
+              </w:rPr>
+              <m:t>2</m:t>
+            </m:r>
+          </m:sub>
+        </m:sSub>
+      </m:oMath>
+      <w:r>
+        <w:rPr>
+          <w:rFonts w:hint="eastAsia"/>
+        </w:rPr>
+        <w:t xml:space="preserve"> at </w:t>
+      </w:r>
+      <m:oMath>
+        <m:r>
+          <w:rPr>
+            <w:rFonts w:ascii="Cambria Math" w:hAnsi="Cambria Math"/>
+          </w:rPr>
+          <m:t>α=0.05</m:t>
+        </m:r>
+      </m:oMath>
+      <w:r>
+        <w:rPr>
+          <w:rFonts w:hint="eastAsia"/>
+        </w:rPr>
+        <w:t xml:space="preserve"> and </w:t>
+      </w:r>
+      <m:oMath>
+        <m:r>
+          <w:rPr>
+            <w:rFonts w:ascii="Cambria Math" w:hAnsi="Cambria Math"/>
+          </w:rPr>
+          <m:t>β=0.10</m:t>
+        </m:r>
+      </m:oMath>
+      <w:r>
+        <w:rPr>
+          <w:rFonts w:hint="eastAsia"/>
+        </w:rPr>
+        <w:t xml:space="preserve">, suppose </w:t>
+      </w:r>
+      <m:oMath>
+        <m:sSub>
+          <m:sSubPr>
+            <m:ctrlPr>
+              <w:rPr>
+                <w:rFonts w:ascii="Cambria Math" w:hAnsi="Cambria Math"/>
+                <w:i/>
+              </w:rPr>
+            </m:ctrlPr>
+          </m:sSubPr>
+          <m:e>
+            <m:r>
+              <w:rPr>
+                <w:rFonts w:ascii="Cambria Math" w:hAnsi="Cambria Math"/>
+              </w:rPr>
+              <m:t>π</m:t>
+            </m:r>
+          </m:e>
+          <m:sub>
+            <m:r>
+              <w:rPr>
+                <w:rFonts w:ascii="Cambria Math" w:hAnsi="Cambria Math"/>
+              </w:rPr>
+              <m:t>1</m:t>
+            </m:r>
+          </m:sub>
+        </m:sSub>
+        <m:r>
+          <w:rPr>
+            <w:rFonts w:ascii="Cambria Math" w:hAnsi="Cambria Math"/>
+          </w:rPr>
+          <m:t>=0.20</m:t>
+        </m:r>
+      </m:oMath>
+      <w:r>
+        <w:rPr>
+          <w:rFonts w:hint="eastAsia"/>
+        </w:rPr>
+        <w:t xml:space="preserve"> and </w:t>
+      </w:r>
+      <m:oMath>
+        <m:sSub>
+          <m:sSubPr>
+            <m:ctrlPr>
+              <w:rPr>
+                <w:rFonts w:ascii="Cambria Math" w:hAnsi="Cambria Math"/>
+                <w:i/>
+              </w:rPr>
+            </m:ctrlPr>
+          </m:sSubPr>
+          <m:e>
+            <m:r>
+              <w:rPr>
+                <w:rFonts w:ascii="Cambria Math" w:hAnsi="Cambria Math"/>
+              </w:rPr>
+              <m:t>π</m:t>
+            </m:r>
+          </m:e>
+          <m:sub>
+            <m:r>
+              <w:rPr>
+                <w:rFonts w:ascii="Cambria Math" w:hAnsi="Cambria Math"/>
+              </w:rPr>
+              <m:t>2</m:t>
+            </m:r>
+          </m:sub>
+        </m:sSub>
+        <m:r>
+          <w:rPr>
+            <w:rFonts w:ascii="Cambria Math" w:hAnsi="Cambria Math"/>
+          </w:rPr>
+          <m:t>=0.30</m:t>
+        </m:r>
+      </m:oMath>
+      <w:r>
+        <w:rPr>
+          <w:rFonts w:hint="eastAsia"/>
+        </w:rPr>
+        <w:t>,</w:t>
+      </w:r>
+    </w:p>
+    <w:p>
+      <w:pPr>
+        <w:spacing w:beforeLines="50" w:before="180" w:afterLines="50" w:after="180"/>
+      </w:pPr>
+      <m:oMathPara>
+        <m:oMath>
+          <m:sSub>
+            <m:sSubPr>
+              <m:ctrlPr>
+                <w:rPr>
+                  <w:rFonts w:ascii="Cambria Math" w:hAnsi="Cambria Math"/>
+                  <w:i/>
+                </w:rPr>
+              </m:ctrlPr>
+            </m:sSubPr>
+            <m:e>
+              <m:r>
+                <w:rPr>
+                  <w:rFonts w:ascii="Cambria Math" w:hAnsi="Cambria Math"/>
+                </w:rPr>
+                <m:t>n</m:t>
+              </m:r>
+            </m:e>
+            <m:sub>
+              <m:r>
+                <w:rPr>
+                  <w:rFonts w:ascii="Cambria Math" w:hAnsi="Cambria Math"/>
+                </w:rPr>
+                <m:t>1</m:t>
+              </m:r>
+            </m:sub>
+          </m:sSub>
+          <m:r>
+            <w:rPr>
+              <w:rFonts w:ascii="Cambria Math" w:hAnsi="Cambria Math"/>
+            </w:rPr>
+            <m:t>=</m:t>
+          </m:r>
+          <m:sSub>
+            <m:sSubPr>
+              <m:ctrlPr>
+                <w:rPr>
+                  <w:rFonts w:ascii="Cambria Math" w:hAnsi="Cambria Math"/>
+                  <w:i/>
+                </w:rPr>
+              </m:ctrlPr>
+            </m:sSubPr>
+            <m:e>
+              <m:r>
+                <w:rPr>
+                  <w:rFonts w:ascii="Cambria Math" w:hAnsi="Cambria Math"/>
+                </w:rPr>
+                <m:t>n</m:t>
+              </m:r>
+            </m:e>
+            <m:sub>
+              <m:r>
+                <w:rPr>
+                  <w:rFonts w:ascii="Cambria Math" w:hAnsi="Cambria Math"/>
+                </w:rPr>
+                <m:t>2</m:t>
+              </m:r>
+            </m:sub>
+          </m:sSub>
+          <m:r>
+            <w:rPr>
+              <w:rFonts w:ascii="Cambria Math" w:hAnsi="Cambria Math"/>
+            </w:rPr>
+            <m:t>=</m:t>
+          </m:r>
+          <m:f>
+            <m:fPr>
+              <m:ctrlPr>
+                <w:rPr>
+                  <w:rFonts w:ascii="Cambria Math" w:hAnsi="Cambria Math"/>
+                  <w:i/>
+                </w:rPr>
+              </m:ctrlPr>
+            </m:fPr>
+            <m:num>
+              <m:sSup>
+                <m:sSupPr>
+                  <m:ctrlPr>
+                    <w:rPr>
+                      <w:rFonts w:ascii="Cambria Math" w:hAnsi="Cambria Math"/>
+                      <w:i/>
+                    </w:rPr>
+                  </m:ctrlPr>
+                </m:sSupPr>
+                <m:e>
+                  <m:d>
+                    <m:dPr>
+                      <m:ctrlPr>
+                        <w:rPr>
+                          <w:rFonts w:ascii="Cambria Math" w:hAnsi="Cambria Math"/>
+                          <w:i/>
+                        </w:rPr>
+                      </m:ctrlPr>
+                    </m:dPr>
+                    <m:e>
+                      <m:r>
+                        <w:rPr>
+                          <w:rFonts w:ascii="Cambria Math" w:hAnsi="Cambria Math"/>
+                        </w:rPr>
+                        <m:t>1.96</m:t>
+                      </m:r>
+                      <m:r>
+                        <w:rPr>
+                          <w:rFonts w:ascii="Cambria Math" w:hAnsi="Cambria Math"/>
+                        </w:rPr>
+                        <m:t>+</m:t>
+                      </m:r>
+                      <m:r>
+                        <w:rPr>
+                          <w:rFonts w:ascii="Cambria Math" w:hAnsi="Cambria Math"/>
+                        </w:rPr>
+                        <m:t>1.28</m:t>
+                      </m:r>
+                    </m:e>
+                  </m:d>
+                </m:e>
+                <m:sup>
+                  <m:r>
+                    <w:rPr>
+                      <w:rFonts w:ascii="Cambria Math" w:hAnsi="Cambria Math"/>
+                    </w:rPr>
+                    <m:t>2</m:t>
+                  </m:r>
+                </m:sup>
+              </m:sSup>
+              <m:d>
+                <m:dPr>
+                  <m:begChr m:val="["/>
+                  <m:endChr m:val="]"/>
+                  <m:ctrlPr>
+                    <w:rPr>
+                      <w:rFonts w:ascii="Cambria Math" w:hAnsi="Cambria Math"/>
+                      <w:i/>
+                    </w:rPr>
+                  </m:ctrlPr>
+                </m:dPr>
+                <m:e>
+                  <m:d>
+                    <m:dPr>
+                      <m:ctrlPr>
+                        <w:rPr>
+                          <w:rFonts w:ascii="Cambria Math" w:hAnsi="Cambria Math"/>
+                          <w:i/>
+                        </w:rPr>
+                      </m:ctrlPr>
+                    </m:dPr>
+                    <m:e>
+                      <m:r>
+                        <w:rPr>
+                          <w:rFonts w:ascii="Cambria Math" w:hAnsi="Cambria Math"/>
+                        </w:rPr>
+                        <m:t>0.2</m:t>
+                      </m:r>
+                    </m:e>
+                  </m:d>
+                  <m:d>
+                    <m:dPr>
+                      <m:ctrlPr>
+                        <w:rPr>
+                          <w:rFonts w:ascii="Cambria Math" w:hAnsi="Cambria Math"/>
+                          <w:i/>
+                        </w:rPr>
+                      </m:ctrlPr>
+                    </m:dPr>
+                    <m:e>
+                      <m:r>
+                        <w:rPr>
+                          <w:rFonts w:ascii="Cambria Math" w:hAnsi="Cambria Math"/>
+                        </w:rPr>
+                        <m:t>0.8</m:t>
+                      </m:r>
+                    </m:e>
+                  </m:d>
+                  <m:r>
+                    <w:rPr>
+                      <w:rFonts w:ascii="Cambria Math" w:hAnsi="Cambria Math"/>
+                    </w:rPr>
+                    <m:t>+</m:t>
+                  </m:r>
+                  <m:d>
+                    <m:dPr>
+                      <m:ctrlPr>
+                        <w:rPr>
+                          <w:rFonts w:ascii="Cambria Math" w:hAnsi="Cambria Math"/>
+                          <w:i/>
+                        </w:rPr>
+                      </m:ctrlPr>
+                    </m:dPr>
+                    <m:e>
+                      <m:r>
+                        <w:rPr>
+                          <w:rFonts w:ascii="Cambria Math" w:hAnsi="Cambria Math"/>
+                        </w:rPr>
+                        <m:t>0.3</m:t>
+                      </m:r>
+                    </m:e>
+                  </m:d>
+                  <m:d>
+                    <m:dPr>
+                      <m:ctrlPr>
+                        <w:rPr>
+                          <w:rFonts w:ascii="Cambria Math" w:hAnsi="Cambria Math"/>
+                          <w:i/>
+                        </w:rPr>
+                      </m:ctrlPr>
+                    </m:dPr>
+                    <m:e>
+                      <m:r>
+                        <w:rPr>
+                          <w:rFonts w:ascii="Cambria Math" w:hAnsi="Cambria Math"/>
+                        </w:rPr>
+                        <m:t>0.7</m:t>
+                      </m:r>
+                    </m:e>
+                  </m:d>
+                </m:e>
+              </m:d>
+            </m:num>
+            <m:den>
+              <m:sSup>
+                <m:sSupPr>
+                  <m:ctrlPr>
+                    <w:rPr>
+                      <w:rFonts w:ascii="Cambria Math" w:hAnsi="Cambria Math"/>
+                      <w:i/>
+                    </w:rPr>
+                  </m:ctrlPr>
+                </m:sSupPr>
+                <m:e>
+                  <m:d>
+                    <m:dPr>
+                      <m:ctrlPr>
+                        <w:rPr>
+                          <w:rFonts w:ascii="Cambria Math" w:hAnsi="Cambria Math"/>
+                          <w:i/>
+                        </w:rPr>
+                      </m:ctrlPr>
+                    </m:dPr>
+                    <m:e>
+                      <m:r>
+                        <w:rPr>
+                          <w:rFonts w:ascii="Cambria Math" w:hAnsi="Cambria Math"/>
+                        </w:rPr>
+                        <m:t>0.2-0.3</m:t>
+                      </m:r>
+                    </m:e>
+                  </m:d>
+                </m:e>
+                <m:sup>
+                  <m:r>
+                    <w:rPr>
+                      <w:rFonts w:ascii="Cambria Math" w:hAnsi="Cambria Math"/>
+                    </w:rPr>
+                    <m:t>2</m:t>
+                  </m:r>
+                </m:sup>
+              </m:sSup>
+            </m:den>
+          </m:f>
+          <m:r>
+            <w:rPr>
+              <w:rFonts w:ascii="Cambria Math" w:hAnsi="Cambria Math"/>
+            </w:rPr>
+            <m:t>=389.</m:t>
+          </m:r>
+        </m:oMath>
+      </m:oMathPara>
+    </w:p>
+    <w:p>
+      <w:r>
+        <w:rPr>
+          <w:rFonts w:hint="eastAsia"/>
+        </w:rPr>
+        <w:t xml:space="preserve">Therefore, we need about 400 subjects in each group for a 95% confidence interval for </w:t>
+      </w:r>
+      <m:oMath>
+        <m:sSub>
+          <m:sSubPr>
+            <m:ctrlPr>
+              <w:rPr>
+                <w:rFonts w:ascii="Cambria Math" w:hAnsi="Cambria Math"/>
+                <w:i/>
+              </w:rPr>
+            </m:ctrlPr>
+          </m:sSubPr>
+          <m:e>
+            <m:r>
+              <w:rPr>
+                <w:rFonts w:ascii="Cambria Math" w:hAnsi="Cambria Math"/>
+              </w:rPr>
+              <m:t>π</m:t>
+            </m:r>
+          </m:e>
+          <m:sub>
+            <m:r>
+              <w:rPr>
+                <w:rFonts w:ascii="Cambria Math" w:hAnsi="Cambria Math"/>
+              </w:rPr>
+              <m:t>1</m:t>
+            </m:r>
+          </m:sub>
+        </m:sSub>
+        <m:r>
+          <w:rPr>
+            <w:rFonts w:ascii="Cambria Math" w:hAnsi="Cambria Math"/>
+          </w:rPr>
+          <m:t>-</m:t>
+        </m:r>
+        <m:sSub>
+          <m:sSubPr>
+            <m:ctrlPr>
+              <w:rPr>
+                <w:rFonts w:ascii="Cambria Math" w:hAnsi="Cambria Math"/>
+                <w:i/>
+              </w:rPr>
+            </m:ctrlPr>
+          </m:sSubPr>
+          <m:e>
+            <m:r>
+              <w:rPr>
+                <w:rFonts w:ascii="Cambria Math" w:hAnsi="Cambria Math"/>
+              </w:rPr>
+              <m:t>π</m:t>
+            </m:r>
+          </m:e>
+          <m:sub>
+            <m:r>
+              <w:rPr>
+                <w:rFonts w:ascii="Cambria Math" w:hAnsi="Cambria Math"/>
+              </w:rPr>
+              <m:t>2</m:t>
+            </m:r>
+          </m:sub>
+        </m:sSub>
+      </m:oMath>
+      <w:r>
+        <w:rPr>
+          <w:rFonts w:hint="eastAsia"/>
+        </w:rPr>
+        <w:t xml:space="preserve"> to have only a 0.1 probability of containing 0 when actually </w:t>
+      </w:r>
+      <m:oMath>
+        <m:sSub>
+          <m:sSubPr>
+            <m:ctrlPr>
+              <w:rPr>
+                <w:rFonts w:ascii="Cambria Math" w:hAnsi="Cambria Math"/>
+                <w:i/>
+              </w:rPr>
+            </m:ctrlPr>
+          </m:sSubPr>
+          <m:e>
+            <m:r>
+              <w:rPr>
+                <w:rFonts w:ascii="Cambria Math" w:hAnsi="Cambria Math"/>
+              </w:rPr>
+              <m:t>π</m:t>
+            </m:r>
+          </m:e>
+          <m:sub>
+            <m:r>
+              <w:rPr>
+                <w:rFonts w:ascii="Cambria Math" w:hAnsi="Cambria Math"/>
+              </w:rPr>
+              <m:t>1</m:t>
+            </m:r>
+          </m:sub>
+        </m:sSub>
+        <m:r>
+          <w:rPr>
+            <w:rFonts w:ascii="Cambria Math" w:hAnsi="Cambria Math"/>
+          </w:rPr>
+          <m:t>=0.20</m:t>
+        </m:r>
+      </m:oMath>
+      <w:r>
+        <w:rPr>
+          <w:rFonts w:hint="eastAsia"/>
+        </w:rPr>
+        <w:t xml:space="preserve"> and </w:t>
+      </w:r>
+      <m:oMath>
+        <m:sSub>
+          <m:sSubPr>
+            <m:ctrlPr>
+              <w:rPr>
+                <w:rFonts w:ascii="Cambria Math" w:hAnsi="Cambria Math"/>
+                <w:i/>
+              </w:rPr>
+            </m:ctrlPr>
+          </m:sSubPr>
+          <m:e>
+            <m:r>
+              <w:rPr>
+                <w:rFonts w:ascii="Cambria Math" w:hAnsi="Cambria Math"/>
+              </w:rPr>
+              <m:t>π</m:t>
+            </m:r>
+          </m:e>
+          <m:sub>
+            <m:r>
+              <w:rPr>
+                <w:rFonts w:ascii="Cambria Math" w:hAnsi="Cambria Math"/>
+              </w:rPr>
+              <m:t>2</m:t>
+            </m:r>
+          </m:sub>
+        </m:sSub>
+        <m:r>
+          <w:rPr>
+            <w:rFonts w:ascii="Cambria Math" w:hAnsi="Cambria Math"/>
+          </w:rPr>
+          <m:t>=0.30</m:t>
+        </m:r>
+      </m:oMath>
+      <w:r>
+        <w:rPr>
+          <w:rFonts w:hint="eastAsia"/>
+        </w:rPr>
+        <w:t>.</w:t>
+      </w:r>
+    </w:p>
+    <w:p/>
+    <w:p>
+      <w:pPr>
+        <w:rPr>
+          <w:b/>
+          <w:bCs/>
+        </w:rPr>
+      </w:pPr>
+      <w:r>
+        <w:rPr>
+          <w:rFonts w:hint="eastAsia"/>
+          <w:b/>
+          <w:bCs/>
+        </w:rPr>
+        <w:t>5.6.2 Sample size in logistic regression model</w:t>
+      </w:r>
+    </w:p>
+    <w:p>
+      <w:pPr>
+        <w:ind w:firstLine="480"/>
+      </w:pPr>
+      <w:r>
+        <w:rPr>
+          <w:rFonts w:hint="eastAsia"/>
+        </w:rPr>
+        <w:t xml:space="preserve">Consider testing </w:t>
+      </w:r>
+      <m:oMath>
+        <m:sSub>
+          <m:sSubPr>
+            <m:ctrlPr>
+              <w:rPr>
+                <w:rFonts w:ascii="Cambria Math" w:hAnsi="Cambria Math"/>
+                <w:i/>
+              </w:rPr>
+            </m:ctrlPr>
+          </m:sSubPr>
+          <m:e>
+            <m:r>
+              <w:rPr>
+                <w:rFonts w:ascii="Cambria Math" w:hAnsi="Cambria Math"/>
+              </w:rPr>
+              <m:t>H</m:t>
+            </m:r>
+          </m:e>
+          <m:sub>
+            <m:r>
+              <w:rPr>
+                <w:rFonts w:ascii="Cambria Math" w:hAnsi="Cambria Math"/>
+              </w:rPr>
+              <m:t>0</m:t>
+            </m:r>
+          </m:sub>
+        </m:sSub>
+        <m:r>
+          <w:rPr>
+            <w:rFonts w:ascii="Cambria Math" w:hAnsi="Cambria Math"/>
+          </w:rPr>
+          <m:t>:</m:t>
+        </m:r>
+        <m:sSub>
+          <m:sSubPr>
+            <m:ctrlPr>
+              <w:rPr>
+                <w:rFonts w:ascii="Cambria Math" w:hAnsi="Cambria Math"/>
+                <w:i/>
+              </w:rPr>
+            </m:ctrlPr>
+          </m:sSubPr>
+          <m:e>
+            <m:r>
+              <w:rPr>
+                <w:rFonts w:ascii="Cambria Math" w:hAnsi="Cambria Math"/>
+              </w:rPr>
+              <m:t>β</m:t>
+            </m:r>
+          </m:e>
+          <m:sub>
+            <m:r>
+              <w:rPr>
+                <w:rFonts w:ascii="Cambria Math" w:hAnsi="Cambria Math"/>
+              </w:rPr>
+              <m:t>1</m:t>
+            </m:r>
+          </m:sub>
+        </m:sSub>
+        <m:r>
+          <w:rPr>
+            <w:rFonts w:ascii="Cambria Math" w:hAnsi="Cambria Math"/>
+          </w:rPr>
+          <m:t>=0</m:t>
+        </m:r>
+      </m:oMath>
+      <w:r>
+        <w:rPr>
+          <w:rFonts w:hint="eastAsia"/>
+        </w:rPr>
+        <w:t xml:space="preserve"> for the logistic regression model</w:t>
+      </w:r>
+    </w:p>
+    <w:p>
+      <w:pPr>
+        <w:spacing w:beforeLines="50" w:before="180" w:afterLines="50" w:after="180"/>
+      </w:pPr>
+      <m:oMathPara>
+        <m:oMath>
+          <m:r>
+            <m:rPr>
+              <m:sty m:val="p"/>
+            </m:rPr>
+            <w:rPr>
+              <w:rFonts w:ascii="Cambria Math" w:hAnsi="Cambria Math"/>
+            </w:rPr>
+            <m:t>logit</m:t>
+          </m:r>
+          <m:d>
+            <m:dPr>
+              <m:begChr m:val="["/>
+              <m:endChr m:val="]"/>
+              <m:ctrlPr>
+                <w:rPr>
+                  <w:rFonts w:ascii="Cambria Math" w:hAnsi="Cambria Math"/>
+                  <w:i/>
+                </w:rPr>
+              </m:ctrlPr>
+            </m:dPr>
+            <m:e>
+              <m:r>
+                <w:rPr>
+                  <w:rFonts w:ascii="Cambria Math" w:hAnsi="Cambria Math"/>
+                </w:rPr>
+                <m:t>P</m:t>
+              </m:r>
+              <m:d>
+                <m:dPr>
+                  <m:ctrlPr>
+                    <w:rPr>
+                      <w:rFonts w:ascii="Cambria Math" w:hAnsi="Cambria Math"/>
+                      <w:i/>
+                    </w:rPr>
+                  </m:ctrlPr>
+                </m:dPr>
+                <m:e>
+                  <m:r>
+                    <w:rPr>
+                      <w:rFonts w:ascii="Cambria Math" w:hAnsi="Cambria Math"/>
+                    </w:rPr>
+                    <m:t>Y=1</m:t>
+                  </m:r>
+                </m:e>
+              </m:d>
+            </m:e>
+          </m:d>
+          <m:r>
+            <w:rPr>
+              <w:rFonts w:ascii="Cambria Math" w:hAnsi="Cambria Math"/>
+            </w:rPr>
+            <m:t>=</m:t>
+          </m:r>
+          <m:sSub>
+            <m:sSubPr>
+              <m:ctrlPr>
+                <w:rPr>
+                  <w:rFonts w:ascii="Cambria Math" w:hAnsi="Cambria Math"/>
+                  <w:i/>
+                </w:rPr>
+              </m:ctrlPr>
+            </m:sSubPr>
+            <m:e>
+              <m:r>
+                <w:rPr>
+                  <w:rFonts w:ascii="Cambria Math" w:hAnsi="Cambria Math"/>
+                </w:rPr>
+                <m:t>β</m:t>
+              </m:r>
+            </m:e>
+            <m:sub>
+              <m:r>
+                <w:rPr>
+                  <w:rFonts w:ascii="Cambria Math" w:hAnsi="Cambria Math"/>
+                </w:rPr>
+                <m:t>0</m:t>
+              </m:r>
+            </m:sub>
+          </m:sSub>
+          <m:r>
+            <w:rPr>
+              <w:rFonts w:ascii="Cambria Math" w:hAnsi="Cambria Math"/>
+            </w:rPr>
+            <m:t>+</m:t>
+          </m:r>
+          <m:sSub>
+            <m:sSubPr>
+              <m:ctrlPr>
+                <w:rPr>
+                  <w:rFonts w:ascii="Cambria Math" w:hAnsi="Cambria Math"/>
+                  <w:i/>
+                </w:rPr>
+              </m:ctrlPr>
+            </m:sSubPr>
+            <m:e>
+              <m:r>
+                <w:rPr>
+                  <w:rFonts w:ascii="Cambria Math" w:hAnsi="Cambria Math"/>
+                </w:rPr>
+                <m:t>β</m:t>
+              </m:r>
+            </m:e>
+            <m:sub>
+              <m:r>
+                <w:rPr>
+                  <w:rFonts w:ascii="Cambria Math" w:hAnsi="Cambria Math"/>
+                </w:rPr>
+                <m:t>1</m:t>
+              </m:r>
+            </m:sub>
+          </m:sSub>
+          <m:r>
+            <w:rPr>
+              <w:rFonts w:ascii="Cambria Math" w:hAnsi="Cambria Math"/>
+            </w:rPr>
+            <m:t>x .</m:t>
+          </m:r>
+        </m:oMath>
+      </m:oMathPara>
+    </w:p>
+    <w:p/>
     <w:p>
       <w:pPr>
         <w:rPr>

--- a/NCKU/碩一下/Categorical data analysis/Summary Notes/Chapter 5.docx
+++ b/NCKU/碩一下/Categorical data analysis/Summary Notes/Chapter 5.docx
@@ -4771,6 +4771,7 @@
         <w:t xml:space="preserve"> University of Florida</w:t>
       </w:r>
     </w:p>
+    <w:p/>
     <w:p>
       <w:r>
         <w:rPr>
@@ -4819,7 +4820,31 @@
         <w:ind w:firstLine="480"/>
       </w:pPr>
       <w:r>
-        <w:t xml:space="preserve">Table 5.2 refers to graduate school applications to the 23 departments in the College of Liberal Arts and Sciences at the University of Florida, during a recent academic year. It cross-classifies whether the applicant was admitted </w:t>
+        <w:t xml:space="preserve">Table 5.2 </w:t>
+      </w:r>
+      <w:r>
+        <w:rPr>
+          <w:rFonts w:hint="eastAsia"/>
+        </w:rPr>
+        <w:t>shows the</w:t>
+      </w:r>
+      <w:r>
+        <w:t xml:space="preserve"> graduate school applications to the 23 departments in </w:t>
+      </w:r>
+      <w:r>
+        <w:rPr>
+          <w:rFonts w:hint="eastAsia"/>
+        </w:rPr>
+        <w:t>a</w:t>
+      </w:r>
+      <w:r>
+        <w:t xml:space="preserve"> College. It cross-classifies whether the applicant was admitted</w:t>
+      </w:r>
+      <w:r>
+        <w:rPr>
+          <w:rFonts w:hint="eastAsia"/>
+        </w:rPr>
+        <w:t xml:space="preserve"> </w:t>
       </w:r>
       <m:oMath>
         <m:r>
@@ -5097,49 +5122,10 @@
         <w:ind w:firstLine="480"/>
       </w:pPr>
       <w:r>
-        <w:t>Other</w:t>
-      </w:r>
-      <w:r>
-        <w:rPr>
-          <w:rFonts w:hint="eastAsia"/>
-        </w:rPr>
-        <w:t xml:space="preserve"> </w:t>
-      </w:r>
-      <w:r>
-        <w:t>things</w:t>
-      </w:r>
-      <w:r>
-        <w:rPr>
-          <w:rFonts w:hint="eastAsia"/>
-        </w:rPr>
-        <w:t xml:space="preserve"> </w:t>
-      </w:r>
-      <w:r>
-        <w:t>being</w:t>
-      </w:r>
-      <w:r>
-        <w:rPr>
-          <w:rFonts w:hint="eastAsia"/>
-        </w:rPr>
-        <w:t xml:space="preserve"> </w:t>
-      </w:r>
-      <w:r>
-        <w:t>equal,</w:t>
-      </w:r>
-      <w:r>
-        <w:rPr>
-          <w:rFonts w:hint="eastAsia"/>
-        </w:rPr>
-        <w:t xml:space="preserve"> </w:t>
-      </w:r>
-      <w:r>
-        <w:t>one</w:t>
-      </w:r>
-      <w:r>
-        <w:rPr>
-          <w:rFonts w:hint="eastAsia"/>
-        </w:rPr>
-        <w:t xml:space="preserve"> </w:t>
+        <w:rPr>
+          <w:rFonts w:hint="eastAsia"/>
+        </w:rPr>
+        <w:t xml:space="preserve">One </w:t>
       </w:r>
       <w:r>
         <w:t>would</w:t>
@@ -5471,7 +5457,7 @@
         <w:rPr>
           <w:rFonts w:hint="eastAsia"/>
         </w:rPr>
-        <w:t xml:space="preserve">for the number of females who were admitted for this model. For instance, the Astronomy department admitted 6 females, which was </w:t>
+        <w:t xml:space="preserve">for the number of females admitted for this model. For instance, the Astronomy department admitted 6 females, which was </w:t>
       </w:r>
       <m:oMath>
         <m:r>
@@ -5499,8 +5485,183 @@
         <w:rPr>
           <w:rFonts w:hint="eastAsia"/>
         </w:rPr>
-        <w:t xml:space="preserve"> and only a single nonredundant standardized residual. The standardized residuals are identical in absolute value for males and females but of different sign. </w:t>
-      </w:r>
+        <w:t xml:space="preserve"> and only a single standardized residual. </w:t>
+      </w:r>
+    </w:p>
+    <w:p>
+      <w:pPr>
+        <w:ind w:firstLine="480"/>
+      </w:pPr>
+      <w:r>
+        <w:rPr>
+          <w:rFonts w:hint="eastAsia"/>
+        </w:rPr>
+        <w:t xml:space="preserve">The standardized residuals are identical in absolute value for males and females but of different sign. </w:t>
+      </w:r>
+      <w:r>
+        <w:rPr>
+          <w:rFonts w:hint="eastAsia"/>
+        </w:rPr>
+        <w:t xml:space="preserve">Astronomy admitted 3 males, and their standardized residual was </w:t>
+      </w:r>
+      <m:oMath>
+        <m:r>
+          <w:rPr>
+            <w:rFonts w:ascii="Cambria Math" w:hAnsi="Cambria Math"/>
+          </w:rPr>
+          <m:t>-2.87</m:t>
+        </m:r>
+      </m:oMath>
+      <w:r>
+        <w:rPr>
+          <w:rFonts w:hint="eastAsia"/>
+        </w:rPr>
+        <w:t xml:space="preserve">. </w:t>
+      </w:r>
+    </w:p>
+    <w:p>
+      <w:pPr>
+        <w:ind w:firstLine="480"/>
+      </w:pPr>
+      <w:r>
+        <w:rPr>
+          <w:rFonts w:hint="eastAsia"/>
+        </w:rPr>
+        <w:t>Departments with large standardized residuals are lack of fit.</w:t>
+      </w:r>
+      <w:r>
+        <w:rPr>
+          <w:rFonts w:hint="eastAsia"/>
+        </w:rPr>
+        <w:t xml:space="preserve"> Significantly more females were admitted than the model predicts in the Astronomy and Geography departments, and fewer were admitted in the Psychology department. Without these three departments, the residual deviance drops to </w:t>
+      </w:r>
+      <m:oMath>
+        <m:r>
+          <w:rPr>
+            <w:rFonts w:ascii="Cambria Math" w:hAnsi="Cambria Math"/>
+          </w:rPr>
+          <m:t>24.4</m:t>
+        </m:r>
+      </m:oMath>
+      <w:r>
+        <w:rPr>
+          <w:rFonts w:hint="eastAsia"/>
+        </w:rPr>
+        <w:t xml:space="preserve">, with </w:t>
+      </w:r>
+      <m:oMath>
+        <m:r>
+          <w:rPr>
+            <w:rFonts w:ascii="Cambria Math" w:hAnsi="Cambria Math"/>
+          </w:rPr>
+          <m:t>df=20</m:t>
+        </m:r>
+      </m:oMath>
+      <w:r>
+        <w:rPr>
+          <w:rFonts w:hint="eastAsia"/>
+        </w:rPr>
+        <w:t>.</w:t>
+      </w:r>
+    </w:p>
+    <w:p>
+      <w:pPr>
+        <w:ind w:firstLine="480"/>
+      </w:pPr>
+      <w:r>
+        <w:rPr>
+          <w:rFonts w:hint="eastAsia"/>
+        </w:rPr>
+        <w:lastRenderedPageBreak/>
+        <w:t>The model with gender effect doesn</w:t>
+      </w:r>
+      <w:r>
+        <w:t>’</w:t>
+      </w:r>
+      <w:r>
+        <w:rPr>
+          <w:rFonts w:hint="eastAsia"/>
+        </w:rPr>
+        <w:t xml:space="preserve">t improve fit </w:t>
+      </w:r>
+      <m:oMath>
+        <m:r>
+          <w:rPr>
+            <w:rFonts w:ascii="Cambria Math" w:hAnsi="Cambria Math"/>
+          </w:rPr>
+          <m:t>(</m:t>
+        </m:r>
+        <m:r>
+          <m:rPr>
+            <m:sty m:val="p"/>
+          </m:rPr>
+          <w:rPr>
+            <w:rFonts w:ascii="Cambria Math" w:hAnsi="Cambria Math"/>
+          </w:rPr>
+          <m:t>deviance</m:t>
+        </m:r>
+        <m:r>
+          <w:rPr>
+            <w:rFonts w:ascii="Cambria Math" w:hAnsi="Cambria Math"/>
+          </w:rPr>
+          <m:t>=42.4, df=22)</m:t>
+        </m:r>
+      </m:oMath>
+      <w:r>
+        <w:rPr>
+          <w:rFonts w:hint="eastAsia"/>
+        </w:rPr>
+        <w:t xml:space="preserve">, because the three departments mentioned above have association in different directions and of greater magnitude than other departments. The model has an MLE of 1.19 for the conditional odds ratio between </w:t>
+      </w:r>
+      <m:oMath>
+        <m:r>
+          <w:rPr>
+            <w:rFonts w:ascii="Cambria Math" w:hAnsi="Cambria Math"/>
+          </w:rPr>
+          <m:t>Y</m:t>
+        </m:r>
+      </m:oMath>
+      <w:r>
+        <w:rPr>
+          <w:rFonts w:hint="eastAsia"/>
+        </w:rPr>
+        <w:t xml:space="preserve"> and gender</w:t>
+      </w:r>
+      <w:r>
+        <w:rPr>
+          <w:rFonts w:hint="eastAsia"/>
+        </w:rPr>
+        <w:t xml:space="preserve">, which means that </w:t>
+      </w:r>
+      <w:r>
+        <w:rPr>
+          <w:rFonts w:hint="eastAsia"/>
+        </w:rPr>
+        <w:t>given department</w:t>
+      </w:r>
+      <w:r>
+        <w:rPr>
+          <w:rFonts w:hint="eastAsia"/>
+        </w:rPr>
+        <w:t>, the estimated odds of admission were higher for females than males. However, the marginal table combining all departments has a sample odds ratio of 0.94, which means the overall odds of admission is lower for females. This is a Simpson</w:t>
+      </w:r>
+      <w:r>
+        <w:t>’</w:t>
+      </w:r>
+      <w:r>
+        <w:rPr>
+          <w:rFonts w:hint="eastAsia"/>
+        </w:rPr>
+        <w:t>s paradox since the estimated conditional association has a different direction to the marginal association.</w:t>
+      </w:r>
+    </w:p>
+    <w:p>
+      <w:pPr>
+        <w:ind w:firstLine="480"/>
+        <w:rPr>
+          <w:rFonts w:hint="eastAsia"/>
+        </w:rPr>
+      </w:pPr>
     </w:p>
     <w:p/>
     <w:p>
@@ -6406,13 +6567,7 @@
             <w:rPr>
               <w:rFonts w:ascii="Cambria Math" w:hAnsi="Cambria Math"/>
             </w:rPr>
-            <m:t xml:space="preserve"> </m:t>
-          </m:r>
-          <m:r>
-            <w:rPr>
-              <w:rFonts w:ascii="Cambria Math" w:hAnsi="Cambria Math"/>
-            </w:rPr>
-            <m:t>.</m:t>
+            <m:t xml:space="preserve"> .</m:t>
           </m:r>
         </m:oMath>
       </m:oMathPara>
@@ -6524,8 +6679,6 @@
     <w:p>
       <w:r>
         <w:tab/>
-      </w:r>
-      <w:r>
         <w:t>This formula also provides the sample sizes needed for a comparable confidence interval for</w:t>
       </w:r>
       <w:r>
@@ -6962,19 +7115,7 @@
                         <w:rPr>
                           <w:rFonts w:ascii="Cambria Math" w:hAnsi="Cambria Math"/>
                         </w:rPr>
-                        <m:t>1.96</m:t>
-                      </m:r>
-                      <m:r>
-                        <w:rPr>
-                          <w:rFonts w:ascii="Cambria Math" w:hAnsi="Cambria Math"/>
-                        </w:rPr>
-                        <m:t>+</m:t>
-                      </m:r>
-                      <m:r>
-                        <w:rPr>
-                          <w:rFonts w:ascii="Cambria Math" w:hAnsi="Cambria Math"/>
-                        </w:rPr>
-                        <m:t>1.28</m:t>
+                        <m:t>1.96+1.28</m:t>
                       </m:r>
                     </m:e>
                   </m:d>
@@ -7511,13 +7652,1663 @@
         </m:oMath>
       </m:oMathPara>
     </w:p>
+    <w:p>
+      <w:r>
+        <w:t xml:space="preserve">When </w:t>
+      </w:r>
+      <m:oMath>
+        <m:r>
+          <w:rPr>
+            <w:rFonts w:ascii="Cambria Math" w:hAnsi="Cambria Math"/>
+          </w:rPr>
+          <m:t>x</m:t>
+        </m:r>
+      </m:oMath>
+      <w:r>
+        <w:t xml:space="preserve"> is binary, the model compares success probabilities for two groups, for which we just discussed sample size determination.</w:t>
+      </w:r>
+      <w:r>
+        <w:rPr>
+          <w:rFonts w:hint="eastAsia"/>
+        </w:rPr>
+        <w:t xml:space="preserve"> </w:t>
+      </w:r>
+      <w:r>
+        <w:t xml:space="preserve">When </w:t>
+      </w:r>
+      <m:oMath>
+        <m:r>
+          <w:rPr>
+            <w:rFonts w:ascii="Cambria Math" w:hAnsi="Cambria Math"/>
+          </w:rPr>
+          <m:t>x</m:t>
+        </m:r>
+      </m:oMath>
+      <w:r>
+        <w:t xml:space="preserve"> is continuous, the sample size needed to</w:t>
+      </w:r>
+      <w:r>
+        <w:rPr>
+          <w:rFonts w:hint="eastAsia"/>
+        </w:rPr>
+        <w:t xml:space="preserve"> </w:t>
+      </w:r>
+      <w:r>
+        <w:t xml:space="preserve">obtain a certain power is difficult to determine, because it depends on the distribution of the </w:t>
+      </w:r>
+      <m:oMath>
+        <m:r>
+          <w:rPr>
+            <w:rFonts w:ascii="Cambria Math" w:hAnsi="Cambria Math"/>
+          </w:rPr>
+          <m:t>x</m:t>
+        </m:r>
+      </m:oMath>
+      <w:r>
+        <w:t xml:space="preserve"> values.</w:t>
+      </w:r>
+    </w:p>
+    <w:p>
+      <w:pPr>
+        <w:ind w:firstLine="480"/>
+      </w:pPr>
+      <w:r>
+        <w:t xml:space="preserve">Under the assumption that </w:t>
+      </w:r>
+      <m:oMath>
+        <m:r>
+          <w:rPr>
+            <w:rFonts w:ascii="Cambria Math" w:hAnsi="Cambria Math"/>
+          </w:rPr>
+          <m:t>X</m:t>
+        </m:r>
+      </m:oMath>
+      <w:r>
+        <w:t xml:space="preserve"> is random and has a normal distribution, the required sample size depends on the probability of success</w:t>
+      </w:r>
+      <w:r>
+        <w:rPr>
+          <w:rFonts w:hint="eastAsia"/>
+        </w:rPr>
+        <w:t> </w:t>
+      </w:r>
+      <m:oMath>
+        <m:acc>
+          <m:accPr>
+            <m:chr m:val="̅"/>
+            <m:ctrlPr>
+              <w:rPr>
+                <w:rFonts w:ascii="Cambria Math" w:hAnsi="Cambria Math"/>
+                <w:i/>
+              </w:rPr>
+            </m:ctrlPr>
+          </m:accPr>
+          <m:e>
+            <m:r>
+              <w:rPr>
+                <w:rFonts w:ascii="Cambria Math" w:hAnsi="Cambria Math"/>
+              </w:rPr>
+              <m:t>π</m:t>
+            </m:r>
+          </m:e>
+        </m:acc>
+      </m:oMath>
+      <w:r>
+        <w:t xml:space="preserve"> at the mean of </w:t>
+      </w:r>
+      <m:oMath>
+        <m:r>
+          <w:rPr>
+            <w:rFonts w:ascii="Cambria Math" w:hAnsi="Cambria Math"/>
+          </w:rPr>
+          <m:t>X</m:t>
+        </m:r>
+      </m:oMath>
+      <w:r>
+        <w:t xml:space="preserve"> and the odds ratio </w:t>
+      </w:r>
+      <m:oMath>
+        <m:r>
+          <w:rPr>
+            <w:rFonts w:ascii="Cambria Math" w:hAnsi="Cambria Math"/>
+          </w:rPr>
+          <m:t>θ</m:t>
+        </m:r>
+      </m:oMath>
+      <w:r>
+        <w:t xml:space="preserve"> comparing</w:t>
+      </w:r>
+      <w:r>
+        <w:rPr>
+          <w:rFonts w:hint="eastAsia"/>
+        </w:rPr>
+        <w:t xml:space="preserve"> </w:t>
+      </w:r>
+      <m:oMath>
+        <m:acc>
+          <m:accPr>
+            <m:chr m:val="̅"/>
+            <m:ctrlPr>
+              <w:rPr>
+                <w:rFonts w:ascii="Cambria Math" w:hAnsi="Cambria Math"/>
+                <w:i/>
+              </w:rPr>
+            </m:ctrlPr>
+          </m:accPr>
+          <m:e>
+            <m:r>
+              <w:rPr>
+                <w:rFonts w:ascii="Cambria Math" w:hAnsi="Cambria Math"/>
+              </w:rPr>
+              <m:t>π</m:t>
+            </m:r>
+          </m:e>
+        </m:acc>
+      </m:oMath>
+      <w:r>
+        <w:t xml:space="preserve"> to the probability of success one standard deviation above the mean. Let </w:t>
+      </w:r>
+      <m:oMath>
+        <m:r>
+          <w:rPr>
+            <w:rFonts w:ascii="Cambria Math" w:hAnsi="Cambria Math"/>
+          </w:rPr>
+          <m:t>λ=</m:t>
+        </m:r>
+        <m:func>
+          <m:funcPr>
+            <m:ctrlPr>
+              <w:rPr>
+                <w:rFonts w:ascii="Cambria Math" w:hAnsi="Cambria Math"/>
+                <w:i/>
+              </w:rPr>
+            </m:ctrlPr>
+          </m:funcPr>
+          <m:fName>
+            <m:r>
+              <m:rPr>
+                <m:sty m:val="p"/>
+              </m:rPr>
+              <w:rPr>
+                <w:rFonts w:ascii="Cambria Math" w:hAnsi="Cambria Math"/>
+              </w:rPr>
+              <m:t>log</m:t>
+            </m:r>
+          </m:fName>
+          <m:e>
+            <m:d>
+              <m:dPr>
+                <m:ctrlPr>
+                  <w:rPr>
+                    <w:rFonts w:ascii="Cambria Math" w:hAnsi="Cambria Math"/>
+                    <w:i/>
+                  </w:rPr>
+                </m:ctrlPr>
+              </m:dPr>
+              <m:e>
+                <m:r>
+                  <w:rPr>
+                    <w:rFonts w:ascii="Cambria Math" w:hAnsi="Cambria Math"/>
+                  </w:rPr>
+                  <m:t>θ</m:t>
+                </m:r>
+              </m:e>
+            </m:d>
+          </m:e>
+        </m:func>
+      </m:oMath>
+      <w:r>
+        <w:rPr>
+          <w:rFonts w:hint="eastAsia"/>
+        </w:rPr>
+        <w:t xml:space="preserve">. </w:t>
+      </w:r>
+      <w:r>
+        <w:t>For a one-sided test,</w:t>
+      </w:r>
+    </w:p>
+    <w:p>
+      <m:oMathPara>
+        <m:oMath>
+          <m:r>
+            <w:rPr>
+              <w:rFonts w:ascii="Cambria Math" w:hAnsi="Cambria Math"/>
+            </w:rPr>
+            <w:lastRenderedPageBreak/>
+            <m:t>n=</m:t>
+          </m:r>
+          <m:f>
+            <m:fPr>
+              <m:ctrlPr>
+                <w:rPr>
+                  <w:rFonts w:ascii="Cambria Math" w:hAnsi="Cambria Math"/>
+                  <w:i/>
+                </w:rPr>
+              </m:ctrlPr>
+            </m:fPr>
+            <m:num>
+              <m:sSup>
+                <m:sSupPr>
+                  <m:ctrlPr>
+                    <w:rPr>
+                      <w:rFonts w:ascii="Cambria Math" w:hAnsi="Cambria Math"/>
+                      <w:i/>
+                    </w:rPr>
+                  </m:ctrlPr>
+                </m:sSupPr>
+                <m:e>
+                  <m:d>
+                    <m:dPr>
+                      <m:begChr m:val="["/>
+                      <m:endChr m:val="]"/>
+                      <m:ctrlPr>
+                        <w:rPr>
+                          <w:rFonts w:ascii="Cambria Math" w:hAnsi="Cambria Math"/>
+                          <w:i/>
+                        </w:rPr>
+                      </m:ctrlPr>
+                    </m:dPr>
+                    <m:e>
+                      <m:sSub>
+                        <m:sSubPr>
+                          <m:ctrlPr>
+                            <w:rPr>
+                              <w:rFonts w:ascii="Cambria Math" w:hAnsi="Cambria Math"/>
+                              <w:i/>
+                            </w:rPr>
+                          </m:ctrlPr>
+                        </m:sSubPr>
+                        <m:e>
+                          <m:r>
+                            <w:rPr>
+                              <w:rFonts w:ascii="Cambria Math" w:hAnsi="Cambria Math"/>
+                            </w:rPr>
+                            <m:t>z</m:t>
+                          </m:r>
+                        </m:e>
+                        <m:sub>
+                          <m:r>
+                            <w:rPr>
+                              <w:rFonts w:ascii="Cambria Math" w:hAnsi="Cambria Math"/>
+                            </w:rPr>
+                            <m:t>α</m:t>
+                          </m:r>
+                        </m:sub>
+                      </m:sSub>
+                      <m:r>
+                        <w:rPr>
+                          <w:rFonts w:ascii="Cambria Math" w:hAnsi="Cambria Math"/>
+                        </w:rPr>
+                        <m:t>+</m:t>
+                      </m:r>
+                      <m:sSub>
+                        <m:sSubPr>
+                          <m:ctrlPr>
+                            <w:rPr>
+                              <w:rFonts w:ascii="Cambria Math" w:hAnsi="Cambria Math"/>
+                              <w:i/>
+                            </w:rPr>
+                          </m:ctrlPr>
+                        </m:sSubPr>
+                        <m:e>
+                          <m:r>
+                            <w:rPr>
+                              <w:rFonts w:ascii="Cambria Math" w:hAnsi="Cambria Math"/>
+                            </w:rPr>
+                            <m:t>z</m:t>
+                          </m:r>
+                        </m:e>
+                        <m:sub>
+                          <m:r>
+                            <w:rPr>
+                              <w:rFonts w:ascii="Cambria Math" w:hAnsi="Cambria Math"/>
+                            </w:rPr>
+                            <m:t>β</m:t>
+                          </m:r>
+                        </m:sub>
+                      </m:sSub>
+                      <m:func>
+                        <m:funcPr>
+                          <m:ctrlPr>
+                            <w:rPr>
+                              <w:rFonts w:ascii="Cambria Math" w:hAnsi="Cambria Math"/>
+                              <w:i/>
+                            </w:rPr>
+                          </m:ctrlPr>
+                        </m:funcPr>
+                        <m:fName>
+                          <m:r>
+                            <m:rPr>
+                              <m:sty m:val="p"/>
+                            </m:rPr>
+                            <w:rPr>
+                              <w:rFonts w:ascii="Cambria Math" w:hAnsi="Cambria Math"/>
+                            </w:rPr>
+                            <m:t>exp</m:t>
+                          </m:r>
+                        </m:fName>
+                        <m:e>
+                          <m:d>
+                            <m:dPr>
+                              <m:ctrlPr>
+                                <w:rPr>
+                                  <w:rFonts w:ascii="Cambria Math" w:hAnsi="Cambria Math"/>
+                                  <w:i/>
+                                </w:rPr>
+                              </m:ctrlPr>
+                            </m:dPr>
+                            <m:e>
+                              <m:r>
+                                <w:rPr>
+                                  <w:rFonts w:ascii="Cambria Math" w:hAnsi="Cambria Math"/>
+                                </w:rPr>
+                                <m:t>-</m:t>
+                              </m:r>
+                              <m:f>
+                                <m:fPr>
+                                  <m:ctrlPr>
+                                    <w:rPr>
+                                      <w:rFonts w:ascii="Cambria Math" w:hAnsi="Cambria Math"/>
+                                      <w:i/>
+                                    </w:rPr>
+                                  </m:ctrlPr>
+                                </m:fPr>
+                                <m:num>
+                                  <m:sSup>
+                                    <m:sSupPr>
+                                      <m:ctrlPr>
+                                        <w:rPr>
+                                          <w:rFonts w:ascii="Cambria Math" w:hAnsi="Cambria Math"/>
+                                          <w:i/>
+                                        </w:rPr>
+                                      </m:ctrlPr>
+                                    </m:sSupPr>
+                                    <m:e>
+                                      <m:r>
+                                        <w:rPr>
+                                          <w:rFonts w:ascii="Cambria Math" w:hAnsi="Cambria Math"/>
+                                        </w:rPr>
+                                        <m:t>λ</m:t>
+                                      </m:r>
+                                    </m:e>
+                                    <m:sup>
+                                      <m:r>
+                                        <w:rPr>
+                                          <w:rFonts w:ascii="Cambria Math" w:hAnsi="Cambria Math"/>
+                                        </w:rPr>
+                                        <m:t>2</m:t>
+                                      </m:r>
+                                    </m:sup>
+                                  </m:sSup>
+                                </m:num>
+                                <m:den>
+                                  <m:r>
+                                    <w:rPr>
+                                      <w:rFonts w:ascii="Cambria Math" w:hAnsi="Cambria Math"/>
+                                    </w:rPr>
+                                    <m:t>4</m:t>
+                                  </m:r>
+                                </m:den>
+                              </m:f>
+                            </m:e>
+                          </m:d>
+                        </m:e>
+                      </m:func>
+                    </m:e>
+                  </m:d>
+                </m:e>
+                <m:sup>
+                  <m:r>
+                    <w:rPr>
+                      <w:rFonts w:ascii="Cambria Math" w:hAnsi="Cambria Math"/>
+                    </w:rPr>
+                    <m:t>2</m:t>
+                  </m:r>
+                </m:sup>
+              </m:sSup>
+              <m:d>
+                <m:dPr>
+                  <m:ctrlPr>
+                    <w:rPr>
+                      <w:rFonts w:ascii="Cambria Math" w:hAnsi="Cambria Math"/>
+                      <w:i/>
+                    </w:rPr>
+                  </m:ctrlPr>
+                </m:dPr>
+                <m:e>
+                  <m:r>
+                    <w:rPr>
+                      <w:rFonts w:ascii="Cambria Math" w:hAnsi="Cambria Math"/>
+                    </w:rPr>
+                    <m:t>1+2</m:t>
+                  </m:r>
+                  <m:acc>
+                    <m:accPr>
+                      <m:chr m:val="̅"/>
+                      <m:ctrlPr>
+                        <w:rPr>
+                          <w:rFonts w:ascii="Cambria Math" w:hAnsi="Cambria Math"/>
+                          <w:i/>
+                        </w:rPr>
+                      </m:ctrlPr>
+                    </m:accPr>
+                    <m:e>
+                      <m:r>
+                        <w:rPr>
+                          <w:rFonts w:ascii="Cambria Math" w:hAnsi="Cambria Math"/>
+                        </w:rPr>
+                        <m:t>π</m:t>
+                      </m:r>
+                    </m:e>
+                  </m:acc>
+                  <m:r>
+                    <w:rPr>
+                      <w:rFonts w:ascii="Cambria Math" w:hAnsi="Cambria Math"/>
+                    </w:rPr>
+                    <m:t>δ</m:t>
+                  </m:r>
+                </m:e>
+              </m:d>
+            </m:num>
+            <m:den>
+              <m:acc>
+                <m:accPr>
+                  <m:chr m:val="̅"/>
+                  <m:ctrlPr>
+                    <w:rPr>
+                      <w:rFonts w:ascii="Cambria Math" w:hAnsi="Cambria Math"/>
+                      <w:i/>
+                    </w:rPr>
+                  </m:ctrlPr>
+                </m:accPr>
+                <m:e>
+                  <m:r>
+                    <w:rPr>
+                      <w:rFonts w:ascii="Cambria Math" w:hAnsi="Cambria Math"/>
+                    </w:rPr>
+                    <m:t>π</m:t>
+                  </m:r>
+                </m:e>
+              </m:acc>
+              <m:sSup>
+                <m:sSupPr>
+                  <m:ctrlPr>
+                    <w:rPr>
+                      <w:rFonts w:ascii="Cambria Math" w:hAnsi="Cambria Math"/>
+                      <w:i/>
+                    </w:rPr>
+                  </m:ctrlPr>
+                </m:sSupPr>
+                <m:e>
+                  <m:r>
+                    <w:rPr>
+                      <w:rFonts w:ascii="Cambria Math" w:hAnsi="Cambria Math"/>
+                    </w:rPr>
+                    <m:t>λ</m:t>
+                  </m:r>
+                </m:e>
+                <m:sup>
+                  <m:r>
+                    <w:rPr>
+                      <w:rFonts w:ascii="Cambria Math" w:hAnsi="Cambria Math"/>
+                    </w:rPr>
+                    <m:t>2</m:t>
+                  </m:r>
+                </m:sup>
+              </m:sSup>
+            </m:den>
+          </m:f>
+          <m:r>
+            <w:rPr>
+              <w:rFonts w:ascii="Cambria Math" w:hAnsi="Cambria Math"/>
+            </w:rPr>
+            <m:t>,</m:t>
+          </m:r>
+        </m:oMath>
+      </m:oMathPara>
+    </w:p>
+    <w:p>
+      <w:r>
+        <w:rPr>
+          <w:rFonts w:hint="eastAsia"/>
+        </w:rPr>
+        <w:t>where</w:t>
+      </w:r>
+    </w:p>
+    <w:p>
+      <m:oMathPara>
+        <m:oMath>
+          <m:r>
+            <w:rPr>
+              <w:rFonts w:ascii="Cambria Math" w:hAnsi="Cambria Math"/>
+            </w:rPr>
+            <m:t>δ=</m:t>
+          </m:r>
+          <m:f>
+            <m:fPr>
+              <m:ctrlPr>
+                <w:rPr>
+                  <w:rFonts w:ascii="Cambria Math" w:hAnsi="Cambria Math"/>
+                  <w:i/>
+                </w:rPr>
+              </m:ctrlPr>
+            </m:fPr>
+            <m:num>
+              <m:d>
+                <m:dPr>
+                  <m:begChr m:val="["/>
+                  <m:endChr m:val="]"/>
+                  <m:ctrlPr>
+                    <w:rPr>
+                      <w:rFonts w:ascii="Cambria Math" w:hAnsi="Cambria Math"/>
+                      <w:i/>
+                    </w:rPr>
+                  </m:ctrlPr>
+                </m:dPr>
+                <m:e>
+                  <m:r>
+                    <w:rPr>
+                      <w:rFonts w:ascii="Cambria Math" w:hAnsi="Cambria Math"/>
+                    </w:rPr>
+                    <m:t>1+</m:t>
+                  </m:r>
+                  <m:d>
+                    <m:dPr>
+                      <m:ctrlPr>
+                        <w:rPr>
+                          <w:rFonts w:ascii="Cambria Math" w:hAnsi="Cambria Math"/>
+                          <w:i/>
+                        </w:rPr>
+                      </m:ctrlPr>
+                    </m:dPr>
+                    <m:e>
+                      <m:r>
+                        <w:rPr>
+                          <w:rFonts w:ascii="Cambria Math" w:hAnsi="Cambria Math"/>
+                        </w:rPr>
+                        <m:t>1+</m:t>
+                      </m:r>
+                      <m:sSup>
+                        <m:sSupPr>
+                          <m:ctrlPr>
+                            <w:rPr>
+                              <w:rFonts w:ascii="Cambria Math" w:hAnsi="Cambria Math"/>
+                              <w:i/>
+                            </w:rPr>
+                          </m:ctrlPr>
+                        </m:sSupPr>
+                        <m:e>
+                          <m:r>
+                            <w:rPr>
+                              <w:rFonts w:ascii="Cambria Math" w:hAnsi="Cambria Math"/>
+                            </w:rPr>
+                            <m:t>λ</m:t>
+                          </m:r>
+                        </m:e>
+                        <m:sup>
+                          <m:r>
+                            <w:rPr>
+                              <w:rFonts w:ascii="Cambria Math" w:hAnsi="Cambria Math"/>
+                            </w:rPr>
+                            <m:t>2</m:t>
+                          </m:r>
+                        </m:sup>
+                      </m:sSup>
+                    </m:e>
+                  </m:d>
+                  <m:func>
+                    <m:funcPr>
+                      <m:ctrlPr>
+                        <w:rPr>
+                          <w:rFonts w:ascii="Cambria Math" w:hAnsi="Cambria Math"/>
+                          <w:i/>
+                        </w:rPr>
+                      </m:ctrlPr>
+                    </m:funcPr>
+                    <m:fName>
+                      <m:r>
+                        <m:rPr>
+                          <m:sty m:val="p"/>
+                        </m:rPr>
+                        <w:rPr>
+                          <w:rFonts w:ascii="Cambria Math" w:hAnsi="Cambria Math"/>
+                        </w:rPr>
+                        <m:t>exp</m:t>
+                      </m:r>
+                    </m:fName>
+                    <m:e>
+                      <m:d>
+                        <m:dPr>
+                          <m:ctrlPr>
+                            <w:rPr>
+                              <w:rFonts w:ascii="Cambria Math" w:hAnsi="Cambria Math"/>
+                              <w:i/>
+                            </w:rPr>
+                          </m:ctrlPr>
+                        </m:dPr>
+                        <m:e>
+                          <m:f>
+                            <m:fPr>
+                              <m:ctrlPr>
+                                <w:rPr>
+                                  <w:rFonts w:ascii="Cambria Math" w:hAnsi="Cambria Math"/>
+                                  <w:i/>
+                                </w:rPr>
+                              </m:ctrlPr>
+                            </m:fPr>
+                            <m:num>
+                              <m:r>
+                                <w:rPr>
+                                  <w:rFonts w:ascii="Cambria Math" w:hAnsi="Cambria Math"/>
+                                </w:rPr>
+                                <m:t>5</m:t>
+                              </m:r>
+                              <m:sSup>
+                                <m:sSupPr>
+                                  <m:ctrlPr>
+                                    <w:rPr>
+                                      <w:rFonts w:ascii="Cambria Math" w:hAnsi="Cambria Math"/>
+                                      <w:i/>
+                                    </w:rPr>
+                                  </m:ctrlPr>
+                                </m:sSupPr>
+                                <m:e>
+                                  <m:r>
+                                    <w:rPr>
+                                      <w:rFonts w:ascii="Cambria Math" w:hAnsi="Cambria Math"/>
+                                    </w:rPr>
+                                    <m:t>λ</m:t>
+                                  </m:r>
+                                </m:e>
+                                <m:sup>
+                                  <m:r>
+                                    <w:rPr>
+                                      <w:rFonts w:ascii="Cambria Math" w:hAnsi="Cambria Math"/>
+                                    </w:rPr>
+                                    <m:t>2</m:t>
+                                  </m:r>
+                                </m:sup>
+                              </m:sSup>
+                            </m:num>
+                            <m:den>
+                              <m:r>
+                                <w:rPr>
+                                  <w:rFonts w:ascii="Cambria Math" w:hAnsi="Cambria Math"/>
+                                </w:rPr>
+                                <m:t>4</m:t>
+                              </m:r>
+                            </m:den>
+                          </m:f>
+                        </m:e>
+                      </m:d>
+                    </m:e>
+                  </m:func>
+                </m:e>
+              </m:d>
+            </m:num>
+            <m:den>
+              <m:d>
+                <m:dPr>
+                  <m:begChr m:val="["/>
+                  <m:endChr m:val="]"/>
+                  <m:ctrlPr>
+                    <w:rPr>
+                      <w:rFonts w:ascii="Cambria Math" w:hAnsi="Cambria Math"/>
+                      <w:i/>
+                    </w:rPr>
+                  </m:ctrlPr>
+                </m:dPr>
+                <m:e>
+                  <m:r>
+                    <w:rPr>
+                      <w:rFonts w:ascii="Cambria Math" w:hAnsi="Cambria Math"/>
+                    </w:rPr>
+                    <m:t>1+</m:t>
+                  </m:r>
+                  <m:func>
+                    <m:funcPr>
+                      <m:ctrlPr>
+                        <w:rPr>
+                          <w:rFonts w:ascii="Cambria Math" w:hAnsi="Cambria Math"/>
+                          <w:i/>
+                        </w:rPr>
+                      </m:ctrlPr>
+                    </m:funcPr>
+                    <m:fName>
+                      <m:r>
+                        <m:rPr>
+                          <m:sty m:val="p"/>
+                        </m:rPr>
+                        <w:rPr>
+                          <w:rFonts w:ascii="Cambria Math" w:hAnsi="Cambria Math"/>
+                        </w:rPr>
+                        <m:t>exp</m:t>
+                      </m:r>
+                    </m:fName>
+                    <m:e>
+                      <m:d>
+                        <m:dPr>
+                          <m:ctrlPr>
+                            <w:rPr>
+                              <w:rFonts w:ascii="Cambria Math" w:hAnsi="Cambria Math"/>
+                              <w:i/>
+                            </w:rPr>
+                          </m:ctrlPr>
+                        </m:dPr>
+                        <m:e>
+                          <m:r>
+                            <w:rPr>
+                              <w:rFonts w:ascii="Cambria Math" w:hAnsi="Cambria Math"/>
+                            </w:rPr>
+                            <m:t>-</m:t>
+                          </m:r>
+                          <m:f>
+                            <m:fPr>
+                              <m:ctrlPr>
+                                <w:rPr>
+                                  <w:rFonts w:ascii="Cambria Math" w:hAnsi="Cambria Math"/>
+                                  <w:i/>
+                                </w:rPr>
+                              </m:ctrlPr>
+                            </m:fPr>
+                            <m:num>
+                              <m:sSup>
+                                <m:sSupPr>
+                                  <m:ctrlPr>
+                                    <w:rPr>
+                                      <w:rFonts w:ascii="Cambria Math" w:hAnsi="Cambria Math"/>
+                                      <w:i/>
+                                    </w:rPr>
+                                  </m:ctrlPr>
+                                </m:sSupPr>
+                                <m:e>
+                                  <m:r>
+                                    <w:rPr>
+                                      <w:rFonts w:ascii="Cambria Math" w:hAnsi="Cambria Math"/>
+                                    </w:rPr>
+                                    <m:t>λ</m:t>
+                                  </m:r>
+                                </m:e>
+                                <m:sup>
+                                  <m:r>
+                                    <w:rPr>
+                                      <w:rFonts w:ascii="Cambria Math" w:hAnsi="Cambria Math"/>
+                                    </w:rPr>
+                                    <m:t>2</m:t>
+                                  </m:r>
+                                </m:sup>
+                              </m:sSup>
+                            </m:num>
+                            <m:den>
+                              <m:r>
+                                <w:rPr>
+                                  <w:rFonts w:ascii="Cambria Math" w:hAnsi="Cambria Math"/>
+                                </w:rPr>
+                                <m:t>4</m:t>
+                              </m:r>
+                            </m:den>
+                          </m:f>
+                        </m:e>
+                      </m:d>
+                    </m:e>
+                  </m:func>
+                </m:e>
+              </m:d>
+            </m:den>
+          </m:f>
+          <m:r>
+            <w:rPr>
+              <w:rFonts w:ascii="Cambria Math" w:hAnsi="Cambria Math"/>
+            </w:rPr>
+            <m:t xml:space="preserve"> .</m:t>
+          </m:r>
+        </m:oMath>
+      </m:oMathPara>
+    </w:p>
+    <w:p>
+      <w:r>
+        <w:t xml:space="preserve">The value </w:t>
+      </w:r>
+      <m:oMath>
+        <m:r>
+          <w:rPr>
+            <w:rFonts w:ascii="Cambria Math" w:hAnsi="Cambria Math"/>
+          </w:rPr>
+          <m:t>n</m:t>
+        </m:r>
+      </m:oMath>
+      <w:r>
+        <w:t xml:space="preserve"> decreases as </w:t>
+      </w:r>
+      <m:oMath>
+        <m:acc>
+          <m:accPr>
+            <m:chr m:val="̅"/>
+            <m:ctrlPr>
+              <w:rPr>
+                <w:rFonts w:ascii="Cambria Math" w:hAnsi="Cambria Math"/>
+                <w:i/>
+              </w:rPr>
+            </m:ctrlPr>
+          </m:accPr>
+          <m:e>
+            <m:r>
+              <w:rPr>
+                <w:rFonts w:ascii="Cambria Math" w:hAnsi="Cambria Math"/>
+              </w:rPr>
+              <m:t>π</m:t>
+            </m:r>
+          </m:e>
+        </m:acc>
+      </m:oMath>
+      <w:r>
+        <w:t xml:space="preserve"> gets closer to 0.50 and as </w:t>
+      </w:r>
+      <m:oMath>
+        <m:r>
+          <w:rPr>
+            <w:rFonts w:ascii="Cambria Math" w:hAnsi="Cambria Math"/>
+          </w:rPr>
+          <m:t>|λ|</m:t>
+        </m:r>
+      </m:oMath>
+      <w:r>
+        <w:t xml:space="preserve"> gets farther from the null value 0.</w:t>
+      </w:r>
+    </w:p>
+    <w:p>
+      <w:pPr>
+        <w:ind w:firstLine="480"/>
+      </w:pPr>
+      <w:r>
+        <w:t xml:space="preserve">A multiple logistic regression model requires larger </w:t>
+      </w:r>
+      <m:oMath>
+        <m:r>
+          <w:rPr>
+            <w:rFonts w:ascii="Cambria Math" w:hAnsi="Cambria Math"/>
+          </w:rPr>
+          <m:t>n</m:t>
+        </m:r>
+      </m:oMath>
+      <w:r>
+        <w:t xml:space="preserve"> to detect a partial effect of the same size. Let </w:t>
+      </w:r>
+      <m:oMath>
+        <m:r>
+          <w:rPr>
+            <w:rFonts w:ascii="Cambria Math" w:hAnsi="Cambria Math"/>
+          </w:rPr>
+          <m:t>R</m:t>
+        </m:r>
+      </m:oMath>
+      <w:r>
+        <w:t xml:space="preserve"> denote the multiple correlation between the explanatory variable </w:t>
+      </w:r>
+      <m:oMath>
+        <m:sSub>
+          <m:sSubPr>
+            <m:ctrlPr>
+              <w:rPr>
+                <w:rFonts w:ascii="Cambria Math" w:hAnsi="Cambria Math"/>
+                <w:i/>
+              </w:rPr>
+            </m:ctrlPr>
+          </m:sSubPr>
+          <m:e>
+            <m:r>
+              <w:rPr>
+                <w:rFonts w:ascii="Cambria Math" w:hAnsi="Cambria Math"/>
+              </w:rPr>
+              <m:t>x</m:t>
+            </m:r>
+          </m:e>
+          <m:sub>
+            <m:r>
+              <w:rPr>
+                <w:rFonts w:ascii="Cambria Math" w:hAnsi="Cambria Math"/>
+              </w:rPr>
+              <m:t>j</m:t>
+            </m:r>
+          </m:sub>
+        </m:sSub>
+      </m:oMath>
+      <w:r>
+        <w:t xml:space="preserve"> of primary interest and the others in the model. In th</w:t>
+      </w:r>
+      <w:r>
+        <w:rPr>
+          <w:rFonts w:hint="eastAsia"/>
+        </w:rPr>
+        <w:t>e</w:t>
+      </w:r>
+      <w:r>
+        <w:t xml:space="preserve"> formula for </w:t>
+      </w:r>
+      <m:oMath>
+        <m:r>
+          <w:rPr>
+            <w:rFonts w:ascii="Cambria Math" w:hAnsi="Cambria Math"/>
+          </w:rPr>
+          <m:t>n</m:t>
+        </m:r>
+      </m:oMath>
+      <w:r>
+        <w:t>,</w:t>
+      </w:r>
+      <w:r>
+        <w:rPr>
+          <w:rFonts w:hint="eastAsia"/>
+        </w:rPr>
+        <w:t xml:space="preserve"> </w:t>
+      </w:r>
+      <w:r>
+        <w:t>we</w:t>
+      </w:r>
+      <w:r>
+        <w:rPr>
+          <w:rFonts w:hint="eastAsia"/>
+        </w:rPr>
+        <w:t xml:space="preserve"> </w:t>
+      </w:r>
+      <w:r>
+        <w:t>divide</w:t>
+      </w:r>
+      <w:r>
+        <w:rPr>
+          <w:rFonts w:hint="eastAsia"/>
+        </w:rPr>
+        <w:t xml:space="preserve"> </w:t>
+      </w:r>
+      <w:r>
+        <w:t>by</w:t>
+      </w:r>
+      <w:r>
+        <w:rPr>
+          <w:rFonts w:hint="eastAsia"/>
+        </w:rPr>
+        <w:t xml:space="preserve"> </w:t>
+      </w:r>
+      <m:oMath>
+        <m:d>
+          <m:dPr>
+            <m:ctrlPr>
+              <w:rPr>
+                <w:rFonts w:ascii="Cambria Math" w:hAnsi="Cambria Math"/>
+                <w:i/>
+              </w:rPr>
+            </m:ctrlPr>
+          </m:dPr>
+          <m:e>
+            <m:r>
+              <w:rPr>
+                <w:rFonts w:ascii="Cambria Math" w:hAnsi="Cambria Math"/>
+              </w:rPr>
+              <m:t>1-</m:t>
+            </m:r>
+            <m:sSup>
+              <m:sSupPr>
+                <m:ctrlPr>
+                  <w:rPr>
+                    <w:rFonts w:ascii="Cambria Math" w:hAnsi="Cambria Math"/>
+                    <w:i/>
+                  </w:rPr>
+                </m:ctrlPr>
+              </m:sSupPr>
+              <m:e>
+                <m:r>
+                  <w:rPr>
+                    <w:rFonts w:ascii="Cambria Math" w:hAnsi="Cambria Math"/>
+                  </w:rPr>
+                  <m:t>R</m:t>
+                </m:r>
+              </m:e>
+              <m:sup>
+                <m:r>
+                  <w:rPr>
+                    <w:rFonts w:ascii="Cambria Math" w:hAnsi="Cambria Math"/>
+                  </w:rPr>
+                  <m:t>2</m:t>
+                </m:r>
+              </m:sup>
+            </m:sSup>
+          </m:e>
+        </m:d>
+      </m:oMath>
+      <w:r>
+        <w:t xml:space="preserve">, with </w:t>
+      </w:r>
+      <m:oMath>
+        <m:acc>
+          <m:accPr>
+            <m:chr m:val="̅"/>
+            <m:ctrlPr>
+              <w:rPr>
+                <w:rFonts w:ascii="Cambria Math" w:hAnsi="Cambria Math"/>
+                <w:i/>
+              </w:rPr>
+            </m:ctrlPr>
+          </m:accPr>
+          <m:e>
+            <m:r>
+              <w:rPr>
+                <w:rFonts w:ascii="Cambria Math" w:hAnsi="Cambria Math"/>
+              </w:rPr>
+              <m:t>π</m:t>
+            </m:r>
+          </m:e>
+        </m:acc>
+      </m:oMath>
+      <w:r>
+        <w:t xml:space="preserve"> being the probability at the mean value of all the explanatory variables and </w:t>
+      </w:r>
+      <m:oMath>
+        <m:r>
+          <w:rPr>
+            <w:rFonts w:ascii="Cambria Math" w:hAnsi="Cambria Math"/>
+          </w:rPr>
+          <m:t>θ</m:t>
+        </m:r>
+      </m:oMath>
+      <w:r>
+        <w:t xml:space="preserve"> being the effect of </w:t>
+      </w:r>
+      <m:oMath>
+        <m:sSub>
+          <m:sSubPr>
+            <m:ctrlPr>
+              <w:rPr>
+                <w:rFonts w:ascii="Cambria Math" w:hAnsi="Cambria Math"/>
+                <w:i/>
+              </w:rPr>
+            </m:ctrlPr>
+          </m:sSubPr>
+          <m:e>
+            <m:r>
+              <w:rPr>
+                <w:rFonts w:ascii="Cambria Math" w:hAnsi="Cambria Math"/>
+              </w:rPr>
+              <m:t>x</m:t>
+            </m:r>
+          </m:e>
+          <m:sub>
+            <m:r>
+              <w:rPr>
+                <w:rFonts w:ascii="Cambria Math" w:hAnsi="Cambria Math"/>
+              </w:rPr>
+              <m:t>j</m:t>
+            </m:r>
+          </m:sub>
+        </m:sSub>
+      </m:oMath>
+      <w:r>
+        <w:t xml:space="preserve"> at the mean of the others. However, this result is of limited use, because even if </w:t>
+      </w:r>
+      <m:oMath>
+        <m:r>
+          <w:rPr>
+            <w:rFonts w:ascii="Cambria Math" w:hAnsi="Cambria Math"/>
+          </w:rPr>
+          <m:t>R=0</m:t>
+        </m:r>
+      </m:oMath>
+      <w:r>
+        <w:t>,</w:t>
+      </w:r>
+      <w:r>
+        <w:rPr>
+          <w:rFonts w:hint="eastAsia"/>
+        </w:rPr>
+        <w:t xml:space="preserve"> </w:t>
+      </w:r>
+      <w:r>
+        <w:t>an effect in a multiple logistic regression model changes in magnitude when variables are added to a model.</w:t>
+      </w:r>
+    </w:p>
+    <w:p>
+      <w:pPr>
+        <w:ind w:firstLine="480"/>
+      </w:pPr>
+      <w:r>
+        <w:t xml:space="preserve">These formulas provide, rough ballpark indications of sample size. In most appli cations, we have only a crude guess for </w:t>
+      </w:r>
+      <m:oMath>
+        <m:acc>
+          <m:accPr>
+            <m:chr m:val="̅"/>
+            <m:ctrlPr>
+              <w:rPr>
+                <w:rFonts w:ascii="Cambria Math" w:hAnsi="Cambria Math"/>
+                <w:i/>
+              </w:rPr>
+            </m:ctrlPr>
+          </m:accPr>
+          <m:e>
+            <m:r>
+              <w:rPr>
+                <w:rFonts w:ascii="Cambria Math" w:hAnsi="Cambria Math"/>
+              </w:rPr>
+              <m:t>π</m:t>
+            </m:r>
+          </m:e>
+        </m:acc>
+      </m:oMath>
+      <w:r>
+        <w:t xml:space="preserve">, </w:t>
+      </w:r>
+      <m:oMath>
+        <m:r>
+          <w:rPr>
+            <w:rFonts w:ascii="Cambria Math" w:hAnsi="Cambria Math"/>
+          </w:rPr>
+          <m:t>θ</m:t>
+        </m:r>
+      </m:oMath>
+      <w:r>
+        <w:t xml:space="preserve">, and </w:t>
+      </w:r>
+      <m:oMath>
+        <m:r>
+          <w:rPr>
+            <w:rFonts w:ascii="Cambria Math" w:hAnsi="Cambria Math"/>
+          </w:rPr>
+          <m:t>R</m:t>
+        </m:r>
+      </m:oMath>
+      <w:r>
+        <w:t>, and the explanatory variable of main interest may be far from normally distributed.</w:t>
+      </w:r>
+    </w:p>
     <w:p/>
     <w:p>
       <w:pPr>
         <w:rPr>
-          <w:rFonts w:hint="eastAsia"/>
+          <w:b/>
+          <w:bCs/>
         </w:rPr>
       </w:pPr>
+      <w:r>
+        <w:rPr>
+          <w:rFonts w:hint="eastAsia"/>
+          <w:b/>
+          <w:bCs/>
+        </w:rPr>
+        <w:t>5.6.3 Example: Modeling the probability of heart disease</w:t>
+      </w:r>
+    </w:p>
+    <w:p>
+      <w:pPr>
+        <w:ind w:firstLine="480"/>
+        <w:rPr>
+          <w:rFonts w:hint="eastAsia"/>
+        </w:rPr>
+      </w:pPr>
+      <w:r>
+        <w:t xml:space="preserve">A research study plans to model how the probability of severe heart disease depends on </w:t>
+      </w:r>
+      <m:oMath>
+        <m:r>
+          <w:rPr>
+            <w:rFonts w:ascii="Cambria Math" w:hAnsi="Cambria Math"/>
+          </w:rPr>
+          <m:t>x=</m:t>
+        </m:r>
+      </m:oMath>
+      <w:r>
+        <w:rPr>
+          <w:rFonts w:hint="eastAsia"/>
+        </w:rPr>
+        <w:t xml:space="preserve"> </w:t>
+      </w:r>
+      <w:r>
+        <w:t>cholesterol</w:t>
+      </w:r>
+      <w:r>
+        <w:rPr>
+          <w:rFonts w:hint="eastAsia"/>
+        </w:rPr>
+        <w:t>（膽固醇）</w:t>
+      </w:r>
+      <w:r>
+        <w:t xml:space="preserve">level for a middle-aged population. Previous studies have suggested that </w:t>
+      </w:r>
+      <m:oMath>
+        <m:acc>
+          <m:accPr>
+            <m:chr m:val="̅"/>
+            <m:ctrlPr>
+              <w:rPr>
+                <w:rFonts w:ascii="Cambria Math" w:hAnsi="Cambria Math"/>
+                <w:i/>
+              </w:rPr>
+            </m:ctrlPr>
+          </m:accPr>
+          <m:e>
+            <m:r>
+              <w:rPr>
+                <w:rFonts w:ascii="Cambria Math" w:hAnsi="Cambria Math"/>
+              </w:rPr>
+              <m:t>π</m:t>
+            </m:r>
+          </m:e>
+        </m:acc>
+      </m:oMath>
+      <w:r>
+        <w:t xml:space="preserve"> is about 0.08. Suppose the investigators want the test of </w:t>
+      </w:r>
+      <m:oMath>
+        <m:sSub>
+          <m:sSubPr>
+            <m:ctrlPr>
+              <w:rPr>
+                <w:rFonts w:ascii="Cambria Math" w:hAnsi="Cambria Math"/>
+                <w:i/>
+              </w:rPr>
+            </m:ctrlPr>
+          </m:sSubPr>
+          <m:e>
+            <m:r>
+              <w:rPr>
+                <w:rFonts w:ascii="Cambria Math" w:hAnsi="Cambria Math"/>
+              </w:rPr>
+              <m:t>H</m:t>
+            </m:r>
+          </m:e>
+          <m:sub>
+            <m:r>
+              <w:rPr>
+                <w:rFonts w:ascii="Cambria Math" w:hAnsi="Cambria Math"/>
+              </w:rPr>
+              <m:t>0</m:t>
+            </m:r>
+          </m:sub>
+        </m:sSub>
+        <m:r>
+          <w:rPr>
+            <w:rFonts w:ascii="Cambria Math" w:hAnsi="Cambria Math"/>
+          </w:rPr>
+          <m:t>:</m:t>
+        </m:r>
+        <m:sSub>
+          <m:sSubPr>
+            <m:ctrlPr>
+              <w:rPr>
+                <w:rFonts w:ascii="Cambria Math" w:hAnsi="Cambria Math"/>
+                <w:i/>
+              </w:rPr>
+            </m:ctrlPr>
+          </m:sSubPr>
+          <m:e>
+            <m:r>
+              <w:rPr>
+                <w:rFonts w:ascii="Cambria Math" w:hAnsi="Cambria Math"/>
+              </w:rPr>
+              <m:t>β</m:t>
+            </m:r>
+          </m:e>
+          <m:sub>
+            <m:r>
+              <w:rPr>
+                <w:rFonts w:ascii="Cambria Math" w:hAnsi="Cambria Math"/>
+              </w:rPr>
+              <m:t>1</m:t>
+            </m:r>
+          </m:sub>
+        </m:sSub>
+        <m:r>
+          <w:rPr>
+            <w:rFonts w:ascii="Cambria Math" w:hAnsi="Cambria Math"/>
+          </w:rPr>
+          <m:t>=0</m:t>
+        </m:r>
+      </m:oMath>
+      <w:r>
+        <w:rPr>
+          <w:rFonts w:hint="eastAsia"/>
+        </w:rPr>
+        <w:t xml:space="preserve"> </w:t>
+      </w:r>
+      <w:r>
+        <w:t xml:space="preserve">against </w:t>
+      </w:r>
+      <m:oMath>
+        <m:sSub>
+          <m:sSubPr>
+            <m:ctrlPr>
+              <w:rPr>
+                <w:rFonts w:ascii="Cambria Math" w:hAnsi="Cambria Math"/>
+                <w:i/>
+              </w:rPr>
+            </m:ctrlPr>
+          </m:sSubPr>
+          <m:e>
+            <m:r>
+              <w:rPr>
+                <w:rFonts w:ascii="Cambria Math" w:hAnsi="Cambria Math"/>
+              </w:rPr>
+              <m:t>H</m:t>
+            </m:r>
+          </m:e>
+          <m:sub>
+            <m:r>
+              <w:rPr>
+                <w:rFonts w:ascii="Cambria Math" w:hAnsi="Cambria Math"/>
+              </w:rPr>
+              <m:t>a</m:t>
+            </m:r>
+          </m:sub>
+        </m:sSub>
+        <m:r>
+          <w:rPr>
+            <w:rFonts w:ascii="Cambria Math" w:hAnsi="Cambria Math"/>
+          </w:rPr>
+          <m:t>:</m:t>
+        </m:r>
+        <m:sSub>
+          <m:sSubPr>
+            <m:ctrlPr>
+              <w:rPr>
+                <w:rFonts w:ascii="Cambria Math" w:hAnsi="Cambria Math"/>
+                <w:i/>
+              </w:rPr>
+            </m:ctrlPr>
+          </m:sSubPr>
+          <m:e>
+            <m:r>
+              <w:rPr>
+                <w:rFonts w:ascii="Cambria Math" w:hAnsi="Cambria Math"/>
+              </w:rPr>
+              <m:t>β</m:t>
+            </m:r>
+          </m:e>
+          <m:sub>
+            <m:r>
+              <w:rPr>
+                <w:rFonts w:ascii="Cambria Math" w:hAnsi="Cambria Math"/>
+              </w:rPr>
+              <m:t>1</m:t>
+            </m:r>
+          </m:sub>
+        </m:sSub>
+        <m:r>
+          <w:rPr>
+            <w:rFonts w:ascii="Cambria Math" w:hAnsi="Cambria Math"/>
+          </w:rPr>
+          <m:t>&gt;</m:t>
+        </m:r>
+        <m:r>
+          <w:rPr>
+            <w:rFonts w:ascii="Cambria Math" w:hAnsi="Cambria Math"/>
+          </w:rPr>
+          <m:t>0</m:t>
+        </m:r>
+      </m:oMath>
+      <w:r>
+        <w:t xml:space="preserve"> to be sensitive to a 50% increase, for a standard deviation increase in cholesterol. The odds of severe heart disease at the mean cholesterol level equal </w:t>
+      </w:r>
+      <m:oMath>
+        <m:r>
+          <w:rPr>
+            <w:rFonts w:ascii="Cambria Math" w:hAnsi="Cambria Math"/>
+          </w:rPr>
+          <m:t>0.08/0.92=0.087</m:t>
+        </m:r>
+      </m:oMath>
+      <w:r>
+        <w:t xml:space="preserve">, and the odds one standard deviation above the mean equal </w:t>
+      </w:r>
+      <m:oMath>
+        <m:r>
+          <w:rPr>
+            <w:rFonts w:ascii="Cambria Math" w:hAnsi="Cambria Math"/>
+          </w:rPr>
+          <m:t>0.12/0.88=0.136</m:t>
+        </m:r>
+      </m:oMath>
+      <w:r>
+        <w:t xml:space="preserve">. The odds ratio equals </w:t>
+      </w:r>
+      <m:oMath>
+        <m:r>
+          <w:rPr>
+            <w:rFonts w:ascii="Cambria Math" w:hAnsi="Cambria Math"/>
+          </w:rPr>
+          <m:t>θ=</m:t>
+        </m:r>
+        <m:r>
+          <w:rPr>
+            <w:rFonts w:ascii="Cambria Math" w:hAnsi="Cambria Math" w:hint="eastAsia"/>
+          </w:rPr>
+          <m:t>0</m:t>
+        </m:r>
+        <m:r>
+          <w:rPr>
+            <w:rFonts w:ascii="Cambria Math" w:hAnsi="Cambria Math"/>
+          </w:rPr>
+          <m:t>.136/0.087=1.57</m:t>
+        </m:r>
+      </m:oMath>
+      <w:r>
+        <w:t>, from</w:t>
+      </w:r>
+      <w:r>
+        <w:rPr>
+          <w:rFonts w:hint="eastAsia"/>
+        </w:rPr>
+        <w:t xml:space="preserve"> </w:t>
+      </w:r>
+      <w:r>
+        <w:t>which</w:t>
+      </w:r>
+      <w:r>
+        <w:rPr>
+          <w:rFonts w:hint="eastAsia"/>
+        </w:rPr>
+        <w:t xml:space="preserve"> </w:t>
+      </w:r>
+      <m:oMath>
+        <m:r>
+          <w:rPr>
+            <w:rFonts w:ascii="Cambria Math" w:hAnsi="Cambria Math"/>
+          </w:rPr>
+          <m:t>λ=</m:t>
+        </m:r>
+        <m:func>
+          <m:funcPr>
+            <m:ctrlPr>
+              <w:rPr>
+                <w:rFonts w:ascii="Cambria Math" w:hAnsi="Cambria Math"/>
+                <w:i/>
+              </w:rPr>
+            </m:ctrlPr>
+          </m:funcPr>
+          <m:fName>
+            <m:r>
+              <m:rPr>
+                <m:sty m:val="p"/>
+              </m:rPr>
+              <w:rPr>
+                <w:rFonts w:ascii="Cambria Math" w:hAnsi="Cambria Math"/>
+              </w:rPr>
+              <m:t>log</m:t>
+            </m:r>
+          </m:fName>
+          <m:e>
+            <m:d>
+              <m:dPr>
+                <m:ctrlPr>
+                  <w:rPr>
+                    <w:rFonts w:ascii="Cambria Math" w:hAnsi="Cambria Math"/>
+                    <w:i/>
+                  </w:rPr>
+                </m:ctrlPr>
+              </m:dPr>
+              <m:e>
+                <m:r>
+                  <w:rPr>
+                    <w:rFonts w:ascii="Cambria Math" w:hAnsi="Cambria Math"/>
+                  </w:rPr>
+                  <m:t>1.57</m:t>
+                </m:r>
+              </m:e>
+            </m:d>
+          </m:e>
+        </m:func>
+        <m:r>
+          <w:rPr>
+            <w:rFonts w:ascii="Cambria Math" w:hAnsi="Cambria Math"/>
+          </w:rPr>
+          <m:t>=0.450</m:t>
+        </m:r>
+      </m:oMath>
+      <w:r>
+        <w:t xml:space="preserve"> and </w:t>
+      </w:r>
+      <m:oMath>
+        <m:r>
+          <w:rPr>
+            <w:rFonts w:ascii="Cambria Math" w:hAnsi="Cambria Math"/>
+          </w:rPr>
+          <m:t>δ=1.306</m:t>
+        </m:r>
+      </m:oMath>
+      <w:r>
+        <w:t xml:space="preserve">. For </w:t>
+      </w:r>
+      <m:oMath>
+        <m:r>
+          <w:rPr>
+            <w:rFonts w:ascii="Cambria Math" w:hAnsi="Cambria Math"/>
+          </w:rPr>
+          <m:t>β=P(</m:t>
+        </m:r>
+        <m:r>
+          <m:rPr>
+            <m:sty m:val="p"/>
+          </m:rPr>
+          <w:rPr>
+            <w:rFonts w:ascii="Cambria Math" w:hAnsi="Cambria Math"/>
+          </w:rPr>
+          <m:t>Type II error</m:t>
+        </m:r>
+        <m:r>
+          <w:rPr>
+            <w:rFonts w:ascii="Cambria Math" w:hAnsi="Cambria Math"/>
+          </w:rPr>
+          <m:t>)=0.10</m:t>
+        </m:r>
+      </m:oMath>
+      <w:r>
+        <w:t xml:space="preserve"> in an </w:t>
+      </w:r>
+      <m:oMath>
+        <m:r>
+          <w:rPr>
+            <w:rFonts w:ascii="Cambria Math" w:hAnsi="Cambria Math"/>
+          </w:rPr>
+          <m:t>α=0.05</m:t>
+        </m:r>
+      </m:oMath>
+      <w:r>
+        <w:t xml:space="preserve">, </w:t>
+      </w:r>
+      <m:oMath>
+        <m:sSub>
+          <m:sSubPr>
+            <m:ctrlPr>
+              <w:rPr>
+                <w:rFonts w:ascii="Cambria Math" w:hAnsi="Cambria Math"/>
+                <w:i/>
+              </w:rPr>
+            </m:ctrlPr>
+          </m:sSubPr>
+          <m:e>
+            <m:r>
+              <w:rPr>
+                <w:rFonts w:ascii="Cambria Math" w:hAnsi="Cambria Math"/>
+              </w:rPr>
+              <m:t>z</m:t>
+            </m:r>
+          </m:e>
+          <m:sub>
+            <m:r>
+              <w:rPr>
+                <w:rFonts w:ascii="Cambria Math" w:hAnsi="Cambria Math"/>
+              </w:rPr>
+              <m:t>0</m:t>
+            </m:r>
+            <m:r>
+              <w:rPr>
+                <w:rFonts w:ascii="Cambria Math" w:hAnsi="Cambria Math"/>
+              </w:rPr>
+              <m:t>.05</m:t>
+            </m:r>
+          </m:sub>
+        </m:sSub>
+        <m:r>
+          <w:rPr>
+            <w:rFonts w:ascii="Cambria Math" w:hAnsi="Cambria Math"/>
+          </w:rPr>
+          <m:t>=1.645</m:t>
+        </m:r>
+      </m:oMath>
+      <w:r>
+        <w:t xml:space="preserve">, </w:t>
+      </w:r>
+      <m:oMath>
+        <m:sSub>
+          <m:sSubPr>
+            <m:ctrlPr>
+              <w:rPr>
+                <w:rFonts w:ascii="Cambria Math" w:hAnsi="Cambria Math"/>
+                <w:i/>
+              </w:rPr>
+            </m:ctrlPr>
+          </m:sSubPr>
+          <m:e>
+            <m:r>
+              <w:rPr>
+                <w:rFonts w:ascii="Cambria Math" w:hAnsi="Cambria Math"/>
+              </w:rPr>
+              <m:t>z</m:t>
+            </m:r>
+          </m:e>
+          <m:sub>
+            <m:r>
+              <w:rPr>
+                <w:rFonts w:ascii="Cambria Math" w:hAnsi="Cambria Math"/>
+              </w:rPr>
+              <m:t>0</m:t>
+            </m:r>
+            <m:r>
+              <w:rPr>
+                <w:rFonts w:ascii="Cambria Math" w:hAnsi="Cambria Math"/>
+              </w:rPr>
+              <m:t>.10</m:t>
+            </m:r>
+          </m:sub>
+        </m:sSub>
+        <m:r>
+          <w:rPr>
+            <w:rFonts w:ascii="Cambria Math" w:hAnsi="Cambria Math"/>
+          </w:rPr>
+          <m:t>=1.28</m:t>
+        </m:r>
+      </m:oMath>
+      <w:r>
+        <w:t xml:space="preserve">, and the study needs </w:t>
+      </w:r>
+      <m:oMath>
+        <m:r>
+          <w:rPr>
+            <w:rFonts w:ascii="Cambria Math" w:hAnsi="Cambria Math"/>
+          </w:rPr>
+          <m:t>n=612</m:t>
+        </m:r>
+      </m:oMath>
+      <w:r>
+        <w:t>.</w:t>
+      </w:r>
     </w:p>
     <w:sectPr>
       <w:pgSz w:w="11906" w:h="16838"/>
